--- a/klagomål/A 59433-2025 FSC-klagomål.docx
+++ b/klagomål/A 59433-2025 FSC-klagomål.docx
@@ -1250,7 +1250,7 @@
     <w:r>
       <w:tab/>
       <w:tab/>
-      <w:t>2025-12-19</w:t>
+      <w:t>2025-12-20</w:t>
       <w:br/>
       <w:br/>
     </w:r>

--- a/klagomål/A 59433-2025 FSC-klagomål.docx
+++ b/klagomål/A 59433-2025 FSC-klagomål.docx
@@ -1250,7 +1250,7 @@
     <w:r>
       <w:tab/>
       <w:tab/>
-      <w:t>2025-12-20</w:t>
+      <w:t>2025-12-21</w:t>
       <w:br/>
       <w:br/>
     </w:r>

--- a/klagomål/A 59433-2025 FSC-klagomål.docx
+++ b/klagomål/A 59433-2025 FSC-klagomål.docx
@@ -1250,7 +1250,7 @@
     <w:r>
       <w:tab/>
       <w:tab/>
-      <w:t>2025-12-21</w:t>
+      <w:t>2025-12-22</w:t>
       <w:br/>
       <w:br/>
     </w:r>

--- a/klagomål/A 59433-2025 FSC-klagomål.docx
+++ b/klagomål/A 59433-2025 FSC-klagomål.docx
@@ -1250,7 +1250,7 @@
     <w:r>
       <w:tab/>
       <w:tab/>
-      <w:t>2025-12-22</w:t>
+      <w:t>2025-12-26</w:t>
       <w:br/>
       <w:br/>
     </w:r>

--- a/klagomål/A 59433-2025 FSC-klagomål.docx
+++ b/klagomål/A 59433-2025 FSC-klagomål.docx
@@ -1250,7 +1250,7 @@
     <w:r>
       <w:tab/>
       <w:tab/>
-      <w:t>2025-12-26</w:t>
+      <w:t>2025-12-28</w:t>
       <w:br/>
       <w:br/>
     </w:r>

--- a/klagomål/A 59433-2025 FSC-klagomål.docx
+++ b/klagomål/A 59433-2025 FSC-klagomål.docx
@@ -1250,7 +1250,7 @@
     <w:r>
       <w:tab/>
       <w:tab/>
-      <w:t>2025-12-28</w:t>
+      <w:t>2025-12-29</w:t>
       <w:br/>
       <w:br/>
     </w:r>

--- a/klagomål/A 59433-2025 FSC-klagomål.docx
+++ b/klagomål/A 59433-2025 FSC-klagomål.docx
@@ -1250,7 +1250,7 @@
     <w:r>
       <w:tab/>
       <w:tab/>
-      <w:t>2025-12-29</w:t>
+      <w:t>2025-12-30</w:t>
       <w:br/>
       <w:br/>
     </w:r>

--- a/klagomål/A 59433-2025 FSC-klagomål.docx
+++ b/klagomål/A 59433-2025 FSC-klagomål.docx
@@ -1250,7 +1250,7 @@
     <w:r>
       <w:tab/>
       <w:tab/>
-      <w:t>2025-12-30</w:t>
+      <w:t>2025-12-31</w:t>
       <w:br/>
       <w:br/>
     </w:r>

--- a/klagomål/A 59433-2025 FSC-klagomål.docx
+++ b/klagomål/A 59433-2025 FSC-klagomål.docx
@@ -1250,7 +1250,7 @@
     <w:r>
       <w:tab/>
       <w:tab/>
-      <w:t>2025-12-31</w:t>
+      <w:t>2026-01-03</w:t>
       <w:br/>
       <w:br/>
     </w:r>

--- a/klagomål/A 59433-2025 FSC-klagomål.docx
+++ b/klagomål/A 59433-2025 FSC-klagomål.docx
@@ -1250,7 +1250,7 @@
     <w:r>
       <w:tab/>
       <w:tab/>
-      <w:t>2026-01-07</w:t>
+      <w:t>2026-01-08</w:t>
       <w:br/>
       <w:br/>
     </w:r>

--- a/klagomål/A 59433-2025 FSC-klagomål.docx
+++ b/klagomål/A 59433-2025 FSC-klagomål.docx
@@ -1250,7 +1250,7 @@
     <w:r>
       <w:tab/>
       <w:tab/>
-      <w:t>2026-01-08</w:t>
+      <w:t>2026-01-09</w:t>
       <w:br/>
       <w:br/>
     </w:r>

--- a/klagomål/A 59433-2025 FSC-klagomål.docx
+++ b/klagomål/A 59433-2025 FSC-klagomål.docx
@@ -1250,7 +1250,7 @@
     <w:r>
       <w:tab/>
       <w:tab/>
-      <w:t>2026-01-09</w:t>
+      <w:t>2026-01-10</w:t>
       <w:br/>
       <w:br/>
     </w:r>

--- a/klagomål/A 59433-2025 FSC-klagomål.docx
+++ b/klagomål/A 59433-2025 FSC-klagomål.docx
@@ -1250,7 +1250,7 @@
     <w:r>
       <w:tab/>
       <w:tab/>
-      <w:t>2026-01-10</w:t>
+      <w:t>2026-01-11</w:t>
       <w:br/>
       <w:br/>
     </w:r>

--- a/klagomål/A 59433-2025 FSC-klagomål.docx
+++ b/klagomål/A 59433-2025 FSC-klagomål.docx
@@ -1250,7 +1250,7 @@
     <w:r>
       <w:tab/>
       <w:tab/>
-      <w:t>2026-01-11</w:t>
+      <w:t>2026-01-12</w:t>
       <w:br/>
       <w:br/>
     </w:r>

--- a/klagomål/A 59433-2025 FSC-klagomål.docx
+++ b/klagomål/A 59433-2025 FSC-klagomål.docx
@@ -1250,7 +1250,7 @@
     <w:r>
       <w:tab/>
       <w:tab/>
-      <w:t>2026-01-12</w:t>
+      <w:t>2026-01-13</w:t>
       <w:br/>
       <w:br/>
     </w:r>

--- a/klagomål/A 59433-2025 FSC-klagomål.docx
+++ b/klagomål/A 59433-2025 FSC-klagomål.docx
@@ -1250,7 +1250,7 @@
     <w:r>
       <w:tab/>
       <w:tab/>
-      <w:t>2026-01-13</w:t>
+      <w:t>2026-01-14</w:t>
       <w:br/>
       <w:br/>
     </w:r>

--- a/klagomål/A 59433-2025 FSC-klagomål.docx
+++ b/klagomål/A 59433-2025 FSC-klagomål.docx
@@ -1250,7 +1250,7 @@
     <w:r>
       <w:tab/>
       <w:tab/>
-      <w:t>2026-01-14</w:t>
+      <w:t>2026-01-15</w:t>
       <w:br/>
       <w:br/>
     </w:r>

--- a/klagomål/A 59433-2025 FSC-klagomål.docx
+++ b/klagomål/A 59433-2025 FSC-klagomål.docx
@@ -1250,7 +1250,7 @@
     <w:r>
       <w:tab/>
       <w:tab/>
-      <w:t>2026-01-15</w:t>
+      <w:t>2026-01-16</w:t>
       <w:br/>
       <w:br/>
     </w:r>

--- a/klagomål/A 59433-2025 FSC-klagomål.docx
+++ b/klagomål/A 59433-2025 FSC-klagomål.docx
@@ -1250,7 +1250,7 @@
     <w:r>
       <w:tab/>
       <w:tab/>
-      <w:t>2026-01-16</w:t>
+      <w:t>2026-01-17</w:t>
       <w:br/>
       <w:br/>
     </w:r>

--- a/klagomål/A 59433-2025 FSC-klagomål.docx
+++ b/klagomål/A 59433-2025 FSC-klagomål.docx
@@ -1250,7 +1250,7 @@
     <w:r>
       <w:tab/>
       <w:tab/>
-      <w:t>2026-01-17</w:t>
+      <w:t>2026-01-18</w:t>
       <w:br/>
       <w:br/>
     </w:r>

--- a/klagomål/A 59433-2025 FSC-klagomål.docx
+++ b/klagomål/A 59433-2025 FSC-klagomål.docx
@@ -1250,7 +1250,7 @@
     <w:r>
       <w:tab/>
       <w:tab/>
-      <w:t>2026-01-18</w:t>
+      <w:t>2026-01-19</w:t>
       <w:br/>
       <w:br/>
     </w:r>

--- a/klagomål/A 59433-2025 FSC-klagomål.docx
+++ b/klagomål/A 59433-2025 FSC-klagomål.docx
@@ -1250,7 +1250,7 @@
     <w:r>
       <w:tab/>
       <w:tab/>
-      <w:t>2026-01-19</w:t>
+      <w:t>2026-01-20</w:t>
       <w:br/>
       <w:br/>
     </w:r>

--- a/klagomål/A 59433-2025 FSC-klagomål.docx
+++ b/klagomål/A 59433-2025 FSC-klagomål.docx
@@ -1250,7 +1250,7 @@
     <w:r>
       <w:tab/>
       <w:tab/>
-      <w:t>2026-01-20</w:t>
+      <w:t>2026-01-21</w:t>
       <w:br/>
       <w:br/>
     </w:r>

--- a/klagomål/A 59433-2025 FSC-klagomål.docx
+++ b/klagomål/A 59433-2025 FSC-klagomål.docx
@@ -1250,7 +1250,7 @@
     <w:r>
       <w:tab/>
       <w:tab/>
-      <w:t>2026-01-21</w:t>
+      <w:t>2026-01-23</w:t>
       <w:br/>
       <w:br/>
     </w:r>

--- a/klagomål/A 59433-2025 FSC-klagomål.docx
+++ b/klagomål/A 59433-2025 FSC-klagomål.docx
@@ -1250,7 +1250,7 @@
     <w:r>
       <w:tab/>
       <w:tab/>
-      <w:t>2026-01-23</w:t>
+      <w:t>2026-01-24</w:t>
       <w:br/>
       <w:br/>
     </w:r>

--- a/klagomål/A 59433-2025 FSC-klagomål.docx
+++ b/klagomål/A 59433-2025 FSC-klagomål.docx
@@ -1250,7 +1250,7 @@
     <w:r>
       <w:tab/>
       <w:tab/>
-      <w:t>2026-01-24</w:t>
+      <w:t>2026-01-25</w:t>
       <w:br/>
       <w:br/>
     </w:r>

--- a/klagomål/A 59433-2025 FSC-klagomål.docx
+++ b/klagomål/A 59433-2025 FSC-klagomål.docx
@@ -1250,7 +1250,7 @@
     <w:r>
       <w:tab/>
       <w:tab/>
-      <w:t>2026-01-25</w:t>
+      <w:t>2026-01-26</w:t>
       <w:br/>
       <w:br/>
     </w:r>

--- a/klagomål/A 59433-2025 FSC-klagomål.docx
+++ b/klagomål/A 59433-2025 FSC-klagomål.docx
@@ -1250,7 +1250,7 @@
     <w:r>
       <w:tab/>
       <w:tab/>
-      <w:t>2026-01-26</w:t>
+      <w:t>2026-01-27</w:t>
       <w:br/>
       <w:br/>
     </w:r>

--- a/klagomål/A 59433-2025 FSC-klagomål.docx
+++ b/klagomål/A 59433-2025 FSC-klagomål.docx
@@ -1250,7 +1250,7 @@
     <w:r>
       <w:tab/>
       <w:tab/>
-      <w:t>2026-01-27</w:t>
+      <w:t>2026-01-28</w:t>
       <w:br/>
       <w:br/>
     </w:r>

--- a/klagomål/A 59433-2025 FSC-klagomål.docx
+++ b/klagomål/A 59433-2025 FSC-klagomål.docx
@@ -112,7 +112,7 @@
         <w:pStyle w:val="ListBullet"/>
       </w:pPr>
       <w:r>
-        <w:t>Om ett ombud (tex Norra skog eller Mellanskog) avverkningsanmäler en skog med naturvärden motsvarande nyckelbiotops kvalité men markägaren inte är FSC certifierad, bör du skicka in ett FSC kontrollerat virke klagomål. Då ska klagomålet skickas till ombudsföretaget.</w:t>
+        <w:t>Om ett ombud (tex Norra skog eller Mellanskog) avverkningsanmäler en skog med naturvärden motsvarande nyckelbiotops kvalitet men markägaren inte är FSC certifierad, bör du skicka in ett FSC kontrollerat virke klagomål. Då ska klagomålet skickas till ombudsföretaget.</w:t>
       </w:r>
     </w:p>
     <w:p>
@@ -251,10 +251,39 @@
         <w:rPr>
           <w:b/>
         </w:rPr>
+        <w:t xml:space="preserve">Blodticka </w:t>
+      </w:r>
+      <w:r>
+        <w:t xml:space="preserve">är i norra Sverige främst knuten till grova granlågor i urskogsartad barrskog, men förekommer ibland även på klenare granar i anslutning till bäckar och sumpskogar. Den är en bra indikator på granskogar med höga naturvärden och oftast förekommer den tillsammans med ett stort antal ovanliga och rödlistade arter. I södra Sverige växer den framför allt på tall och har då ett lägre signalvärde. Blodticka är typisk art för </w:t>
+      </w:r>
+      <w:r>
+        <w:rPr>
+          <w:i/>
+        </w:rPr>
+        <w:t>9030 Landhöjningsskog</w:t>
+      </w:r>
+      <w:r>
+        <w:t xml:space="preserve"> (SLU Artdatabanken, 2025; Nitare &amp; Skogsstyrelsen, 2019).</w:t>
+      </w:r>
+    </w:p>
+    <w:p>
+      <w:r>
+        <w:rPr>
+          <w:b/>
+        </w:rPr>
         <w:t>Brunpudrad nållav (NT)</w:t>
       </w:r>
       <w:r>
-        <w:t xml:space="preserve"> är beroende av hög, jämn luftfuktighet och kan påträffas i fuktiga skogar av naturskogskaraktär, ofta i sumpgranskog eller andra sumpskogar. Arten är placerad högst upp i Skogsstyrelsens värdepyramid för bedömning av skog med höga naturvärden och förekomster bör undantas från skogsbruksåtgärder (SLU Artdatabanken, 2024; Nitare &amp; Skogsstyrelsen, 2019).</w:t>
+        <w:t xml:space="preserve"> är beroende av hög, jämn luftfuktighet och kan påträffas i fuktiga skogar av naturskogskaraktär, ofta i sumpgranskog eller andra sumpskogar. Arten är placerad högst upp i Skogsstyrelsens värdepyramid för bedömning av skog med höga naturvärden och förekomster bör undantas från skogsbruksåtgärder. Brunpudrad nållav är typisk art för </w:t>
+      </w:r>
+      <w:r>
+        <w:rPr>
+          <w:i/>
+        </w:rPr>
+        <w:t>9010 Taiga</w:t>
+      </w:r>
+      <w:r>
+        <w:t xml:space="preserve"> (SLU Artdatabanken, 2024; Nitare &amp; Skogsstyrelsen, 2019).</w:t>
       </w:r>
     </w:p>
     <w:p>
@@ -265,7 +294,16 @@
         <w:t>Gammelgransskål (NT)</w:t>
       </w:r>
       <w:r>
-        <w:t xml:space="preserve"> är en liten skålsvamp som växer på gamla granar med skrovlig bark. Typiska växtplatser är gransumpskog i myrkanter, bäckdråg, bäckraviner och skuggiga bergssluttningar, men också skog på torrare mark kan hysa arten om beståndet har stark naturskogskaraktär. Bestånd med arten bör behandlas som nyckelbiotoper och sparas vid en slutavverkning. Även gallring bör undvikas (SLU Artdatabanken, 2024; Nitare &amp; Skogsstyrelsen, 2019).</w:t>
+        <w:t xml:space="preserve"> är en liten skålsvamp som växer på gamla granar med skrovlig bark. Typiska växtplatser är gransumpskog i myrkanter, bäckdråg, bäckraviner och skuggiga bergssluttningar, men också skog på torrare mark kan hysa arten om beståndet har stark naturskogskaraktär. Bestånd med arten bör behandlas som nyckelbiotoper och sparas vid en slutavverkning. Även gallring bör undvikas. Gammelgransskål är typisk art för </w:t>
+      </w:r>
+      <w:r>
+        <w:rPr>
+          <w:i/>
+        </w:rPr>
+        <w:t>9010 Taiga</w:t>
+      </w:r>
+      <w:r>
+        <w:t xml:space="preserve"> (SLU Artdatabanken, 2024; Nitare &amp; Skogsstyrelsen, 2019).</w:t>
       </w:r>
     </w:p>
     <w:p>
@@ -276,7 +314,25 @@
         <w:t>Garnlav (NT)</w:t>
       </w:r>
       <w:r>
-        <w:t xml:space="preserve"> är en utpräglad barrskogsart som ibland kan drapera träden i norrländska grannaturskogar med hög luftfuktighet. Den förekommer även i talldominerade bestånd där den, förutom i trädens grenverk, påträffas hängande över ojämnheter i tallbarken. Arten har minskat starkt i södra och mellersta Sverige och den minskar även i sitt nordliga utbredningsområde. Orsaken till tillbakagången beror främst på slutavverkningar av naturskogsartade skogar. Bestånd med riklig förekomst bör regelmässigt sparas. Garnlav är värdväxt för den mycket sällsynta och akut hotade fjärilen barrskogslavfly (CR) som hör hemma i boreala barrskogar med riklig förekomst av värdväxten. Tidigare kunde arten konstateras årligen på flera platser vid Dala-Floda i Dalarna innan lokalerna kalavverkades. Senaste fyndet i landet av barrskogslavfly är från år 2000 då den påträffades vid Högberget i Sollefteå kommun (SLU Artdatabanken, 2024).</w:t>
+        <w:t xml:space="preserve"> är en utpräglad barrskogsart som ibland kan drapera träden i norrländska grannaturskogar med hög luftfuktighet. Den förekommer även i talldominerade bestånd där den, förutom i trädens grenverk, påträffas hängande över ojämnheter i tallbarken. Arten har minskat starkt i södra och mellersta Sverige och den minskar även i sitt nordliga utbredningsområde. Orsaken till tillbakagången beror främst på slutavverkningar av naturskogsartade skogar. Bestånd med riklig förekomst bör regelmässigt sparas. Garnlav är värdväxt för den mycket sällsynta och akut hotade fjärilen barrskogslavfly (CR) som hör hemma i boreala barrskogar med riklig förekomst av värdväxten. Tidigare kunde arten konstateras årligen på flera platser vid Dala-Floda i Dalarna innan lokalerna kalavverkades. Senaste fyndet i landet av barrskogslavfly är från år 2000 då den påträffades vid Högberget i Sollefteå kommun. Garnlav är typisk art för </w:t>
+      </w:r>
+      <w:r>
+        <w:rPr>
+          <w:i/>
+        </w:rPr>
+        <w:t xml:space="preserve">9010 Taiga </w:t>
+      </w:r>
+      <w:r>
+        <w:t>och</w:t>
+      </w:r>
+      <w:r>
+        <w:rPr>
+          <w:i/>
+        </w:rPr>
+        <w:t xml:space="preserve"> 9070 Trädklädd betesmark </w:t>
+      </w:r>
+      <w:r>
+        <w:t xml:space="preserve"> (SLU Artdatabanken, 2024).</w:t>
       </w:r>
     </w:p>
     <w:p>
@@ -298,7 +354,16 @@
         <w:t>Gränsticka (NT)</w:t>
       </w:r>
       <w:r>
-        <w:t xml:space="preserve"> är en mycket bra signalart inom hela sitt utbredningsområde. Den är huvudsakligen knuten till restbestånd av barrnaturskog och förekommer med ett tydligt optimum i orörda eller måttligt påverkade gamla granskogar där det föreligger långvarig kontinuitet av grov död ved. Lokaler som hyser arten, speciellt i mellersta och södra Sverige, bör undantas från skogsbruk (SLU Artdatabanken, 2024; Nitare &amp; Skogsstyrelsen, 2019).</w:t>
+        <w:t xml:space="preserve"> är en mycket bra signalart inom hela sitt utbredningsområde. Den är huvudsakligen knuten till restbestånd av barrnaturskog och förekommer med ett tydligt optimum i orörda eller måttligt påverkade gamla granskogar där det föreligger långvarig kontinuitet av grov död ved. Lokaler som hyser arten, speciellt i mellersta och södra Sverige, bör undantas från skogsbruk. Gränsticka är typisk art för </w:t>
+      </w:r>
+      <w:r>
+        <w:rPr>
+          <w:i/>
+        </w:rPr>
+        <w:t>9010 Taiga</w:t>
+      </w:r>
+      <w:r>
+        <w:t xml:space="preserve"> (SLU Artdatabanken, 2024; Nitare &amp; Skogsstyrelsen, 2019).</w:t>
       </w:r>
     </w:p>
     <w:p>
@@ -309,7 +374,25 @@
         <w:t>Harticka (NT)</w:t>
       </w:r>
       <w:r>
-        <w:t xml:space="preserve"> är normalt en mycket bra signalart för granskogar med höga naturvärden. Även när svampen påträffas i mer påverkade skogar är det nästan alltid fråga om skogsmiljöer i sena successionsstadier med höga naturvärden. Skogsskötselåtgärder på eller i omedelbar närhet av växtplatserna kan innebära ett hot mot arten (SLU Artdatabanken, 2024; Nitare &amp; Skogsstyrelsen, 2019).</w:t>
+        <w:t xml:space="preserve"> är normalt en mycket bra signalart för granskogar med höga naturvärden. Även när svampen påträffas i mer påverkade skogar är det nästan alltid fråga om skogsmiljöer i sena successionsstadier med höga naturvärden. Skogsskötselåtgärder på eller i omedelbar närhet av växtplatserna kan innebära ett hot mot arten. Harticka är typisk art för </w:t>
+      </w:r>
+      <w:r>
+        <w:rPr>
+          <w:i/>
+        </w:rPr>
+        <w:t xml:space="preserve">9010 Taiga, 9050 Näringsrik granskog </w:t>
+      </w:r>
+      <w:r>
+        <w:t xml:space="preserve">och </w:t>
+      </w:r>
+      <w:r>
+        <w:rPr>
+          <w:i/>
+        </w:rPr>
+        <w:t>9030 Landhöjningsskog</w:t>
+      </w:r>
+      <w:r>
+        <w:t xml:space="preserve"> (SLU Artdatabanken, 2024; Nitare &amp; Skogsstyrelsen, 2019).</w:t>
       </w:r>
     </w:p>
     <w:p>
@@ -320,7 +403,65 @@
         <w:t>Knottrig blåslav (NT)</w:t>
       </w:r>
       <w:r>
-        <w:t xml:space="preserve"> har sin huvudutbredning i gamla granskogar i det övre barrskogsbältet mot fjällen. Den signalerar alltid höga naturvärden och växer i skogar med lång kontinuitet, mest i opåverkade naturskogsbestånd. Arten överlever inte en slutavverkning (inklusive hänsyn) och den finns idag enbart i kontinuitetsskog. Lavens fortsatta förekomst bör säkerställas genom att lokaler med äldre barrskog skyddas (SLU Artdatabanken, 2024; Nitare &amp; Skogsstyrelsen, 2019).</w:t>
+        <w:t xml:space="preserve"> har sin huvudutbredning i gamla granskogar i det övre barrskogsbältet mot fjällen. Den signalerar alltid höga naturvärden och växer i skogar med lång kontinuitet, mest i opåverkade naturskogsbestånd. Arten överlever inte en slutavverkning (inklusive hänsyn) och den finns idag enbart i kontinuitetsskog. Lavens fortsatta förekomst bör säkerställas genom att lokaler med äldre barrskog skyddas. Knottrig blåslav är typisk art för </w:t>
+      </w:r>
+      <w:r>
+        <w:rPr>
+          <w:i/>
+        </w:rPr>
+        <w:t xml:space="preserve">9010 Taiga </w:t>
+      </w:r>
+      <w:r>
+        <w:t>och</w:t>
+      </w:r>
+      <w:r>
+        <w:rPr>
+          <w:i/>
+        </w:rPr>
+        <w:t xml:space="preserve"> 9040 Fjällbjörkskog</w:t>
+      </w:r>
+    </w:p>
+    <w:p>
+      <w:r>
+        <w:t>(SLU Artdatabanken, 2024; Nitare &amp; Skogsstyrelsen, 2019).</w:t>
+      </w:r>
+    </w:p>
+    <w:p>
+      <w:r>
+        <w:rPr>
+          <w:b/>
+        </w:rPr>
+        <w:t>Luddlav</w:t>
+      </w:r>
+      <w:r>
+        <w:t xml:space="preserve"> signalerar lång skoglig kontinuitet med ett stabilt lokal- och mikroklimat med hög och jämn fuktighet. Luddlav är typisk art för </w:t>
+      </w:r>
+      <w:r>
+        <w:rPr>
+          <w:i/>
+        </w:rPr>
+        <w:t>9010 Taiga,</w:t>
+      </w:r>
+      <w:r>
+        <w:t xml:space="preserve"> </w:t>
+      </w:r>
+      <w:r>
+        <w:rPr>
+          <w:i/>
+        </w:rPr>
+        <w:t xml:space="preserve">9020 Nordlig ädellövskog, 9070 Trädklädd betesmark, 9110 Näringsfattig bokskog, 9180 Ädellövskog i branter </w:t>
+      </w:r>
+      <w:r>
+        <w:t>och</w:t>
+      </w:r>
+      <w:r>
+        <w:rPr>
+          <w:i/>
+        </w:rPr>
+        <w:t xml:space="preserve"> 9190 Näringsfattig ekskog </w:t>
+      </w:r>
+      <w:r>
+        <w:t>(Nitare &amp; Skogsstyrelsen, 2019; SLU Artdatabanken, 2025).</w:t>
       </w:r>
     </w:p>
     <w:p>
@@ -331,7 +472,25 @@
         <w:t xml:space="preserve">Ostticka (VU) </w:t>
       </w:r>
       <w:r>
-        <w:t>växer huvudsakligen på grova granlågor i urskogsartad barrskog. Växtplatserna ligger vanligtvis i brandrefugiala områden med relativt hög luftfuktighet där skogen under lång tid haft en intern beståndsdynamik med successivt avdöende träd. Alla skogsskötselåtgärder på eller i omedelbar närhet av lokalerna inverkar negativt på artens fortlevnad (SLU Artdatabanken, 2024; Nitare &amp; Skogsstyrelsen, 2019).</w:t>
+        <w:t xml:space="preserve">växer huvudsakligen på grova granlågor i urskogsartad barrskog. Växtplatserna ligger vanligtvis i brandrefugiala områden med relativt hög luftfuktighet där skogen under lång tid haft en intern beståndsdynamik med successivt avdöende träd. Alla skogsskötselåtgärder på eller i omedelbar närhet av lokalerna inverkar negativt på artens fortlevnad. Ostticka är typisk art för </w:t>
+      </w:r>
+      <w:r>
+        <w:rPr>
+          <w:i/>
+        </w:rPr>
+        <w:t xml:space="preserve">9010 Taiga </w:t>
+      </w:r>
+      <w:r>
+        <w:t xml:space="preserve">och </w:t>
+      </w:r>
+      <w:r>
+        <w:rPr>
+          <w:i/>
+        </w:rPr>
+        <w:t>9030 Landhöjningsskog</w:t>
+      </w:r>
+      <w:r>
+        <w:t xml:space="preserve"> (SLU Artdatabanken, 2024; Nitare &amp; Skogsstyrelsen, 2019).</w:t>
       </w:r>
     </w:p>
     <w:p>
@@ -342,7 +501,25 @@
         <w:t>Rosenticka (NT)</w:t>
       </w:r>
       <w:r>
-        <w:t>, rödlistad som nära hotad, ingår i en karaktäristisk association av vedsvampar som växer på gamla, grova granlågor i urskogsartade barrskogar. Den är placerad i toppen av Skogsstyrelsens värdepyramid för bedömning av skog med höga naturvärden och indikerar ett granskogsekosystem med långvarig kontinuitet av grova lågor. Artens beroende av grova granlågor innebär att alla skogsskötselåtgärder på eller i omedelbar närhet av lokalerna utgör ett hot på lång sikt. Det är angeläget att populationerna inte ytterligare glesas ut och ett tillräckligt antal områden där arten nu finns måste sparas för framtiden (Nitare &amp; Skogsstyrelsen, 2019; SLU Artdatabanken, 2024).</w:t>
+        <w:t xml:space="preserve">, rödlistad som nära hotad, ingår i en karaktäristisk association av vedsvampar som växer på gamla, grova granlågor i urskogsartade barrskogar. Den är placerad i toppen av Skogsstyrelsens värdepyramid för bedömning av skog med höga naturvärden och indikerar ett granskogsekosystem med långvarig kontinuitet av grova lågor. Artens beroende av grova granlågor innebär att alla skogsskötselåtgärder på eller i omedelbar närhet av lokalerna utgör ett hot på lång sikt. Det är angeläget att populationerna inte ytterligare glesas ut och ett tillräckligt antal områden där arten nu finns måste sparas för framtiden. Rosenticka är typisk art för </w:t>
+      </w:r>
+      <w:r>
+        <w:rPr>
+          <w:i/>
+        </w:rPr>
+        <w:t xml:space="preserve">9010 Taiga </w:t>
+      </w:r>
+      <w:r>
+        <w:t xml:space="preserve">och </w:t>
+      </w:r>
+      <w:r>
+        <w:rPr>
+          <w:i/>
+        </w:rPr>
+        <w:t>9050 Näringsrik granskog</w:t>
+      </w:r>
+      <w:r>
+        <w:t xml:space="preserve"> (Nitare &amp; Skogsstyrelsen, 2019; SLU Artdatabanken, 2024).</w:t>
       </w:r>
     </w:p>
     <w:p>
@@ -353,7 +530,25 @@
         <w:t>Rödbrun blekspik (NT)</w:t>
       </w:r>
       <w:r>
-        <w:t xml:space="preserve"> växer i norra Sverige på bark och ved av björk och gran i skogar med hög och jämn luftfuktighet. I södra Sverige växer den främst på ek i öppna åldriga lövskogar. I norra delen av sitt utbredningsområde hotas arten av slutavverkningar av gamla granskogar. I den södra delen av landet hotas den genom de åldriga lövskogarnas tillbakagång och särskilt ekhagarnas igenväxning och genom plantering av sådan mark med barrskog. Rödbrun blekspik signalerar alltid höga naturvärden (SLU Artdatabanken, 2024; Nitare &amp; Skogsstyrelsen, 2019).</w:t>
+        <w:t xml:space="preserve"> växer i norra Sverige på bark och ved av björk och gran i skogar med hög och jämn luftfuktighet. I södra Sverige växer den främst på ek i öppna åldriga lövskogar. I norra delen av sitt utbredningsområde hotas arten av slutavverkningar av gamla granskogar. I den södra delen av landet hotas den genom de åldriga lövskogarnas tillbakagång och särskilt ekhagarnas igenväxning och genom plantering av sådan mark med barrskog. Rödbrun blekspik är typisk art för </w:t>
+      </w:r>
+      <w:r>
+        <w:rPr>
+          <w:i/>
+        </w:rPr>
+        <w:t xml:space="preserve">9010 Taiga, 9020 Nordlig ädellövskog, 9070 Trädklädd betesmark, 9160 Näringsrik ekskog </w:t>
+      </w:r>
+      <w:r>
+        <w:t xml:space="preserve">och </w:t>
+      </w:r>
+      <w:r>
+        <w:rPr>
+          <w:i/>
+        </w:rPr>
+        <w:t>9180 Ädellövskog i branter</w:t>
+      </w:r>
+      <w:r>
+        <w:t xml:space="preserve"> och signalerar alltid höga naturvärden (SLU Artdatabanken, 2024; Nitare &amp; Skogsstyrelsen, 2019).</w:t>
       </w:r>
     </w:p>
     <w:p>
@@ -364,7 +559,25 @@
         <w:t>Stjärntagging (NT)</w:t>
       </w:r>
       <w:r>
-        <w:t xml:space="preserve"> signalerar inom hela sitt utbredningsområde höga naturvärden. Svampen är uttorkningskänslig och beroende av ett oförändrat fuktigt mikroklimat. Den är även beroende av en ständig tillgång på död ved i olika nedbrytningsstadier, dock ej nödvändigtvis grova träd. Tidigare påverkan på miljön måste dock ha varit så skonsam att det naturliga skogsekosystemet till stora delar har bevarats. Minskningstakten för den svenska populationen bedöms vara nära gränsvärdet för Sårbar (VU) (SLU Artdatabanken, 2024; Nitare &amp; Skogsstyrelsen, 2019).</w:t>
+        <w:t xml:space="preserve"> signalerar inom hela sitt utbredningsområde höga naturvärden. Svampen är uttorkningskänslig och beroende av ett oförändrat fuktigt mikroklimat. Den är även beroende av en ständig tillgång på död ved i olika nedbrytningsstadier, dock ej nödvändigtvis grova träd. Tidigare påverkan på miljön måste dock ha varit så skonsam att det naturliga skogsekosystemet till stora delar har bevarats. Minskningstakten för den svenska populationen bedöms vara nära gränsvärdet för Sårbar (VU). Stjärntagging är typisk art för </w:t>
+      </w:r>
+      <w:r>
+        <w:rPr>
+          <w:i/>
+        </w:rPr>
+        <w:t xml:space="preserve">9010 Taiga, 9050 Näringsrik granskog </w:t>
+      </w:r>
+      <w:r>
+        <w:t xml:space="preserve">och </w:t>
+      </w:r>
+      <w:r>
+        <w:rPr>
+          <w:i/>
+        </w:rPr>
+        <w:t>9030 Landhöjningsskog</w:t>
+      </w:r>
+      <w:r>
+        <w:t xml:space="preserve"> (SLU Artdatabanken, 2024; Nitare &amp; Skogsstyrelsen, 2019).</w:t>
       </w:r>
     </w:p>
     <w:p>
@@ -375,7 +588,16 @@
         <w:t>Stuplav</w:t>
       </w:r>
       <w:r>
-        <w:t xml:space="preserve"> är en mycket bra signalart i hela sitt utbredningsområde och förekommer nästan enbart i skogsmiljöer med höga naturvärden. Den indikerar långvarig förekomst av gamla lövträd och miljöer med konstant hög luftfuktighet. I skogar med suboceaniskt klimat finns det en mycket sällsynt parasit, njurlavsknapp </w:t>
+        <w:t xml:space="preserve"> är en mycket bra signalart i hela sitt utbredningsområde och förekommer nästan enbart i skogsmiljöer med höga naturvärden. Den indikerar långvarig förekomst av gamla lövträd och miljöer med konstant hög luftfuktighet. Stuplav är typisk art för </w:t>
+      </w:r>
+      <w:r>
+        <w:rPr>
+          <w:i/>
+        </w:rPr>
+        <w:t>9010 Taiga</w:t>
+      </w:r>
+      <w:r>
+        <w:t xml:space="preserve">. I skogar med suboceaniskt klimat finns det en mycket sällsynt parasit, njurlavsknapp </w:t>
       </w:r>
       <w:r>
         <w:rPr>
@@ -395,7 +617,25 @@
         <w:t>Ullticka (NT)</w:t>
       </w:r>
       <w:r>
-        <w:t xml:space="preserve"> är knuten till restbestånd av barrnaturskog och förekommer med ett tydligt optimum i orörda eller måttligt påverkade gamla granskogar där det föreligger viss kontinuitet av grov död ved. Ullticka är en bra signalart inom hela sitt utbredningsområde och i södra Sverige är den sällsynt och en god signalart för skyddsvärda granskogsmiljöer. Den hotas av avverkning och fragmentering av naturskog och äldre granskog med lång trädkontinuitet. På ullticka kan ibland ulltickeporing (VU) påträffas - det är en sällsynt ticka som nyligen delats upp i tre olika arter: </w:t>
+        <w:t xml:space="preserve"> är knuten till restbestånd av barrnaturskog och förekommer med ett tydligt optimum i orörda eller måttligt påverkade gamla granskogar där det föreligger viss kontinuitet av grov död ved. Ullticka är en bra signalart inom hela sitt utbredningsområde och i södra Sverige är den sällsynt och en god signalart för skyddsvärda granskogsmiljöer. Den hotas av avverkning och fragmentering av naturskog och äldre granskog med lång trädkontinuitet. Ullticka är typisk art för </w:t>
+      </w:r>
+      <w:r>
+        <w:rPr>
+          <w:i/>
+        </w:rPr>
+        <w:t xml:space="preserve">9010 Taiga, 9050 Näringsrik granskog </w:t>
+      </w:r>
+      <w:r>
+        <w:t xml:space="preserve">och </w:t>
+      </w:r>
+      <w:r>
+        <w:rPr>
+          <w:i/>
+        </w:rPr>
+        <w:t>9030 Landhöjningsskog</w:t>
+      </w:r>
+      <w:r>
+        <w:t xml:space="preserve">. På ullticka kan ibland ulltickeporing (VU) påträffas - det är en sällsynt ticka som nyligen delats upp i tre olika arter: </w:t>
       </w:r>
       <w:r>
         <w:rPr>
@@ -421,6 +661,26 @@
         <w:rPr>
           <w:b/>
         </w:rPr>
+        <w:t xml:space="preserve">Vedticka </w:t>
+      </w:r>
+      <w:r>
+        <w:t xml:space="preserve">är en bra signalart söder om den naturliga norrlandsgränsen. Den är huvudsakligen knuten till äldre barrskogar där det föreligger långvarig kontinuitet av död barrved. Vedticka är typisk art för </w:t>
+      </w:r>
+      <w:r>
+        <w:rPr>
+          <w:i/>
+        </w:rPr>
+        <w:t xml:space="preserve">9010 Taiga </w:t>
+      </w:r>
+      <w:r>
+        <w:t>(Nitare &amp; Skogsstyrelsen, 2019; SLU Artdatabanken, 2025).</w:t>
+      </w:r>
+    </w:p>
+    <w:p>
+      <w:r>
+        <w:rPr>
+          <w:b/>
+        </w:rPr>
         <w:t>Violmussling (NT)</w:t>
       </w:r>
       <w:r>
@@ -460,7 +720,16 @@
         <w:t xml:space="preserve"> </w:t>
       </w:r>
       <w:r>
-        <w:t>(NT) och kilporing (NT) (SLU Artdatabanken, 2024; Nitare &amp; Skogsstyrelsen, 2019).</w:t>
+        <w:t xml:space="preserve">(NT) och kilporing (NT). Violmussling är typisk art för </w:t>
+      </w:r>
+      <w:r>
+        <w:rPr>
+          <w:i/>
+        </w:rPr>
+        <w:t>9010 Taiga</w:t>
+      </w:r>
+      <w:r>
+        <w:t xml:space="preserve"> (SLU Artdatabanken, 2024; Nitare &amp; Skogsstyrelsen, 2019).</w:t>
       </w:r>
     </w:p>
     <w:p>
@@ -482,7 +751,16 @@
         <w:t>Vitskaftad svartspik (NT)</w:t>
       </w:r>
       <w:r>
-        <w:t xml:space="preserve"> förekommer främst i naturskog på gamla senvuxna granar och signalerar alltid höga naturvärden. Alla skogliga åtgärder som kan påverka markvatten och luftfuktighet på i närheten av lokaler utgör ett hot. Avverkning av naturskogar utgör ett allvarligt hot och alla skogsskötselåtgärder på eller i närheten av växtplatserna bör undvikas. Lämpligt stora reservat av naturskogstyp bör bevaras (SLU Artdatabanken, 2024; Nitare &amp; Skogsstyrelsen, 2019).</w:t>
+        <w:t xml:space="preserve"> förekommer främst i naturskog på gamla senvuxna granar och signalerar alltid höga naturvärden. Alla skogliga åtgärder som kan påverka markvatten och luftfuktighet på i närheten av lokaler utgör ett hot. Avverkning av naturskogar utgör ett allvarligt hot och alla skogsskötselåtgärder på eller i närheten av växtplatserna bör undvikas. Lämpligt stora reservat av naturskogstyp bör bevaras. Vitskaftad svartspik är typisk art för </w:t>
+      </w:r>
+      <w:r>
+        <w:rPr>
+          <w:i/>
+        </w:rPr>
+        <w:t>9010 Taiga</w:t>
+      </w:r>
+      <w:r>
+        <w:t xml:space="preserve"> (SLU Artdatabanken, 2024; Nitare &amp; Skogsstyrelsen, 2019).</w:t>
       </w:r>
     </w:p>
     <w:p>
@@ -520,7 +798,16 @@
         <w:t>Lavskrika (§4)</w:t>
       </w:r>
       <w:r>
-        <w:t>, prioriterad art i Skogsvårdslagen, är en mycket stationär fågel, som häckar i äldre, slutna och hänglavsrika barrskogar. Reviren är livslånga med hemområden som varierar mellan 50 och 150 ha. Inom ett revir av hög kvalitet finns det som regel ett eller flera kärnområden (1–20 ha) med relativt tät flerskiktad granskog. Arten missgynnas när flerskiktad skog omförs till enskiktade bestånd och även röjning och hård gallring är starkt negativt. Lavskrikan har relativt stora hemområden och försvinner när den äldre skogen fragmenteras, särskilt allvarligt är när kärnområdena avverkas. (Skogsstyrelsen 2016). Populationen har minskat med 20–40 % de senaste 30 åren. Arten försvinner successivt framför allt vid dess utbredningsgränser (SLU Artdatabanken, 2021).</w:t>
+        <w:t xml:space="preserve">, som är typisk art för </w:t>
+      </w:r>
+      <w:r>
+        <w:rPr>
+          <w:i/>
+        </w:rPr>
+        <w:t>9010 Taiga</w:t>
+      </w:r>
+      <w:r>
+        <w:t xml:space="preserve"> och prioriterad art i Skogsvårdslagen, är en mycket stationär fågel, som häckar i äldre, slutna och hänglavsrika barrskogar. Reviren är livslånga med hemområden som varierar mellan 50 och 150 ha. Inom ett revir av hög kvalitet finns det som regel ett eller flera kärnområden (1–20 ha) med relativt tät flerskiktad granskog. Arten missgynnas när flerskiktad skog omförs till enskiktade bestånd och även röjning och hård gallring är starkt negativt. Lavskrikan har relativt stora hemområden och försvinner när den äldre skogen fragmenteras, särskilt allvarligt är när kärnområdena avverkas. (Skogsstyrelsen 2016). Populationen har minskat med 20–40 % de senaste 30 åren. Arten försvinner successivt framför allt vid dess utbredningsgränser (SLU Artdatabanken, 2021).</w:t>
       </w:r>
     </w:p>
     <w:p>
@@ -531,7 +818,25 @@
         <w:t>Tretåig hackspett (NT, §4)</w:t>
       </w:r>
       <w:r>
-        <w:t xml:space="preserve"> är rödlistad som nära hotad och ingår i bilaga 1 i EU:s fågeldirektiv. Tretåig hackspett är för sin överlevnad beroende av kontinuerlig tillförsel av äldre döende och död ved, som sker genom naturliga självgallringsprocesser i äldre grannaturskogar och barrblandade naturskogar. Om en skog genom skogsbruk gallras eller glesas ur så upphör och uteblir i stort sett den naturliga självgallringsprocessen för mycket lång tid framöver vilket omöjliggör upprätthållandet av den kontinuerliga ekologiska funktionen i ett område. Det finns studier som visar att naturskogens självgallringsprocess som den tretåiga hackspetten är beroende av, inte kan ersättas med efterlämnad hänsyn i skogsbruket (Imbeau &amp; Desrochers, 2002). Storleken på häckningsreviret varierar med skogstypen, förekomsten av död ved och graden av fragmentering, men är i allmänhet i storleksordningen 25–100 hektar. Vintertid krävs ofta betydligt större områden och det finns studier som antyder att arten behöver minst 100 hektar äldre skog. I områden med låg bonitet kan det behövas över 200 hektar lämpligt habitat för att ett par ska kunna reproducera sig. Områden med dokumenterad permanent förekomst i naturskogsmiljöer har vanligen så stora naturvärden att skogsbruk är olämpligt (Skogsstyrelsen, 2016).</w:t>
+        <w:t xml:space="preserve"> är rödlistad som nära hotad och ingår i bilaga 1 i EU:s fågeldirektiv. Tretåig hackspett är för sin överlevnad beroende av kontinuerlig tillförsel av äldre döende och död ved, som sker genom naturliga självgallringsprocesser i äldre grannaturskogar och barrblandade naturskogar. Om en skog genom skogsbruk gallras eller glesas ur så upphör och uteblir i stort sett den naturliga självgallringsprocessen för mycket lång tid framöver vilket omöjliggör upprätthållandet av den kontinuerliga ekologiska funktionen i ett område. Det finns studier som visar att naturskogens självgallringsprocess som den tretåiga hackspetten är beroende av, inte kan ersättas med efterlämnad hänsyn i skogsbruket (Imbeau &amp; Desrochers, 2002). Storleken på häckningsreviret varierar med skogstypen, förekomsten av död ved och graden av fragmentering, men är i allmänhet i storleksordningen 25–100 hektar. Vintertid krävs ofta betydligt större områden och det finns studier som antyder att arten behöver minst 100 hektar äldre skog. I områden med låg bonitet kan det behövas över 200 hektar lämpligt habitat för att ett par ska kunna reproducera sig. Områden med dokumenterad permanent förekomst i naturskogsmiljöer har vanligen så stora naturvärden att skogsbruk är olämpligt. Tretåig hackspett är typisk art för </w:t>
+      </w:r>
+      <w:r>
+        <w:rPr>
+          <w:i/>
+        </w:rPr>
+        <w:t xml:space="preserve">9010 Taiga, 9740 Skogsbevuxen myr, 9030 Landhöjningsskog </w:t>
+      </w:r>
+      <w:r>
+        <w:t xml:space="preserve">och </w:t>
+      </w:r>
+      <w:r>
+        <w:rPr>
+          <w:i/>
+        </w:rPr>
+        <w:t>9040 Fjällbjörkskog</w:t>
+      </w:r>
+      <w:r>
+        <w:t xml:space="preserve"> (Skogsstyrelsen, 2016; SLU Artdatabanken, 2024).</w:t>
       </w:r>
     </w:p>
     <w:p>
@@ -892,7 +1197,16 @@
     </w:p>
     <w:p>
       <w:r>
-        <w:t>Lavskrikan är fridlyst enligt 4 § artskyddsförordningen (2007:845) och ingår i förteckningen över prioriterade arter i Skogsstyrelsens föreskrifter och allmänna råd (SKSFS 2011:7) bilaga 4.</w:t>
+        <w:t xml:space="preserve">Lavskrika är typisk art för </w:t>
+      </w:r>
+      <w:r>
+        <w:rPr>
+          <w:i/>
+        </w:rPr>
+        <w:t>9010 Taiga</w:t>
+      </w:r>
+      <w:r>
+        <w:t>, fridlyst enligt 4 § artskyddsförordningen (2007:845) och ingår i förteckningen över prioriterade arter i Skogsstyrelsens föreskrifter och allmänna råd (SKSFS 2011:7) bilaga 4.</w:t>
       </w:r>
     </w:p>
     <w:p>
@@ -984,7 +1298,16 @@
         <w:rPr>
           <w:i/>
         </w:rPr>
-        <w:t>“Områden med dokumenterad permanent förekomst i naturskogsmiljöer har vanligen så stora naturvärden att skogsbruk är olämpligt”.</w:t>
+        <w:t>“Områden med dokumenterad permanent förekomst i naturskogsmiljöer har vanligen så stora naturvärden att skogsbruk är olämpligt”</w:t>
+      </w:r>
+      <w:r>
+        <w:t xml:space="preserve"> (SLU Artdatabanken, 2024; Skogsstyrelsen, 2016)</w:t>
+      </w:r>
+      <w:r>
+        <w:rPr>
+          <w:i/>
+        </w:rPr>
+        <w:t>.</w:t>
       </w:r>
     </w:p>
     <w:p>
@@ -994,12 +1317,30 @@
     </w:p>
     <w:p>
       <w:r>
-        <w:t>Permanenta revir av tretåig hackspett karaktäriseras ofta av artens typiska ringformigt ordnade hackmärken på framför allt gamla granar. För att säkerställa att inte revir av tretåig hackspett drabbas av avverkningsplanerna bör en inventering göras i området både under häckningstid och under vintern, då arten utnyttjar betydligt större områden än under sommarens häckningsrevir. Storleken på häckningsreviret varierar med skogstypen, förekomsten av död ved och graden av fragmentering, men är i allmänhet i storleksordningen 25–100 hektar.</w:t>
+        <w:t>Permanenta revir av tretåig hackspett karaktäriseras ofta av artens typiska ringformigt ordnade hackmärken på framför allt gamla granar. För att säkerställa att inte revir av tretåig hackspett drabbas av avverkningsplanerna bör en inventering göras i området både under häckningstid och under vintern, då arten utnyttjar betydligt större områden än under sommarens häckningsrevir. Storleken på häckningsreviret varierar med skogstypen, förekomsten av död ved och graden av fragmentering, men är i allmänhet i storleksordningen 25–100 hektar (SLU Artdatabanken, 2024; Skogsstyrelsen, 2016).</w:t>
       </w:r>
     </w:p>
     <w:p>
       <w:r>
-        <w:t>Förutom fridlysning enligt §4 Artskyddsförordningen är tretåig hackspett även förtecknad i EU:s fågeldirektiv bilaga 1. Den ingår också i Natura 2000 och är förtecknad i Bernkonventionen bilaga II (strikt skyddade djurarter).</w:t>
+        <w:t xml:space="preserve">Förutom fridlysning enligt §4 Artskyddsförordningen är tretåig hackspett även förtecknad i EU:s fågeldirektiv bilaga 1. Den är typisk art för </w:t>
+      </w:r>
+      <w:r>
+        <w:rPr>
+          <w:i/>
+        </w:rPr>
+        <w:t xml:space="preserve">9010 Taiga, 9740 Skogsbevuxen myr, 9030 Landhöjningsskog </w:t>
+      </w:r>
+      <w:r>
+        <w:t xml:space="preserve">och </w:t>
+      </w:r>
+      <w:r>
+        <w:rPr>
+          <w:i/>
+        </w:rPr>
+        <w:t>9040 Fjällbjörkskog</w:t>
+      </w:r>
+      <w:r>
+        <w:t xml:space="preserve"> samt ingår i Natura 2000 och är förtecknad i Bernkonventionen bilaga II (strikt skyddade djurarter) (SLU Artdatabanken, 2024; Skogsstyrelsen, 2016).</w:t>
       </w:r>
     </w:p>
     <w:p>
@@ -1021,7 +1362,7 @@
         <w:t xml:space="preserve">Förekomst av tretåig hackspett Picoides tridactylus på bestånds- och landskapsnivå. </w:t>
       </w:r>
       <w:r>
-        <w:t>Ornis Svecica 6: 107–119</w:t>
+        <w:t>Ornis Svecica 6: 107–119.</w:t>
       </w:r>
     </w:p>
     <w:p>
@@ -1035,7 +1376,7 @@
         <w:t xml:space="preserve">Dead wood threshold values for the three-toed woodpecker presence in boreal and sub-Alpine forest. </w:t>
       </w:r>
       <w:r>
-        <w:t>Biological conservation 119(3): 305–318</w:t>
+        <w:t>Biological conservation 119(3): 305–318.</w:t>
       </w:r>
     </w:p>
     <w:p>
@@ -1074,10 +1415,21 @@
         <w:rPr>
           <w:i/>
         </w:rPr>
-        <w:t xml:space="preserve">Vägledning för hänsyn till fåglar – Tretåig hackspett. </w:t>
-      </w:r>
-      <w:r>
-        <w:t>www.skogsstyrelsen.se</w:t>
+        <w:t>Vägledning för hänsyn till fåglar – Tretåig hackspett.</w:t>
+      </w:r>
+    </w:p>
+    <w:p>
+      <w:r>
+        <w:t xml:space="preserve">SLU Artdatabanken, 2024. </w:t>
+      </w:r>
+      <w:r>
+        <w:rPr>
+          <w:i/>
+        </w:rPr>
+        <w:t xml:space="preserve">Artfaktablad. Naturvård – artfakta. </w:t>
+      </w:r>
+      <w:r>
+        <w:t>SLU Artdatabanken, Uppsala.</w:t>
       </w:r>
     </w:p>
     <w:p>
@@ -1105,7 +1457,7 @@
         <w:t xml:space="preserve">Population trends of forest birds in a Finnish Lapland landscape of large habitat blocks – Consequences of stochastic environmental variation or regional habitat alteration. </w:t>
       </w:r>
       <w:r>
-        <w:t>Biological conservation 56(2): 223–240</w:t>
+        <w:t>Biological conservation 56(2): 223–240.</w:t>
       </w:r>
     </w:p>
     <w:p>
@@ -1250,7 +1602,7 @@
     <w:r>
       <w:tab/>
       <w:tab/>
-      <w:t>2026-01-28</w:t>
+      <w:t>2026-01-29</w:t>
       <w:br/>
       <w:br/>
     </w:r>

--- a/klagomål/A 59433-2025 FSC-klagomål.docx
+++ b/klagomål/A 59433-2025 FSC-klagomål.docx
@@ -1602,7 +1602,7 @@
     <w:r>
       <w:tab/>
       <w:tab/>
-      <w:t>2026-01-29</w:t>
+      <w:t>2026-01-30</w:t>
       <w:br/>
       <w:br/>
     </w:r>

--- a/klagomål/A 59433-2025 FSC-klagomål.docx
+++ b/klagomål/A 59433-2025 FSC-klagomål.docx
@@ -1602,7 +1602,7 @@
     <w:r>
       <w:tab/>
       <w:tab/>
-      <w:t>2026-01-30</w:t>
+      <w:t>2026-01-31</w:t>
       <w:br/>
       <w:br/>
     </w:r>

--- a/klagomål/A 59433-2025 FSC-klagomål.docx
+++ b/klagomål/A 59433-2025 FSC-klagomål.docx
@@ -1602,7 +1602,7 @@
     <w:r>
       <w:tab/>
       <w:tab/>
-      <w:t>2026-03-01</w:t>
+      <w:t>2026-03-02</w:t>
       <w:br/>
       <w:br/>
     </w:r>

--- a/klagomål/A 59433-2025 FSC-klagomål.docx
+++ b/klagomål/A 59433-2025 FSC-klagomål.docx
@@ -329,7 +329,7 @@
         <w:rPr>
           <w:i/>
         </w:rPr>
-        <w:t xml:space="preserve"> 9070 Trädklädd betesmark </w:t>
+        <w:t xml:space="preserve"> 9070 Trädklädd betesmark</w:t>
       </w:r>
       <w:r>
         <w:t xml:space="preserve"> (SLU Artdatabanken, 2024).</w:t>
@@ -1602,7 +1602,7 @@
     <w:r>
       <w:tab/>
       <w:tab/>
-      <w:t>2026-03-02</w:t>
+      <w:t>2026-03-03</w:t>
       <w:br/>
       <w:br/>
     </w:r>

--- a/klagomål/A 59433-2025 FSC-klagomål.docx
+++ b/klagomål/A 59433-2025 FSC-klagomål.docx
@@ -1602,7 +1602,7 @@
     <w:r>
       <w:tab/>
       <w:tab/>
-      <w:t>2026-03-03</w:t>
+      <w:t>2026-03-04</w:t>
       <w:br/>
       <w:br/>
     </w:r>

--- a/klagomål/A 59433-2025 FSC-klagomål.docx
+++ b/klagomål/A 59433-2025 FSC-klagomål.docx
@@ -1602,7 +1602,7 @@
     <w:r>
       <w:tab/>
       <w:tab/>
-      <w:t>2026-03-04</w:t>
+      <w:t>2026-03-05</w:t>
       <w:br/>
       <w:br/>
     </w:r>

--- a/klagomål/A 59433-2025 FSC-klagomål.docx
+++ b/klagomål/A 59433-2025 FSC-klagomål.docx
@@ -1602,7 +1602,7 @@
     <w:r>
       <w:tab/>
       <w:tab/>
-      <w:t>2026-03-05</w:t>
+      <w:t>2026-03-06</w:t>
       <w:br/>
       <w:br/>
     </w:r>

--- a/klagomål/A 59433-2025 FSC-klagomål.docx
+++ b/klagomål/A 59433-2025 FSC-klagomål.docx
@@ -1602,7 +1602,7 @@
     <w:r>
       <w:tab/>
       <w:tab/>
-      <w:t>2026-03-06</w:t>
+      <w:t>2026-03-07</w:t>
       <w:br/>
       <w:br/>
     </w:r>

--- a/klagomål/A 59433-2025 FSC-klagomål.docx
+++ b/klagomål/A 59433-2025 FSC-klagomål.docx
@@ -1602,7 +1602,7 @@
     <w:r>
       <w:tab/>
       <w:tab/>
-      <w:t>2026-03-13</w:t>
+      <w:t>2026-03-16</w:t>
       <w:br/>
       <w:br/>
     </w:r>

--- a/klagomål/A 59433-2025 FSC-klagomål.docx
+++ b/klagomål/A 59433-2025 FSC-klagomål.docx
@@ -168,7 +168,7 @@
     </w:p>
     <w:p>
       <w:r>
-        <w:t>Detta dokument behandlar höga naturvärden i avverkningsanmälan A 59433-2025 i Vilhelmina kommun. Denna avverkningsanmälan inkom 2025-11-28 00:00:00 och omfattar 57,7 ha.</w:t>
+        <w:t>Detta dokument behandlar höga naturvärden i avverkningsanmälan A 59433-2025 i Vilhelmina kommun. Denna avverkningsanmälan inkom 2025-11-28 00:00:00 och omfattar 57,3 ha.</w:t>
       </w:r>
     </w:p>
     <w:p>
@@ -243,7 +243,7 @@
         <w:pStyle w:val="Caption"/>
       </w:pPr>
       <w:r>
-        <w:t>Figur 1. Fyndplatser för naturvårdsarter i det avverkningsanmälda området (röd linje). Markörer utan svart kant är placerade på fyndplatsen. Markörer med svart kant är placerade vid sidan av fyndplatsen och har ett svart streck som visar fyndplatsens exakta position. Kartans mittpunktskoordinat är N 7209194, E 519257 i SWEREF 99 TM.</w:t>
+        <w:t>Figur 1. Fyndplatser för naturvårdsarter i det avverkningsanmälda området (röd linje). Markörer utan svart kant är placerade på fyndplatsen. Markörer med svart kant är placerade vid sidan av fyndplatsen och har ett svart streck som visar fyndplatsens exakta position. Kartans mittpunktskoordinat är N 7209193, E 519257 i SWEREF 99 TM.</w:t>
       </w:r>
     </w:p>
     <w:p>
@@ -1602,7 +1602,7 @@
     <w:r>
       <w:tab/>
       <w:tab/>
-      <w:t>2026-03-16</w:t>
+      <w:t>2026-03-17</w:t>
       <w:br/>
       <w:br/>
     </w:r>

--- a/klagomål/A 59433-2025 FSC-klagomål.docx
+++ b/klagomål/A 59433-2025 FSC-klagomål.docx
@@ -1602,7 +1602,7 @@
     <w:r>
       <w:tab/>
       <w:tab/>
-      <w:t>2026-03-17</w:t>
+      <w:t>2026-03-18</w:t>
       <w:br/>
       <w:br/>
     </w:r>

--- a/klagomål/A 59433-2025 FSC-klagomål.docx
+++ b/klagomål/A 59433-2025 FSC-klagomål.docx
@@ -1602,7 +1602,7 @@
     <w:r>
       <w:tab/>
       <w:tab/>
-      <w:t>2026-03-18</w:t>
+      <w:t>2026-03-19</w:t>
       <w:br/>
       <w:br/>
     </w:r>

--- a/klagomål/A 59433-2025 FSC-klagomål.docx
+++ b/klagomål/A 59433-2025 FSC-klagomål.docx
@@ -1602,7 +1602,7 @@
     <w:r>
       <w:tab/>
       <w:tab/>
-      <w:t>2026-03-19</w:t>
+      <w:t>2026-03-20</w:t>
       <w:br/>
       <w:br/>
     </w:r>

--- a/klagomål/A 59433-2025 FSC-klagomål.docx
+++ b/klagomål/A 59433-2025 FSC-klagomål.docx
@@ -1602,7 +1602,7 @@
     <w:r>
       <w:tab/>
       <w:tab/>
-      <w:t>2026-03-20</w:t>
+      <w:t>2026-03-21</w:t>
       <w:br/>
       <w:br/>
     </w:r>

--- a/klagomål/A 59433-2025 FSC-klagomål.docx
+++ b/klagomål/A 59433-2025 FSC-klagomål.docx
@@ -1602,7 +1602,7 @@
     <w:r>
       <w:tab/>
       <w:tab/>
-      <w:t>2026-03-21</w:t>
+      <w:t>2026-03-22</w:t>
       <w:br/>
       <w:br/>
     </w:r>

--- a/klagomål/A 59433-2025 FSC-klagomål.docx
+++ b/klagomål/A 59433-2025 FSC-klagomål.docx
@@ -1602,7 +1602,7 @@
     <w:r>
       <w:tab/>
       <w:tab/>
-      <w:t>2026-03-22</w:t>
+      <w:t>2026-03-23</w:t>
       <w:br/>
       <w:br/>
     </w:r>

--- a/klagomål/A 59433-2025 FSC-klagomål.docx
+++ b/klagomål/A 59433-2025 FSC-klagomål.docx
@@ -1602,7 +1602,7 @@
     <w:r>
       <w:tab/>
       <w:tab/>
-      <w:t>2026-03-23</w:t>
+      <w:t>2026-03-24</w:t>
       <w:br/>
       <w:br/>
     </w:r>

--- a/klagomål/A 59433-2025 FSC-klagomål.docx
+++ b/klagomål/A 59433-2025 FSC-klagomål.docx
@@ -1602,7 +1602,7 @@
     <w:r>
       <w:tab/>
       <w:tab/>
-      <w:t>2026-03-24</w:t>
+      <w:t>2026-03-25</w:t>
       <w:br/>
       <w:br/>
     </w:r>

--- a/klagomål/A 59433-2025 FSC-klagomål.docx
+++ b/klagomål/A 59433-2025 FSC-klagomål.docx
@@ -1602,7 +1602,7 @@
     <w:r>
       <w:tab/>
       <w:tab/>
-      <w:t>2026-03-25</w:t>
+      <w:t>2026-03-26</w:t>
       <w:br/>
       <w:br/>
     </w:r>

--- a/klagomål/A 59433-2025 FSC-klagomål.docx
+++ b/klagomål/A 59433-2025 FSC-klagomål.docx
@@ -1602,7 +1602,7 @@
     <w:r>
       <w:tab/>
       <w:tab/>
-      <w:t>2026-03-26</w:t>
+      <w:t>2026-03-27</w:t>
       <w:br/>
       <w:br/>
     </w:r>

--- a/klagomål/A 59433-2025 FSC-klagomål.docx
+++ b/klagomål/A 59433-2025 FSC-klagomål.docx
@@ -1602,7 +1602,7 @@
     <w:r>
       <w:tab/>
       <w:tab/>
-      <w:t>2026-03-27</w:t>
+      <w:t>2026-03-28</w:t>
       <w:br/>
       <w:br/>
     </w:r>

--- a/klagomål/A 59433-2025 FSC-klagomål.docx
+++ b/klagomål/A 59433-2025 FSC-klagomål.docx
@@ -1602,7 +1602,7 @@
     <w:r>
       <w:tab/>
       <w:tab/>
-      <w:t>2026-03-28</w:t>
+      <w:t>2026-03-29</w:t>
       <w:br/>
       <w:br/>
     </w:r>

--- a/klagomål/A 59433-2025 FSC-klagomål.docx
+++ b/klagomål/A 59433-2025 FSC-klagomål.docx
@@ -1602,7 +1602,7 @@
     <w:r>
       <w:tab/>
       <w:tab/>
-      <w:t>2026-03-29</w:t>
+      <w:t>2026-03-30</w:t>
       <w:br/>
       <w:br/>
     </w:r>

--- a/klagomål/A 59433-2025 FSC-klagomål.docx
+++ b/klagomål/A 59433-2025 FSC-klagomål.docx
@@ -1602,7 +1602,7 @@
     <w:r>
       <w:tab/>
       <w:tab/>
-      <w:t>2026-03-30</w:t>
+      <w:t>2026-03-31</w:t>
       <w:br/>
       <w:br/>
     </w:r>

--- a/klagomål/A 59433-2025 FSC-klagomål.docx
+++ b/klagomål/A 59433-2025 FSC-klagomål.docx
@@ -1602,7 +1602,7 @@
     <w:r>
       <w:tab/>
       <w:tab/>
-      <w:t>2026-03-31</w:t>
+      <w:t>2026-04-01</w:t>
       <w:br/>
       <w:br/>
     </w:r>

--- a/klagomål/A 59433-2025 FSC-klagomål.docx
+++ b/klagomål/A 59433-2025 FSC-klagomål.docx
@@ -1602,7 +1602,7 @@
     <w:r>
       <w:tab/>
       <w:tab/>
-      <w:t>2026-04-01</w:t>
+      <w:t>2026-04-02</w:t>
       <w:br/>
       <w:br/>
     </w:r>

--- a/klagomål/A 59433-2025 FSC-klagomål.docx
+++ b/klagomål/A 59433-2025 FSC-klagomål.docx
@@ -1602,7 +1602,7 @@
     <w:r>
       <w:tab/>
       <w:tab/>
-      <w:t>2026-04-02</w:t>
+      <w:t>2026-04-03</w:t>
       <w:br/>
       <w:br/>
     </w:r>

--- a/klagomål/A 59433-2025 FSC-klagomål.docx
+++ b/klagomål/A 59433-2025 FSC-klagomål.docx
@@ -1602,7 +1602,7 @@
     <w:r>
       <w:tab/>
       <w:tab/>
-      <w:t>2026-04-03</w:t>
+      <w:t>2026-04-04</w:t>
       <w:br/>
       <w:br/>
     </w:r>

--- a/klagomål/A 59433-2025 FSC-klagomål.docx
+++ b/klagomål/A 59433-2025 FSC-klagomål.docx
@@ -1602,7 +1602,7 @@
     <w:r>
       <w:tab/>
       <w:tab/>
-      <w:t>2026-04-04</w:t>
+      <w:t>2026-04-05</w:t>
       <w:br/>
       <w:br/>
     </w:r>

--- a/klagomål/A 59433-2025 FSC-klagomål.docx
+++ b/klagomål/A 59433-2025 FSC-klagomål.docx
@@ -1602,7 +1602,7 @@
     <w:r>
       <w:tab/>
       <w:tab/>
-      <w:t>2026-04-05</w:t>
+      <w:t>2026-04-06</w:t>
       <w:br/>
       <w:br/>
     </w:r>

--- a/klagomål/A 59433-2025 FSC-klagomål.docx
+++ b/klagomål/A 59433-2025 FSC-klagomål.docx
@@ -1665,7 +1665,7 @@
     <w:r>
       <w:tab/>
       <w:tab/>
-      <w:t>2026-06-15</w:t>
+      <w:t>2026-06-16</w:t>
       <w:br/>
       <w:br/>
     </w:r>

--- a/klagomål/A 59433-2025 FSC-klagomål.docx
+++ b/klagomål/A 59433-2025 FSC-klagomål.docx
@@ -1665,7 +1665,7 @@
     <w:r>
       <w:tab/>
       <w:tab/>
-      <w:t>2026-06-16</w:t>
+      <w:t>2026-06-17</w:t>
       <w:br/>
       <w:br/>
     </w:r>

--- a/klagomål/A 59433-2025 FSC-klagomål.docx
+++ b/klagomål/A 59433-2025 FSC-klagomål.docx
@@ -1,6 +1,6 @@
 
 <file path=word/document.xml><?xml version="1.0" encoding="utf-8"?>
-<w:document xmlns:wpc="http://schemas.microsoft.com/office/word/2010/wordprocessingCanvas" xmlns:cx="http://schemas.microsoft.com/office/drawing/2014/chartex" xmlns:cx1="http://schemas.microsoft.com/office/drawing/2015/9/8/chartex" xmlns:cx2="http://schemas.microsoft.com/office/drawing/2015/10/21/chartex" xmlns:cx3="http://schemas.microsoft.com/office/drawing/2016/5/9/chartex" xmlns:cx4="http://schemas.microsoft.com/office/drawing/2016/5/10/chartex" xmlns:cx5="http://schemas.microsoft.com/office/drawing/2016/5/11/chartex" xmlns:cx6="http://schemas.microsoft.com/office/drawing/2016/5/12/chartex" xmlns:cx7="http://schemas.microsoft.com/office/drawing/2016/5/13/chartex" xmlns:cx8="http://schemas.microsoft.com/office/drawing/2016/5/14/chartex" xmlns:mc="http://schemas.openxmlformats.org/markup-compatibility/2006" xmlns:aink="http://schemas.microsoft.com/office/drawing/2016/ink" xmlns:am3d="http://schemas.microsoft.com/office/drawing/2017/model3d" xmlns:o="urn:schemas-microsoft-com:office:office" xmlns:oel="http://schemas.microsoft.com/office/2019/extlst" xmlns:r="http://schemas.openxmlformats.org/officeDocument/2006/relationships" xmlns:m="http://schemas.openxmlformats.org/officeDocument/2006/math" xmlns:v="urn:schemas-microsoft-com:vml" xmlns:wp14="http://schemas.microsoft.com/office/word/2010/wordprocessingDrawing" xmlns:wp="http://schemas.openxmlformats.org/drawingml/2006/wordprocessingDrawing" xmlns:w10="urn:schemas-microsoft-com:office:word" xmlns:w="http://schemas.openxmlformats.org/wordprocessingml/2006/main" xmlns:w14="http://schemas.microsoft.com/office/word/2010/wordml" xmlns:w15="http://schemas.microsoft.com/office/word/2012/wordml" xmlns:w16cex="http://schemas.microsoft.com/office/word/2018/wordml/cex" xmlns:w16cid="http://schemas.microsoft.com/office/word/2016/wordml/cid" xmlns:w16="http://schemas.microsoft.com/office/word/2018/wordml" xmlns:w16sdtdh="http://schemas.microsoft.com/office/word/2020/wordml/sdtdatahash" xmlns:w16se="http://schemas.microsoft.com/office/word/2015/wordml/symex" xmlns:wpg="http://schemas.microsoft.com/office/word/2010/wordprocessingGroup" xmlns:wpi="http://schemas.microsoft.com/office/word/2010/wordprocessingInk" xmlns:wne="http://schemas.microsoft.com/office/word/2006/wordml" xmlns:wps="http://schemas.microsoft.com/office/word/2010/wordprocessingShape" mc:Ignorable="w14 w15 w16se w16cid w16 w16cex w16sdtdh wp14">
+<w:document xmlns:wpc="http://schemas.microsoft.com/office/word/2010/wordprocessingCanvas" xmlns:cx="http://schemas.microsoft.com/office/drawing/2014/chartex" xmlns:cx1="http://schemas.microsoft.com/office/drawing/2015/9/8/chartex" xmlns:cx2="http://schemas.microsoft.com/office/drawing/2015/10/21/chartex" xmlns:cx3="http://schemas.microsoft.com/office/drawing/2016/5/9/chartex" xmlns:cx4="http://schemas.microsoft.com/office/drawing/2016/5/10/chartex" xmlns:cx5="http://schemas.microsoft.com/office/drawing/2016/5/11/chartex" xmlns:cx6="http://schemas.microsoft.com/office/drawing/2016/5/12/chartex" xmlns:cx7="http://schemas.microsoft.com/office/drawing/2016/5/13/chartex" xmlns:cx8="http://schemas.microsoft.com/office/drawing/2016/5/14/chartex" xmlns:mc="http://schemas.openxmlformats.org/markup-compatibility/2006" xmlns:aink="http://schemas.microsoft.com/office/drawing/2016/ink" xmlns:am3d="http://schemas.microsoft.com/office/drawing/2017/model3d" xmlns:o="urn:schemas-microsoft-com:office:office" xmlns:oel="http://schemas.microsoft.com/office/2019/extlst" xmlns:r="http://schemas.openxmlformats.org/officeDocument/2006/relationships" xmlns:m="http://schemas.openxmlformats.org/officeDocument/2006/math" xmlns:v="urn:schemas-microsoft-com:vml" xmlns:wp14="http://schemas.microsoft.com/office/word/2010/wordprocessingDrawing" xmlns:wp="http://schemas.openxmlformats.org/drawingml/2006/wordprocessingDrawing" xmlns:w10="urn:schemas-microsoft-com:office:word" xmlns:w="http://schemas.openxmlformats.org/wordprocessingml/2006/main" xmlns:w14="http://schemas.microsoft.com/office/word/2010/wordml" xmlns:w15="http://schemas.microsoft.com/office/word/2012/wordml" xmlns:w16cex="http://schemas.microsoft.com/office/word/2018/wordml/cex" xmlns:w16cid="http://schemas.microsoft.com/office/word/2016/wordml/cid" xmlns:w16="http://schemas.microsoft.com/office/word/2018/wordml" xmlns:w16du="http://schemas.microsoft.com/office/word/2023/wordml/word16du" xmlns:w16sdtdh="http://schemas.microsoft.com/office/word/2020/wordml/sdtdatahash" xmlns:w16sdtfl="http://schemas.microsoft.com/office/word/2024/wordml/sdtformatlock" xmlns:w16se="http://schemas.microsoft.com/office/word/2015/wordml/symex" xmlns:wpg="http://schemas.microsoft.com/office/word/2010/wordprocessingGroup" xmlns:wpi="http://schemas.microsoft.com/office/word/2010/wordprocessingInk" xmlns:wne="http://schemas.microsoft.com/office/word/2006/wordml" xmlns:wps="http://schemas.microsoft.com/office/word/2010/wordprocessingShape" mc:Ignorable="w14 w15 w16se w16cid w16 w16cex w16sdtdh w16sdtfl w16du wp14">
   <w:body>
     <w:p>
       <w:r>
@@ -168,7 +168,7 @@
     </w:p>
     <w:p>
       <w:r>
-        <w:t>Detta dokument behandlar höga naturvärden i avverkningsanmälan A 59433-2025 i Vilhelmina kommun. Denna avverkningsanmälan inkom 2025-11-28 00:00:00 och omfattar 57,3 ha.</w:t>
+        <w:t>Detta dokument behandlar höga naturvärden i avverkningsanmälan A 59433-2025 i Vilhelmina kommun som inkom 2025-11-28 och omfattar 57,3 ha.</w:t>
       </w:r>
     </w:p>
     <w:p>
@@ -191,12 +191,15 @@
     </w:p>
     <w:p>
       <w:r>
-        <w:t>I avverkningsanmälan har följande 21 naturvårdsarter hittats: ostticka (VU), brunpudrad nållav (NT), gammelgransskål (NT), garnlav (NT), granticka (NT), gränsticka (NT), harticka (NT), knottrig blåslav (NT), rosenticka (NT), rödbrun blekspik (NT), stjärntagging (NT), tretåig hackspett (NT, §4), ullticka (NT), violmussling (NT), vitgrynig nållav (NT), vitskaftad svartspik (NT), blodticka (S), luddlav (S), stuplav (S), vedticka (S) och lavskrika (§4). Av dessa är 16 rödlistade. För rödlistade arter har rödlistekategorin angivits inom parentes. Arter som är signalarter enligt Skogsstyrelsen har markerats med (S). För fridlysta arter anges även paragrafen i Artskyddsförordningen som arten är fridlyst enligt.</w:t>
+        <w:t>I avverkningsanmälan har följande 20 naturvårdsarter hittats: garnlav (VU, T), gränsticka (VU, T), ostticka (VU, T), vitskaftad svartspik (VU, T), brunpudrad nållav (NT, T), gammelgransskål (NT, T), harticka (NT, T), knottrig blåslav (NT, T), lavskrika (NT, T, §4), rosenticka (NT, T), rödbrun blekspik (NT, T), stjärntagging (NT, T), tretåig hackspett (NT, T, §4), ullticka (NT, T), violmussling (NT, T), vitgrynig nållav (NT), blodticka (S, T), luddlav (S, T), stuplav (S, T) och vedticka (S, T). Av dessa är 16 rödlistade. För rödlistade arter har rödlistekategorin angivits inom parentes. Arter som är signalarter enligt Skogsstyrelsen har markerats med (S). Typiska arter inom Natura 2000 som är kopplade till skogsekosystem har markerats med (T). För fridlysta arter anges även paragrafen i Artskyddsförordningen som arten är fridlyst enligt.</w:t>
       </w:r>
     </w:p>
     <w:p>
       <w:r>
-        <w:t>De påträffade naturvårdsarterna är ett tydligt kvitto på att detta rör sig om en skog med höga naturvärden. I Figur 1 visas en karta över det avverkningsanmälda området, där samtliga fyndplatser för naturvårdsarter som finns registrerade på Artportalen har markerats.</w:t>
+        <w:t>De påträffade naturvårdsarterna är ett tydligt kvitto på att det rör sig om en skog med höga naturvärden.</w:t>
+      </w:r>
+      <w:r>
+        <w:t xml:space="preserve"> I Figur 1 visas fyndplatser för naturvårdsarter i området, som finns registrerade på Artportalen.</w:t>
       </w:r>
     </w:p>
     <w:p>
@@ -206,7 +209,7 @@
       <w:r>
         <w:drawing>
           <wp:inline xmlns:a="http://schemas.openxmlformats.org/drawingml/2006/main" xmlns:pic="http://schemas.openxmlformats.org/drawingml/2006/picture">
-            <wp:extent cx="5486400" cy="4521619"/>
+            <wp:extent cx="5486400" cy="4377687"/>
             <wp:docPr id="1" name="Picture 1"/>
             <wp:cNvGraphicFramePr>
               <a:graphicFrameLocks noChangeAspect="1"/>
@@ -227,7 +230,7 @@
                   <pic:spPr>
                     <a:xfrm>
                       <a:off x="0" y="0"/>
-                      <a:ext cx="5486400" cy="4521619"/>
+                      <a:ext cx="5486400" cy="4377687"/>
                     </a:xfrm>
                     <a:prstGeom prst="rect"/>
                   </pic:spPr>
@@ -241,9 +244,99 @@
     <w:p>
       <w:pPr>
         <w:pStyle w:val="Caption"/>
+        <w:spacing w:after="240"/>
       </w:pPr>
       <w:r>
-        <w:t>Figur 1. Fyndplatser för naturvårdsarter i det avverkningsanmälda området (röd linje). Markörer utan svart kant är placerade på fyndplatsen. Markörer med svart kant är placerade vid sidan av fyndplatsen och har ett svart streck som visar fyndplatsens exakta position. Kartans mittpunktskoordinat är N 7209193, E 519257 i SWEREF 99 TM.</w:t>
+        <w:t>Figur 1. Fyndplatser för naturvårdsarter i avverkningsanmälan (röd linje). Markörer utan svart kant är placerade på fyndplatsen. Markörer med svart kant är placerade vid sidan av fyndplatsen och har ett svart streck som visar fyndplatsens exakta position. Kartans mittpunktskoordinat är N 7209193, E 519257 i SWEREF 99 TM.</w:t>
+      </w:r>
+    </w:p>
+    <w:p>
+      <w:pPr>
+        <w:pStyle w:val="Heading2"/>
+      </w:pPr>
+      <w:r>
+        <w:t>Fridlysta arter</w:t>
+      </w:r>
+    </w:p>
+    <w:p>
+      <w:r>
+        <w:t>Följande fridlysta arter har sina livsmiljöer och växtplatser i den avverkningsanmälda skogen: lavskrika (NT, T, §4) och tretåig hackspett (NT, T, §4).</w:t>
+      </w:r>
+    </w:p>
+    <w:p>
+      <w:r>
+        <w:t xml:space="preserve">Observera att medlemsländerna är skyldiga att agera i enlighet med EU:s fågeldirektiv där det uttryckligen står att direktivet gäller för fåglar samt för deras ägg, bon och </w:t>
+      </w:r>
+      <w:r>
+        <w:rPr>
+          <w:b/>
+        </w:rPr>
+        <w:t xml:space="preserve">livsmiljöer </w:t>
+      </w:r>
+      <w:r>
+        <w:t>(artikel 1). Vidare att de åtgärder som vidtas inte får leda till en försämring av den nuvarande situationen beträffande bevarandet av de fågelarter som avses i artikel 1 (artikel 13). Fågeldirektivet är styrande för tillsynsansvariga myndigheters ärendehantering, ställningstaganden och beslutsfattande.</w:t>
+      </w:r>
+    </w:p>
+    <w:p>
+      <w:r>
+        <w:rPr>
+          <w:b/>
+        </w:rPr>
+        <w:t>Lavskrika (NT, §4)</w:t>
+      </w:r>
+      <w:r>
+        <w:t xml:space="preserve"> är rödlistad som nära hotad och fridlyst enligt 4§ artskyddsförordningen. Den har minskat med 20 (10–30) % under de senaste 15 åren och minskningstakten bedöms vara nära gränsvärdet för sårbar (VU). Lavskrikan är en mycket stationär fågel, som häckar i äldre, slutna och hänglavsrika barrskogar. Nyckelfaktorer är flerskiktad skog med rik undervegetation samt riklig förekomst av hänglavar. Reviren är livslånga med hemområden som varierar mellan 50 och 150 ha. Inom ett revir av hög kvalitet finns det som regel ett eller flera kärnområden (1–20 ha) med relativt tät flerskiktad granskog. Arten missgynnas när flerskiktad skog omförs till enskiktade bestånd och även röjning och hård gallring är starkt negativt. Lavskrikan har relativt stora hemområden och försvinner när den äldre skogen fragmenteras, särskilt allvarligt är när kärnområdena avverkas. Den försvinner successivt framför allt vid dess utbredningsgränser och populationen har minskat kontinuerligt under 2000-talet. Lavskrika är typisk art för </w:t>
+      </w:r>
+      <w:r>
+        <w:rPr>
+          <w:i/>
+        </w:rPr>
+        <w:t>9010 Taiga</w:t>
+      </w:r>
+      <w:r>
+        <w:t xml:space="preserve"> (SLU Artdatabanken, 2026; Skogsstyrelsen 2016).</w:t>
+      </w:r>
+    </w:p>
+    <w:p>
+      <w:r>
+        <w:rPr>
+          <w:b/>
+        </w:rPr>
+        <w:t>Tretåig hackspett (NT, §4)</w:t>
+      </w:r>
+      <w:r>
+        <w:t xml:space="preserve"> är rödlistad som nära hotad och ingår i bilaga 1 i EU:s fågeldirektiv. Tretåig hackspett är för sin överlevnad beroende av kontinuerlig tillförsel av äldre döende och död ved, som sker genom naturliga självgallringsprocesser i äldre grannaturskogar och barrblandade naturskogar. Om en skog genom skogsbruk gallras eller glesas ur så upphör och uteblir i stort sett den naturliga självgallringsprocessen för mycket lång tid framöver vilket omöjliggör upprätthållandet av den kontinuerliga ekologiska funktionen i ett område. Det finns studier som visar att naturskogens självgallringsprocess som den tretåiga hackspetten är beroende av, inte kan ersättas med efterlämnad hänsyn i skogsbruket (Imbeau &amp; Desrochers, 2002). Storleken på häckningsreviret varierar med skogstypen, förekomsten av död ved och graden av fragmentering, men är i allmänhet i storleksordningen 25–100 hektar. Vintertid krävs ofta betydligt större områden och det finns studier som antyder att arten behöver minst 100 hektar äldre skog. I områden med låg bonitet kan det behövas över 200 hektar lämpligt habitat för att ett par ska kunna reproducera sig. Områden med dokumenterad permanent förekomst i naturskogsmiljöer har vanligen så stora naturvärden att skogsbruk är olämpligt. Tretåig hackspett är typisk art för </w:t>
+      </w:r>
+      <w:r>
+        <w:rPr>
+          <w:i/>
+        </w:rPr>
+        <w:t xml:space="preserve">9010 Taiga, 9740 Skogsbevuxen myr, 9030 Landhöjningsskog </w:t>
+      </w:r>
+      <w:r>
+        <w:t xml:space="preserve">och </w:t>
+      </w:r>
+      <w:r>
+        <w:rPr>
+          <w:i/>
+        </w:rPr>
+        <w:t>9040 Fjällbjörkskog</w:t>
+      </w:r>
+      <w:r>
+        <w:t xml:space="preserve"> (Skogsstyrelsen, 2016; SLU Artdatabanken, 2024).</w:t>
+      </w:r>
+    </w:p>
+    <w:p>
+      <w:r>
+        <w:t>I BILAGA 1 finns mer detaljerad information om ekologi samt krav på livsmiljö hos fridlysta arter.</w:t>
+      </w:r>
+    </w:p>
+    <w:p>
+      <w:pPr>
+        <w:pStyle w:val="Heading2"/>
+      </w:pPr>
+      <w:r>
+        <w:t>Övriga naturvårdsarter</w:t>
       </w:r>
     </w:p>
     <w:p>
@@ -333,44 +426,6 @@
       </w:r>
       <w:r>
         <w:t xml:space="preserve"> (SLU Artdatabanken, 2026).</w:t>
-      </w:r>
-    </w:p>
-    <w:p>
-      <w:r>
-        <w:rPr>
-          <w:b/>
-        </w:rPr>
-        <w:t>Granticka</w:t>
-      </w:r>
-      <w:r>
-        <w:t xml:space="preserve"> förekommer främst i äldre skogar med naturskogskaraktär, liksom i dimensionsavverkade och plockhuggna skogar. I äldre grannaturskog i norra Sverige är den alltjämt en förhållandevis vanlig karaktärsart, medan den längre söderut blir allt mer sällsynt. I Götaland och delar av Svealand är den en god signalart för skyddsvärda granskogsmiljöer. Arten bedöms ha minskat starkt under senare år på grund av skogsavverkningar, då den framför allt växer i äldre granskog med långvarig grankontinuitet. I urskogsliknande bestånd i norra Sverige kan ibland påträffas den mycket sällsynta tickan grantickeporing (VU), som lever på döda grantickor. Det som tidigare inbegripit grantickan har visat sig röra sig om två arter; tajgagranticka </w:t>
-      </w:r>
-      <w:r>
-        <w:rPr>
-          <w:i/>
-        </w:rPr>
-        <w:t>Porodaedalea abietis</w:t>
-      </w:r>
-      <w:r>
-        <w:t xml:space="preserve"> (LC) och </w:t>
-      </w:r>
-      <w:r>
-        <w:rPr>
-          <w:i/>
-        </w:rPr>
-        <w:t>Porodaedalea chrysoloma</w:t>
-      </w:r>
-      <w:r>
-        <w:t xml:space="preserve"> (DD). Den nordligare arten, tajgagranticka, bildar större fruktkroppar och har sin främsta förekomst i norra Sverige, medan den mer tunnköttiga arten, </w:t>
-      </w:r>
-      <w:r>
-        <w:rPr>
-          <w:i/>
-        </w:rPr>
-        <w:t>P. chrysoloma</w:t>
-      </w:r>
-      <w:r>
-        <w:t>, förekommer i sydöstra Sverige och på Gotland (SLU Artdatabanken, 2026; Nitare &amp; Skogsstyrelsen, 2019).</w:t>
       </w:r>
     </w:p>
     <w:p>
@@ -831,87 +886,6 @@
         <w:pStyle w:val="Heading1"/>
       </w:pPr>
       <w:r>
-        <w:t>Fridlysta arter</w:t>
-      </w:r>
-    </w:p>
-    <w:p>
-      <w:r>
-        <w:t>Följande fridlysta arter har sina livsmiljöer och växtplatser i den avverkningsanmälda skogen: tretåig hackspett (NT, §4) och lavskrika (§4).</w:t>
-      </w:r>
-    </w:p>
-    <w:p>
-      <w:r>
-        <w:t xml:space="preserve">Observera att medlemsländerna är skyldiga att agera i enlighet med EU:s fågeldirektiv där det uttryckligen står att direktivet gäller för fåglar samt för deras ägg, bon och </w:t>
-      </w:r>
-      <w:r>
-        <w:rPr>
-          <w:b/>
-        </w:rPr>
-        <w:t xml:space="preserve">livsmiljöer </w:t>
-      </w:r>
-      <w:r>
-        <w:t>(artikel 1). Vidare att de åtgärder som vidtas inte får leda till en försämring av den nuvarande situationen beträffande bevarandet av de fågelarter som avses i artikel 1 (artikel 13). Fågeldirektivet är styrande för tillsynsansvariga myndigheters ärendehantering, ställningstaganden och beslutsfattande.</w:t>
-      </w:r>
-    </w:p>
-    <w:p>
-      <w:r>
-        <w:rPr>
-          <w:b/>
-        </w:rPr>
-        <w:t>Lavskrika (NT, §4)</w:t>
-      </w:r>
-      <w:r>
-        <w:t xml:space="preserve"> är rödlistad som nära hotad och fridlyst enligt 4§ artskyddsförordningen. Den har minskat med 20 (10–30) % under de senaste 15 åren och minskningstakten bedöms vara nära gränsvärdet för sårbar (VU). Lavskrikan är en mycket stationär fågel, som häckar i äldre, slutna och hänglavsrika barrskogar. Nyckelfaktorer är flerskiktad skog med rik undervegetation samt riklig förekomst av hänglavar. Reviren är livslånga med hemområden som varierar mellan 50 och 150 ha. Inom ett revir av hög kvalitet finns det som regel ett eller flera kärnområden (1–20 ha) med relativt tät flerskiktad granskog. Arten missgynnas när flerskiktad skog omförs till enskiktade bestånd och även röjning och hård gallring är starkt negativt. Lavskrikan har relativt stora hemområden och försvinner när den äldre skogen fragmenteras, särskilt allvarligt är när kärnområdena avverkas. Den försvinner successivt framför allt vid dess utbredningsgränser och populationen har minskat kontinuerligt under 2000-talet. Lavskrika är typisk art för </w:t>
-      </w:r>
-      <w:r>
-        <w:rPr>
-          <w:i/>
-        </w:rPr>
-        <w:t>9010 Taiga</w:t>
-      </w:r>
-      <w:r>
-        <w:t xml:space="preserve"> (SLU Artdatabanken, 2026; Skogsstyrelsen 2016).</w:t>
-      </w:r>
-    </w:p>
-    <w:p>
-      <w:r>
-        <w:rPr>
-          <w:b/>
-        </w:rPr>
-        <w:t>Tretåig hackspett (NT, §4)</w:t>
-      </w:r>
-      <w:r>
-        <w:t xml:space="preserve"> är rödlistad som nära hotad och ingår i bilaga 1 i EU:s fågeldirektiv. Tretåig hackspett är för sin överlevnad beroende av kontinuerlig tillförsel av äldre döende och död ved, som sker genom naturliga självgallringsprocesser i äldre grannaturskogar och barrblandade naturskogar. Om en skog genom skogsbruk gallras eller glesas ur så upphör och uteblir i stort sett den naturliga självgallringsprocessen för mycket lång tid framöver vilket omöjliggör upprätthållandet av den kontinuerliga ekologiska funktionen i ett område. Det finns studier som visar att naturskogens självgallringsprocess som den tretåiga hackspetten är beroende av, inte kan ersättas med efterlämnad hänsyn i skogsbruket (Imbeau &amp; Desrochers, 2002). Storleken på häckningsreviret varierar med skogstypen, förekomsten av död ved och graden av fragmentering, men är i allmänhet i storleksordningen 25–100 hektar. Vintertid krävs ofta betydligt större områden och det finns studier som antyder att arten behöver minst 100 hektar äldre skog. I områden med låg bonitet kan det behövas över 200 hektar lämpligt habitat för att ett par ska kunna reproducera sig. Områden med dokumenterad permanent förekomst i naturskogsmiljöer har vanligen så stora naturvärden att skogsbruk är olämpligt. Tretåig hackspett är typisk art för </w:t>
-      </w:r>
-      <w:r>
-        <w:rPr>
-          <w:i/>
-        </w:rPr>
-        <w:t xml:space="preserve">9010 Taiga, 9740 Skogsbevuxen myr, 9030 Landhöjningsskog </w:t>
-      </w:r>
-      <w:r>
-        <w:t xml:space="preserve">och </w:t>
-      </w:r>
-      <w:r>
-        <w:rPr>
-          <w:i/>
-        </w:rPr>
-        <w:t>9040 Fjällbjörkskog</w:t>
-      </w:r>
-      <w:r>
-        <w:t xml:space="preserve"> (Skogsstyrelsen, 2016; SLU Artdatabanken, 2024).</w:t>
-      </w:r>
-    </w:p>
-    <w:p>
-      <w:r>
-        <w:t>I BILAGA 1 finns mer detaljerad information om ekologi samt krav på livsmiljö hos fridlysta arter.</w:t>
-      </w:r>
-    </w:p>
-    <w:p>
-      <w:pPr>
-        <w:pStyle w:val="Heading1"/>
-      </w:pPr>
-      <w:r>
         <w:t>Certifiering</w:t>
       </w:r>
     </w:p>
@@ -1050,7 +1024,7 @@
         <w:rPr>
           <w:i/>
         </w:rPr>
-        <w:t>I det avverkningsanmälda skogsområdet har 21 naturvårdsarter varav 16 rödlistade arter sina livsmiljöer och växtplatser.</w:t>
+        <w:t>I det avverkningsanmälda skogsområdet har 20 naturvårdsarter varav 16 rödlistade arter sina livsmiljöer och växtplatser.</w:t>
       </w:r>
     </w:p>
     <w:p>
@@ -1555,7 +1529,7 @@
 </file>
 
 <file path=word/endnotes.xml><?xml version="1.0" encoding="utf-8"?>
-<w:endnotes xmlns:wpc="http://schemas.microsoft.com/office/word/2010/wordprocessingCanvas" xmlns:cx="http://schemas.microsoft.com/office/drawing/2014/chartex" xmlns:cx1="http://schemas.microsoft.com/office/drawing/2015/9/8/chartex" xmlns:cx2="http://schemas.microsoft.com/office/drawing/2015/10/21/chartex" xmlns:cx3="http://schemas.microsoft.com/office/drawing/2016/5/9/chartex" xmlns:cx4="http://schemas.microsoft.com/office/drawing/2016/5/10/chartex" xmlns:cx5="http://schemas.microsoft.com/office/drawing/2016/5/11/chartex" xmlns:cx6="http://schemas.microsoft.com/office/drawing/2016/5/12/chartex" xmlns:cx7="http://schemas.microsoft.com/office/drawing/2016/5/13/chartex" xmlns:cx8="http://schemas.microsoft.com/office/drawing/2016/5/14/chartex" xmlns:mc="http://schemas.openxmlformats.org/markup-compatibility/2006" xmlns:aink="http://schemas.microsoft.com/office/drawing/2016/ink" xmlns:am3d="http://schemas.microsoft.com/office/drawing/2017/model3d" xmlns:o="urn:schemas-microsoft-com:office:office" xmlns:oel="http://schemas.microsoft.com/office/2019/extlst" xmlns:r="http://schemas.openxmlformats.org/officeDocument/2006/relationships" xmlns:m="http://schemas.openxmlformats.org/officeDocument/2006/math" xmlns:v="urn:schemas-microsoft-com:vml" xmlns:wp14="http://schemas.microsoft.com/office/word/2010/wordprocessingDrawing" xmlns:wp="http://schemas.openxmlformats.org/drawingml/2006/wordprocessingDrawing" xmlns:w10="urn:schemas-microsoft-com:office:word" xmlns:w="http://schemas.openxmlformats.org/wordprocessingml/2006/main" xmlns:w14="http://schemas.microsoft.com/office/word/2010/wordml" xmlns:w15="http://schemas.microsoft.com/office/word/2012/wordml" xmlns:w16cex="http://schemas.microsoft.com/office/word/2018/wordml/cex" xmlns:w16cid="http://schemas.microsoft.com/office/word/2016/wordml/cid" xmlns:w16="http://schemas.microsoft.com/office/word/2018/wordml" xmlns:w16sdtdh="http://schemas.microsoft.com/office/word/2020/wordml/sdtdatahash" xmlns:w16se="http://schemas.microsoft.com/office/word/2015/wordml/symex" xmlns:wpg="http://schemas.microsoft.com/office/word/2010/wordprocessingGroup" xmlns:wpi="http://schemas.microsoft.com/office/word/2010/wordprocessingInk" xmlns:wne="http://schemas.microsoft.com/office/word/2006/wordml" xmlns:wps="http://schemas.microsoft.com/office/word/2010/wordprocessingShape" mc:Ignorable="w14 w15 w16se w16cid w16 w16cex w16sdtdh wp14">
+<w:endnotes xmlns:wpc="http://schemas.microsoft.com/office/word/2010/wordprocessingCanvas" xmlns:cx="http://schemas.microsoft.com/office/drawing/2014/chartex" xmlns:cx1="http://schemas.microsoft.com/office/drawing/2015/9/8/chartex" xmlns:cx2="http://schemas.microsoft.com/office/drawing/2015/10/21/chartex" xmlns:cx3="http://schemas.microsoft.com/office/drawing/2016/5/9/chartex" xmlns:cx4="http://schemas.microsoft.com/office/drawing/2016/5/10/chartex" xmlns:cx5="http://schemas.microsoft.com/office/drawing/2016/5/11/chartex" xmlns:cx6="http://schemas.microsoft.com/office/drawing/2016/5/12/chartex" xmlns:cx7="http://schemas.microsoft.com/office/drawing/2016/5/13/chartex" xmlns:cx8="http://schemas.microsoft.com/office/drawing/2016/5/14/chartex" xmlns:mc="http://schemas.openxmlformats.org/markup-compatibility/2006" xmlns:aink="http://schemas.microsoft.com/office/drawing/2016/ink" xmlns:am3d="http://schemas.microsoft.com/office/drawing/2017/model3d" xmlns:o="urn:schemas-microsoft-com:office:office" xmlns:oel="http://schemas.microsoft.com/office/2019/extlst" xmlns:r="http://schemas.openxmlformats.org/officeDocument/2006/relationships" xmlns:m="http://schemas.openxmlformats.org/officeDocument/2006/math" xmlns:v="urn:schemas-microsoft-com:vml" xmlns:wp14="http://schemas.microsoft.com/office/word/2010/wordprocessingDrawing" xmlns:wp="http://schemas.openxmlformats.org/drawingml/2006/wordprocessingDrawing" xmlns:w10="urn:schemas-microsoft-com:office:word" xmlns:w="http://schemas.openxmlformats.org/wordprocessingml/2006/main" xmlns:w14="http://schemas.microsoft.com/office/word/2010/wordml" xmlns:w15="http://schemas.microsoft.com/office/word/2012/wordml" xmlns:w16cex="http://schemas.microsoft.com/office/word/2018/wordml/cex" xmlns:w16cid="http://schemas.microsoft.com/office/word/2016/wordml/cid" xmlns:w16="http://schemas.microsoft.com/office/word/2018/wordml" xmlns:w16du="http://schemas.microsoft.com/office/word/2023/wordml/word16du" xmlns:w16sdtdh="http://schemas.microsoft.com/office/word/2020/wordml/sdtdatahash" xmlns:w16sdtfl="http://schemas.microsoft.com/office/word/2024/wordml/sdtformatlock" xmlns:w16se="http://schemas.microsoft.com/office/word/2015/wordml/symex" xmlns:wpg="http://schemas.microsoft.com/office/word/2010/wordprocessingGroup" xmlns:wpi="http://schemas.microsoft.com/office/word/2010/wordprocessingInk" xmlns:wne="http://schemas.microsoft.com/office/word/2006/wordml" xmlns:wps="http://schemas.microsoft.com/office/word/2010/wordprocessingShape" mc:Ignorable="w14 w15 w16se w16cid w16 w16cex w16sdtdh w16sdtfl w16du wp14">
   <w:endnote w:type="separator" w:id="-1">
     <w:p>
       <w:pPr>
@@ -1580,7 +1554,7 @@
 </file>
 
 <file path=word/footer1.xml><?xml version="1.0" encoding="utf-8"?>
-<w:ftr xmlns:wpc="http://schemas.microsoft.com/office/word/2010/wordprocessingCanvas" xmlns:cx="http://schemas.microsoft.com/office/drawing/2014/chartex" xmlns:cx1="http://schemas.microsoft.com/office/drawing/2015/9/8/chartex" xmlns:cx2="http://schemas.microsoft.com/office/drawing/2015/10/21/chartex" xmlns:cx3="http://schemas.microsoft.com/office/drawing/2016/5/9/chartex" xmlns:cx4="http://schemas.microsoft.com/office/drawing/2016/5/10/chartex" xmlns:cx5="http://schemas.microsoft.com/office/drawing/2016/5/11/chartex" xmlns:cx6="http://schemas.microsoft.com/office/drawing/2016/5/12/chartex" xmlns:cx7="http://schemas.microsoft.com/office/drawing/2016/5/13/chartex" xmlns:cx8="http://schemas.microsoft.com/office/drawing/2016/5/14/chartex" xmlns:mc="http://schemas.openxmlformats.org/markup-compatibility/2006" xmlns:aink="http://schemas.microsoft.com/office/drawing/2016/ink" xmlns:am3d="http://schemas.microsoft.com/office/drawing/2017/model3d" xmlns:o="urn:schemas-microsoft-com:office:office" xmlns:oel="http://schemas.microsoft.com/office/2019/extlst" xmlns:r="http://schemas.openxmlformats.org/officeDocument/2006/relationships" xmlns:m="http://schemas.openxmlformats.org/officeDocument/2006/math" xmlns:v="urn:schemas-microsoft-com:vml" xmlns:wp14="http://schemas.microsoft.com/office/word/2010/wordprocessingDrawing" xmlns:wp="http://schemas.openxmlformats.org/drawingml/2006/wordprocessingDrawing" xmlns:w10="urn:schemas-microsoft-com:office:word" xmlns:w="http://schemas.openxmlformats.org/wordprocessingml/2006/main" xmlns:w14="http://schemas.microsoft.com/office/word/2010/wordml" xmlns:w15="http://schemas.microsoft.com/office/word/2012/wordml" xmlns:w16cex="http://schemas.microsoft.com/office/word/2018/wordml/cex" xmlns:w16cid="http://schemas.microsoft.com/office/word/2016/wordml/cid" xmlns:w16="http://schemas.microsoft.com/office/word/2018/wordml" xmlns:w16sdtdh="http://schemas.microsoft.com/office/word/2020/wordml/sdtdatahash" xmlns:w16se="http://schemas.microsoft.com/office/word/2015/wordml/symex" xmlns:wpg="http://schemas.microsoft.com/office/word/2010/wordprocessingGroup" xmlns:wpi="http://schemas.microsoft.com/office/word/2010/wordprocessingInk" xmlns:wne="http://schemas.microsoft.com/office/word/2006/wordml" xmlns:wps="http://schemas.microsoft.com/office/word/2010/wordprocessingShape" mc:Ignorable="w14 w15 w16se w16cid w16 w16cex w16sdtdh wp14">
+<w:ftr xmlns:wpc="http://schemas.microsoft.com/office/word/2010/wordprocessingCanvas" xmlns:cx="http://schemas.microsoft.com/office/drawing/2014/chartex" xmlns:cx1="http://schemas.microsoft.com/office/drawing/2015/9/8/chartex" xmlns:cx2="http://schemas.microsoft.com/office/drawing/2015/10/21/chartex" xmlns:cx3="http://schemas.microsoft.com/office/drawing/2016/5/9/chartex" xmlns:cx4="http://schemas.microsoft.com/office/drawing/2016/5/10/chartex" xmlns:cx5="http://schemas.microsoft.com/office/drawing/2016/5/11/chartex" xmlns:cx6="http://schemas.microsoft.com/office/drawing/2016/5/12/chartex" xmlns:cx7="http://schemas.microsoft.com/office/drawing/2016/5/13/chartex" xmlns:cx8="http://schemas.microsoft.com/office/drawing/2016/5/14/chartex" xmlns:mc="http://schemas.openxmlformats.org/markup-compatibility/2006" xmlns:aink="http://schemas.microsoft.com/office/drawing/2016/ink" xmlns:am3d="http://schemas.microsoft.com/office/drawing/2017/model3d" xmlns:o="urn:schemas-microsoft-com:office:office" xmlns:oel="http://schemas.microsoft.com/office/2019/extlst" xmlns:r="http://schemas.openxmlformats.org/officeDocument/2006/relationships" xmlns:m="http://schemas.openxmlformats.org/officeDocument/2006/math" xmlns:v="urn:schemas-microsoft-com:vml" xmlns:wp14="http://schemas.microsoft.com/office/word/2010/wordprocessingDrawing" xmlns:wp="http://schemas.openxmlformats.org/drawingml/2006/wordprocessingDrawing" xmlns:w10="urn:schemas-microsoft-com:office:word" xmlns:w="http://schemas.openxmlformats.org/wordprocessingml/2006/main" xmlns:w14="http://schemas.microsoft.com/office/word/2010/wordml" xmlns:w15="http://schemas.microsoft.com/office/word/2012/wordml" xmlns:w16cex="http://schemas.microsoft.com/office/word/2018/wordml/cex" xmlns:w16cid="http://schemas.microsoft.com/office/word/2016/wordml/cid" xmlns:w16="http://schemas.microsoft.com/office/word/2018/wordml" xmlns:w16du="http://schemas.microsoft.com/office/word/2023/wordml/word16du" xmlns:w16sdtdh="http://schemas.microsoft.com/office/word/2020/wordml/sdtdatahash" xmlns:w16sdtfl="http://schemas.microsoft.com/office/word/2024/wordml/sdtformatlock" xmlns:w16se="http://schemas.microsoft.com/office/word/2015/wordml/symex" xmlns:wpg="http://schemas.microsoft.com/office/word/2010/wordprocessingGroup" xmlns:wpi="http://schemas.microsoft.com/office/word/2010/wordprocessingInk" xmlns:wne="http://schemas.microsoft.com/office/word/2006/wordml" xmlns:wps="http://schemas.microsoft.com/office/word/2010/wordprocessingShape" mc:Ignorable="w14 w15 w16se w16cid w16 w16cex w16sdtdh w16sdtfl w16du wp14">
   <w:p>
     <w:pPr>
       <w:pStyle w:val="Footer"/>
@@ -1590,7 +1564,7 @@
 </file>
 
 <file path=word/footer2.xml><?xml version="1.0" encoding="utf-8"?>
-<w:ftr xmlns:wpc="http://schemas.microsoft.com/office/word/2010/wordprocessingCanvas" xmlns:cx="http://schemas.microsoft.com/office/drawing/2014/chartex" xmlns:cx1="http://schemas.microsoft.com/office/drawing/2015/9/8/chartex" xmlns:cx2="http://schemas.microsoft.com/office/drawing/2015/10/21/chartex" xmlns:cx3="http://schemas.microsoft.com/office/drawing/2016/5/9/chartex" xmlns:cx4="http://schemas.microsoft.com/office/drawing/2016/5/10/chartex" xmlns:cx5="http://schemas.microsoft.com/office/drawing/2016/5/11/chartex" xmlns:cx6="http://schemas.microsoft.com/office/drawing/2016/5/12/chartex" xmlns:cx7="http://schemas.microsoft.com/office/drawing/2016/5/13/chartex" xmlns:cx8="http://schemas.microsoft.com/office/drawing/2016/5/14/chartex" xmlns:mc="http://schemas.openxmlformats.org/markup-compatibility/2006" xmlns:aink="http://schemas.microsoft.com/office/drawing/2016/ink" xmlns:am3d="http://schemas.microsoft.com/office/drawing/2017/model3d" xmlns:o="urn:schemas-microsoft-com:office:office" xmlns:oel="http://schemas.microsoft.com/office/2019/extlst" xmlns:r="http://schemas.openxmlformats.org/officeDocument/2006/relationships" xmlns:m="http://schemas.openxmlformats.org/officeDocument/2006/math" xmlns:v="urn:schemas-microsoft-com:vml" xmlns:wp14="http://schemas.microsoft.com/office/word/2010/wordprocessingDrawing" xmlns:wp="http://schemas.openxmlformats.org/drawingml/2006/wordprocessingDrawing" xmlns:w10="urn:schemas-microsoft-com:office:word" xmlns:w="http://schemas.openxmlformats.org/wordprocessingml/2006/main" xmlns:w14="http://schemas.microsoft.com/office/word/2010/wordml" xmlns:w15="http://schemas.microsoft.com/office/word/2012/wordml" xmlns:w16cex="http://schemas.microsoft.com/office/word/2018/wordml/cex" xmlns:w16cid="http://schemas.microsoft.com/office/word/2016/wordml/cid" xmlns:w16="http://schemas.microsoft.com/office/word/2018/wordml" xmlns:w16sdtdh="http://schemas.microsoft.com/office/word/2020/wordml/sdtdatahash" xmlns:w16se="http://schemas.microsoft.com/office/word/2015/wordml/symex" xmlns:wpg="http://schemas.microsoft.com/office/word/2010/wordprocessingGroup" xmlns:wpi="http://schemas.microsoft.com/office/word/2010/wordprocessingInk" xmlns:wne="http://schemas.microsoft.com/office/word/2006/wordml" xmlns:wps="http://schemas.microsoft.com/office/word/2010/wordprocessingShape" mc:Ignorable="w14 w15 w16se w16cid w16 w16cex w16sdtdh wp14">
+<w:ftr xmlns:wpc="http://schemas.microsoft.com/office/word/2010/wordprocessingCanvas" xmlns:cx="http://schemas.microsoft.com/office/drawing/2014/chartex" xmlns:cx1="http://schemas.microsoft.com/office/drawing/2015/9/8/chartex" xmlns:cx2="http://schemas.microsoft.com/office/drawing/2015/10/21/chartex" xmlns:cx3="http://schemas.microsoft.com/office/drawing/2016/5/9/chartex" xmlns:cx4="http://schemas.microsoft.com/office/drawing/2016/5/10/chartex" xmlns:cx5="http://schemas.microsoft.com/office/drawing/2016/5/11/chartex" xmlns:cx6="http://schemas.microsoft.com/office/drawing/2016/5/12/chartex" xmlns:cx7="http://schemas.microsoft.com/office/drawing/2016/5/13/chartex" xmlns:cx8="http://schemas.microsoft.com/office/drawing/2016/5/14/chartex" xmlns:mc="http://schemas.openxmlformats.org/markup-compatibility/2006" xmlns:aink="http://schemas.microsoft.com/office/drawing/2016/ink" xmlns:am3d="http://schemas.microsoft.com/office/drawing/2017/model3d" xmlns:o="urn:schemas-microsoft-com:office:office" xmlns:oel="http://schemas.microsoft.com/office/2019/extlst" xmlns:r="http://schemas.openxmlformats.org/officeDocument/2006/relationships" xmlns:m="http://schemas.openxmlformats.org/officeDocument/2006/math" xmlns:v="urn:schemas-microsoft-com:vml" xmlns:wp14="http://schemas.microsoft.com/office/word/2010/wordprocessingDrawing" xmlns:wp="http://schemas.openxmlformats.org/drawingml/2006/wordprocessingDrawing" xmlns:w10="urn:schemas-microsoft-com:office:word" xmlns:w="http://schemas.openxmlformats.org/wordprocessingml/2006/main" xmlns:w14="http://schemas.microsoft.com/office/word/2010/wordml" xmlns:w15="http://schemas.microsoft.com/office/word/2012/wordml" xmlns:w16cex="http://schemas.microsoft.com/office/word/2018/wordml/cex" xmlns:w16cid="http://schemas.microsoft.com/office/word/2016/wordml/cid" xmlns:w16="http://schemas.microsoft.com/office/word/2018/wordml" xmlns:w16du="http://schemas.microsoft.com/office/word/2023/wordml/word16du" xmlns:w16sdtdh="http://schemas.microsoft.com/office/word/2020/wordml/sdtdatahash" xmlns:w16sdtfl="http://schemas.microsoft.com/office/word/2024/wordml/sdtformatlock" xmlns:w16se="http://schemas.microsoft.com/office/word/2015/wordml/symex" xmlns:wpg="http://schemas.microsoft.com/office/word/2010/wordprocessingGroup" xmlns:wpi="http://schemas.microsoft.com/office/word/2010/wordprocessingInk" xmlns:wne="http://schemas.microsoft.com/office/word/2006/wordml" xmlns:wps="http://schemas.microsoft.com/office/word/2010/wordprocessingShape" mc:Ignorable="w14 w15 w16se w16cid w16 w16cex w16sdtdh w16sdtfl w16du wp14">
   <w:p>
     <w:pPr>
       <w:pStyle w:val="Footer"/>
@@ -1600,7 +1574,7 @@
 </file>
 
 <file path=word/footer3.xml><?xml version="1.0" encoding="utf-8"?>
-<w:ftr xmlns:wpc="http://schemas.microsoft.com/office/word/2010/wordprocessingCanvas" xmlns:cx="http://schemas.microsoft.com/office/drawing/2014/chartex" xmlns:cx1="http://schemas.microsoft.com/office/drawing/2015/9/8/chartex" xmlns:cx2="http://schemas.microsoft.com/office/drawing/2015/10/21/chartex" xmlns:cx3="http://schemas.microsoft.com/office/drawing/2016/5/9/chartex" xmlns:cx4="http://schemas.microsoft.com/office/drawing/2016/5/10/chartex" xmlns:cx5="http://schemas.microsoft.com/office/drawing/2016/5/11/chartex" xmlns:cx6="http://schemas.microsoft.com/office/drawing/2016/5/12/chartex" xmlns:cx7="http://schemas.microsoft.com/office/drawing/2016/5/13/chartex" xmlns:cx8="http://schemas.microsoft.com/office/drawing/2016/5/14/chartex" xmlns:mc="http://schemas.openxmlformats.org/markup-compatibility/2006" xmlns:aink="http://schemas.microsoft.com/office/drawing/2016/ink" xmlns:am3d="http://schemas.microsoft.com/office/drawing/2017/model3d" xmlns:o="urn:schemas-microsoft-com:office:office" xmlns:oel="http://schemas.microsoft.com/office/2019/extlst" xmlns:r="http://schemas.openxmlformats.org/officeDocument/2006/relationships" xmlns:m="http://schemas.openxmlformats.org/officeDocument/2006/math" xmlns:v="urn:schemas-microsoft-com:vml" xmlns:wp14="http://schemas.microsoft.com/office/word/2010/wordprocessingDrawing" xmlns:wp="http://schemas.openxmlformats.org/drawingml/2006/wordprocessingDrawing" xmlns:w10="urn:schemas-microsoft-com:office:word" xmlns:w="http://schemas.openxmlformats.org/wordprocessingml/2006/main" xmlns:w14="http://schemas.microsoft.com/office/word/2010/wordml" xmlns:w15="http://schemas.microsoft.com/office/word/2012/wordml" xmlns:w16cex="http://schemas.microsoft.com/office/word/2018/wordml/cex" xmlns:w16cid="http://schemas.microsoft.com/office/word/2016/wordml/cid" xmlns:w16="http://schemas.microsoft.com/office/word/2018/wordml" xmlns:w16sdtdh="http://schemas.microsoft.com/office/word/2020/wordml/sdtdatahash" xmlns:w16se="http://schemas.microsoft.com/office/word/2015/wordml/symex" xmlns:wpg="http://schemas.microsoft.com/office/word/2010/wordprocessingGroup" xmlns:wpi="http://schemas.microsoft.com/office/word/2010/wordprocessingInk" xmlns:wne="http://schemas.microsoft.com/office/word/2006/wordml" xmlns:wps="http://schemas.microsoft.com/office/word/2010/wordprocessingShape" mc:Ignorable="w14 w15 w16se w16cid w16 w16cex w16sdtdh wp14">
+<w:ftr xmlns:wpc="http://schemas.microsoft.com/office/word/2010/wordprocessingCanvas" xmlns:cx="http://schemas.microsoft.com/office/drawing/2014/chartex" xmlns:cx1="http://schemas.microsoft.com/office/drawing/2015/9/8/chartex" xmlns:cx2="http://schemas.microsoft.com/office/drawing/2015/10/21/chartex" xmlns:cx3="http://schemas.microsoft.com/office/drawing/2016/5/9/chartex" xmlns:cx4="http://schemas.microsoft.com/office/drawing/2016/5/10/chartex" xmlns:cx5="http://schemas.microsoft.com/office/drawing/2016/5/11/chartex" xmlns:cx6="http://schemas.microsoft.com/office/drawing/2016/5/12/chartex" xmlns:cx7="http://schemas.microsoft.com/office/drawing/2016/5/13/chartex" xmlns:cx8="http://schemas.microsoft.com/office/drawing/2016/5/14/chartex" xmlns:mc="http://schemas.openxmlformats.org/markup-compatibility/2006" xmlns:aink="http://schemas.microsoft.com/office/drawing/2016/ink" xmlns:am3d="http://schemas.microsoft.com/office/drawing/2017/model3d" xmlns:o="urn:schemas-microsoft-com:office:office" xmlns:oel="http://schemas.microsoft.com/office/2019/extlst" xmlns:r="http://schemas.openxmlformats.org/officeDocument/2006/relationships" xmlns:m="http://schemas.openxmlformats.org/officeDocument/2006/math" xmlns:v="urn:schemas-microsoft-com:vml" xmlns:wp14="http://schemas.microsoft.com/office/word/2010/wordprocessingDrawing" xmlns:wp="http://schemas.openxmlformats.org/drawingml/2006/wordprocessingDrawing" xmlns:w10="urn:schemas-microsoft-com:office:word" xmlns:w="http://schemas.openxmlformats.org/wordprocessingml/2006/main" xmlns:w14="http://schemas.microsoft.com/office/word/2010/wordml" xmlns:w15="http://schemas.microsoft.com/office/word/2012/wordml" xmlns:w16cex="http://schemas.microsoft.com/office/word/2018/wordml/cex" xmlns:w16cid="http://schemas.microsoft.com/office/word/2016/wordml/cid" xmlns:w16="http://schemas.microsoft.com/office/word/2018/wordml" xmlns:w16du="http://schemas.microsoft.com/office/word/2023/wordml/word16du" xmlns:w16sdtdh="http://schemas.microsoft.com/office/word/2020/wordml/sdtdatahash" xmlns:w16sdtfl="http://schemas.microsoft.com/office/word/2024/wordml/sdtformatlock" xmlns:w16se="http://schemas.microsoft.com/office/word/2015/wordml/symex" xmlns:wpg="http://schemas.microsoft.com/office/word/2010/wordprocessingGroup" xmlns:wpi="http://schemas.microsoft.com/office/word/2010/wordprocessingInk" xmlns:wne="http://schemas.microsoft.com/office/word/2006/wordml" xmlns:wps="http://schemas.microsoft.com/office/word/2010/wordprocessingShape" mc:Ignorable="w14 w15 w16se w16cid w16 w16cex w16sdtdh w16sdtfl w16du wp14">
   <w:p>
     <w:pPr>
       <w:pStyle w:val="Footer"/>
@@ -1610,7 +1584,7 @@
 </file>
 
 <file path=word/footnotes.xml><?xml version="1.0" encoding="utf-8"?>
-<w:footnotes xmlns:wpc="http://schemas.microsoft.com/office/word/2010/wordprocessingCanvas" xmlns:cx="http://schemas.microsoft.com/office/drawing/2014/chartex" xmlns:cx1="http://schemas.microsoft.com/office/drawing/2015/9/8/chartex" xmlns:cx2="http://schemas.microsoft.com/office/drawing/2015/10/21/chartex" xmlns:cx3="http://schemas.microsoft.com/office/drawing/2016/5/9/chartex" xmlns:cx4="http://schemas.microsoft.com/office/drawing/2016/5/10/chartex" xmlns:cx5="http://schemas.microsoft.com/office/drawing/2016/5/11/chartex" xmlns:cx6="http://schemas.microsoft.com/office/drawing/2016/5/12/chartex" xmlns:cx7="http://schemas.microsoft.com/office/drawing/2016/5/13/chartex" xmlns:cx8="http://schemas.microsoft.com/office/drawing/2016/5/14/chartex" xmlns:mc="http://schemas.openxmlformats.org/markup-compatibility/2006" xmlns:aink="http://schemas.microsoft.com/office/drawing/2016/ink" xmlns:am3d="http://schemas.microsoft.com/office/drawing/2017/model3d" xmlns:o="urn:schemas-microsoft-com:office:office" xmlns:oel="http://schemas.microsoft.com/office/2019/extlst" xmlns:r="http://schemas.openxmlformats.org/officeDocument/2006/relationships" xmlns:m="http://schemas.openxmlformats.org/officeDocument/2006/math" xmlns:v="urn:schemas-microsoft-com:vml" xmlns:wp14="http://schemas.microsoft.com/office/word/2010/wordprocessingDrawing" xmlns:wp="http://schemas.openxmlformats.org/drawingml/2006/wordprocessingDrawing" xmlns:w10="urn:schemas-microsoft-com:office:word" xmlns:w="http://schemas.openxmlformats.org/wordprocessingml/2006/main" xmlns:w14="http://schemas.microsoft.com/office/word/2010/wordml" xmlns:w15="http://schemas.microsoft.com/office/word/2012/wordml" xmlns:w16cex="http://schemas.microsoft.com/office/word/2018/wordml/cex" xmlns:w16cid="http://schemas.microsoft.com/office/word/2016/wordml/cid" xmlns:w16="http://schemas.microsoft.com/office/word/2018/wordml" xmlns:w16sdtdh="http://schemas.microsoft.com/office/word/2020/wordml/sdtdatahash" xmlns:w16se="http://schemas.microsoft.com/office/word/2015/wordml/symex" xmlns:wpg="http://schemas.microsoft.com/office/word/2010/wordprocessingGroup" xmlns:wpi="http://schemas.microsoft.com/office/word/2010/wordprocessingInk" xmlns:wne="http://schemas.microsoft.com/office/word/2006/wordml" xmlns:wps="http://schemas.microsoft.com/office/word/2010/wordprocessingShape" mc:Ignorable="w14 w15 w16se w16cid w16 w16cex w16sdtdh wp14">
+<w:footnotes xmlns:wpc="http://schemas.microsoft.com/office/word/2010/wordprocessingCanvas" xmlns:cx="http://schemas.microsoft.com/office/drawing/2014/chartex" xmlns:cx1="http://schemas.microsoft.com/office/drawing/2015/9/8/chartex" xmlns:cx2="http://schemas.microsoft.com/office/drawing/2015/10/21/chartex" xmlns:cx3="http://schemas.microsoft.com/office/drawing/2016/5/9/chartex" xmlns:cx4="http://schemas.microsoft.com/office/drawing/2016/5/10/chartex" xmlns:cx5="http://schemas.microsoft.com/office/drawing/2016/5/11/chartex" xmlns:cx6="http://schemas.microsoft.com/office/drawing/2016/5/12/chartex" xmlns:cx7="http://schemas.microsoft.com/office/drawing/2016/5/13/chartex" xmlns:cx8="http://schemas.microsoft.com/office/drawing/2016/5/14/chartex" xmlns:mc="http://schemas.openxmlformats.org/markup-compatibility/2006" xmlns:aink="http://schemas.microsoft.com/office/drawing/2016/ink" xmlns:am3d="http://schemas.microsoft.com/office/drawing/2017/model3d" xmlns:o="urn:schemas-microsoft-com:office:office" xmlns:oel="http://schemas.microsoft.com/office/2019/extlst" xmlns:r="http://schemas.openxmlformats.org/officeDocument/2006/relationships" xmlns:m="http://schemas.openxmlformats.org/officeDocument/2006/math" xmlns:v="urn:schemas-microsoft-com:vml" xmlns:wp14="http://schemas.microsoft.com/office/word/2010/wordprocessingDrawing" xmlns:wp="http://schemas.openxmlformats.org/drawingml/2006/wordprocessingDrawing" xmlns:w10="urn:schemas-microsoft-com:office:word" xmlns:w="http://schemas.openxmlformats.org/wordprocessingml/2006/main" xmlns:w14="http://schemas.microsoft.com/office/word/2010/wordml" xmlns:w15="http://schemas.microsoft.com/office/word/2012/wordml" xmlns:w16cex="http://schemas.microsoft.com/office/word/2018/wordml/cex" xmlns:w16cid="http://schemas.microsoft.com/office/word/2016/wordml/cid" xmlns:w16="http://schemas.microsoft.com/office/word/2018/wordml" xmlns:w16du="http://schemas.microsoft.com/office/word/2023/wordml/word16du" xmlns:w16sdtdh="http://schemas.microsoft.com/office/word/2020/wordml/sdtdatahash" xmlns:w16sdtfl="http://schemas.microsoft.com/office/word/2024/wordml/sdtformatlock" xmlns:w16se="http://schemas.microsoft.com/office/word/2015/wordml/symex" xmlns:wpg="http://schemas.microsoft.com/office/word/2010/wordprocessingGroup" xmlns:wpi="http://schemas.microsoft.com/office/word/2010/wordprocessingInk" xmlns:wne="http://schemas.microsoft.com/office/word/2006/wordml" xmlns:wps="http://schemas.microsoft.com/office/word/2010/wordprocessingShape" mc:Ignorable="w14 w15 w16se w16cid w16 w16cex w16sdtdh w16sdtfl w16du wp14">
   <w:footnote w:type="separator" w:id="-1">
     <w:p>
       <w:pPr>
@@ -1635,7 +1609,7 @@
 </file>
 
 <file path=word/header1.xml><?xml version="1.0" encoding="utf-8"?>
-<w:hdr xmlns:wpc="http://schemas.microsoft.com/office/word/2010/wordprocessingCanvas" xmlns:cx="http://schemas.microsoft.com/office/drawing/2014/chartex" xmlns:cx1="http://schemas.microsoft.com/office/drawing/2015/9/8/chartex" xmlns:cx2="http://schemas.microsoft.com/office/drawing/2015/10/21/chartex" xmlns:cx3="http://schemas.microsoft.com/office/drawing/2016/5/9/chartex" xmlns:cx4="http://schemas.microsoft.com/office/drawing/2016/5/10/chartex" xmlns:cx5="http://schemas.microsoft.com/office/drawing/2016/5/11/chartex" xmlns:cx6="http://schemas.microsoft.com/office/drawing/2016/5/12/chartex" xmlns:cx7="http://schemas.microsoft.com/office/drawing/2016/5/13/chartex" xmlns:cx8="http://schemas.microsoft.com/office/drawing/2016/5/14/chartex" xmlns:mc="http://schemas.openxmlformats.org/markup-compatibility/2006" xmlns:aink="http://schemas.microsoft.com/office/drawing/2016/ink" xmlns:am3d="http://schemas.microsoft.com/office/drawing/2017/model3d" xmlns:o="urn:schemas-microsoft-com:office:office" xmlns:oel="http://schemas.microsoft.com/office/2019/extlst" xmlns:r="http://schemas.openxmlformats.org/officeDocument/2006/relationships" xmlns:m="http://schemas.openxmlformats.org/officeDocument/2006/math" xmlns:v="urn:schemas-microsoft-com:vml" xmlns:wp14="http://schemas.microsoft.com/office/word/2010/wordprocessingDrawing" xmlns:wp="http://schemas.openxmlformats.org/drawingml/2006/wordprocessingDrawing" xmlns:w10="urn:schemas-microsoft-com:office:word" xmlns:w="http://schemas.openxmlformats.org/wordprocessingml/2006/main" xmlns:w14="http://schemas.microsoft.com/office/word/2010/wordml" xmlns:w15="http://schemas.microsoft.com/office/word/2012/wordml" xmlns:w16cex="http://schemas.microsoft.com/office/word/2018/wordml/cex" xmlns:w16cid="http://schemas.microsoft.com/office/word/2016/wordml/cid" xmlns:w16="http://schemas.microsoft.com/office/word/2018/wordml" xmlns:w16sdtdh="http://schemas.microsoft.com/office/word/2020/wordml/sdtdatahash" xmlns:w16se="http://schemas.microsoft.com/office/word/2015/wordml/symex" xmlns:wpg="http://schemas.microsoft.com/office/word/2010/wordprocessingGroup" xmlns:wpi="http://schemas.microsoft.com/office/word/2010/wordprocessingInk" xmlns:wne="http://schemas.microsoft.com/office/word/2006/wordml" xmlns:wps="http://schemas.microsoft.com/office/word/2010/wordprocessingShape" mc:Ignorable="w14 w15 w16se w16cid w16 w16cex w16sdtdh wp14">
+<w:hdr xmlns:wpc="http://schemas.microsoft.com/office/word/2010/wordprocessingCanvas" xmlns:cx="http://schemas.microsoft.com/office/drawing/2014/chartex" xmlns:cx1="http://schemas.microsoft.com/office/drawing/2015/9/8/chartex" xmlns:cx2="http://schemas.microsoft.com/office/drawing/2015/10/21/chartex" xmlns:cx3="http://schemas.microsoft.com/office/drawing/2016/5/9/chartex" xmlns:cx4="http://schemas.microsoft.com/office/drawing/2016/5/10/chartex" xmlns:cx5="http://schemas.microsoft.com/office/drawing/2016/5/11/chartex" xmlns:cx6="http://schemas.microsoft.com/office/drawing/2016/5/12/chartex" xmlns:cx7="http://schemas.microsoft.com/office/drawing/2016/5/13/chartex" xmlns:cx8="http://schemas.microsoft.com/office/drawing/2016/5/14/chartex" xmlns:mc="http://schemas.openxmlformats.org/markup-compatibility/2006" xmlns:aink="http://schemas.microsoft.com/office/drawing/2016/ink" xmlns:am3d="http://schemas.microsoft.com/office/drawing/2017/model3d" xmlns:o="urn:schemas-microsoft-com:office:office" xmlns:oel="http://schemas.microsoft.com/office/2019/extlst" xmlns:r="http://schemas.openxmlformats.org/officeDocument/2006/relationships" xmlns:m="http://schemas.openxmlformats.org/officeDocument/2006/math" xmlns:v="urn:schemas-microsoft-com:vml" xmlns:wp14="http://schemas.microsoft.com/office/word/2010/wordprocessingDrawing" xmlns:wp="http://schemas.openxmlformats.org/drawingml/2006/wordprocessingDrawing" xmlns:w10="urn:schemas-microsoft-com:office:word" xmlns:w="http://schemas.openxmlformats.org/wordprocessingml/2006/main" xmlns:w14="http://schemas.microsoft.com/office/word/2010/wordml" xmlns:w15="http://schemas.microsoft.com/office/word/2012/wordml" xmlns:w16cex="http://schemas.microsoft.com/office/word/2018/wordml/cex" xmlns:w16cid="http://schemas.microsoft.com/office/word/2016/wordml/cid" xmlns:w16="http://schemas.microsoft.com/office/word/2018/wordml" xmlns:w16du="http://schemas.microsoft.com/office/word/2023/wordml/word16du" xmlns:w16sdtdh="http://schemas.microsoft.com/office/word/2020/wordml/sdtdatahash" xmlns:w16sdtfl="http://schemas.microsoft.com/office/word/2024/wordml/sdtformatlock" xmlns:w16se="http://schemas.microsoft.com/office/word/2015/wordml/symex" xmlns:wpg="http://schemas.microsoft.com/office/word/2010/wordprocessingGroup" xmlns:wpi="http://schemas.microsoft.com/office/word/2010/wordprocessingInk" xmlns:wne="http://schemas.microsoft.com/office/word/2006/wordml" xmlns:wps="http://schemas.microsoft.com/office/word/2010/wordprocessingShape" mc:Ignorable="w14 w15 w16se w16cid w16 w16cex w16sdtdh w16sdtfl w16du wp14">
   <w:p>
     <w:pPr>
       <w:pStyle w:val="Header"/>
@@ -1645,7 +1619,7 @@
 </file>
 
 <file path=word/header2.xml><?xml version="1.0" encoding="utf-8"?>
-<w:hdr xmlns:wpc="http://schemas.microsoft.com/office/word/2010/wordprocessingCanvas" xmlns:cx="http://schemas.microsoft.com/office/drawing/2014/chartex" xmlns:cx1="http://schemas.microsoft.com/office/drawing/2015/9/8/chartex" xmlns:cx2="http://schemas.microsoft.com/office/drawing/2015/10/21/chartex" xmlns:cx3="http://schemas.microsoft.com/office/drawing/2016/5/9/chartex" xmlns:cx4="http://schemas.microsoft.com/office/drawing/2016/5/10/chartex" xmlns:cx5="http://schemas.microsoft.com/office/drawing/2016/5/11/chartex" xmlns:cx6="http://schemas.microsoft.com/office/drawing/2016/5/12/chartex" xmlns:cx7="http://schemas.microsoft.com/office/drawing/2016/5/13/chartex" xmlns:cx8="http://schemas.microsoft.com/office/drawing/2016/5/14/chartex" xmlns:mc="http://schemas.openxmlformats.org/markup-compatibility/2006" xmlns:aink="http://schemas.microsoft.com/office/drawing/2016/ink" xmlns:am3d="http://schemas.microsoft.com/office/drawing/2017/model3d" xmlns:o="urn:schemas-microsoft-com:office:office" xmlns:oel="http://schemas.microsoft.com/office/2019/extlst" xmlns:r="http://schemas.openxmlformats.org/officeDocument/2006/relationships" xmlns:m="http://schemas.openxmlformats.org/officeDocument/2006/math" xmlns:v="urn:schemas-microsoft-com:vml" xmlns:wp14="http://schemas.microsoft.com/office/word/2010/wordprocessingDrawing" xmlns:wp="http://schemas.openxmlformats.org/drawingml/2006/wordprocessingDrawing" xmlns:w10="urn:schemas-microsoft-com:office:word" xmlns:w="http://schemas.openxmlformats.org/wordprocessingml/2006/main" xmlns:w14="http://schemas.microsoft.com/office/word/2010/wordml" xmlns:w15="http://schemas.microsoft.com/office/word/2012/wordml" xmlns:w16cex="http://schemas.microsoft.com/office/word/2018/wordml/cex" xmlns:w16cid="http://schemas.microsoft.com/office/word/2016/wordml/cid" xmlns:w16="http://schemas.microsoft.com/office/word/2018/wordml" xmlns:w16sdtdh="http://schemas.microsoft.com/office/word/2020/wordml/sdtdatahash" xmlns:w16se="http://schemas.microsoft.com/office/word/2015/wordml/symex" xmlns:wpg="http://schemas.microsoft.com/office/word/2010/wordprocessingGroup" xmlns:wpi="http://schemas.microsoft.com/office/word/2010/wordprocessingInk" xmlns:wne="http://schemas.microsoft.com/office/word/2006/wordml" xmlns:wps="http://schemas.microsoft.com/office/word/2010/wordprocessingShape" mc:Ignorable="w14 w15 w16se w16cid w16 w16cex w16sdtdh wp14">
+<w:hdr xmlns:wpc="http://schemas.microsoft.com/office/word/2010/wordprocessingCanvas" xmlns:cx="http://schemas.microsoft.com/office/drawing/2014/chartex" xmlns:cx1="http://schemas.microsoft.com/office/drawing/2015/9/8/chartex" xmlns:cx2="http://schemas.microsoft.com/office/drawing/2015/10/21/chartex" xmlns:cx3="http://schemas.microsoft.com/office/drawing/2016/5/9/chartex" xmlns:cx4="http://schemas.microsoft.com/office/drawing/2016/5/10/chartex" xmlns:cx5="http://schemas.microsoft.com/office/drawing/2016/5/11/chartex" xmlns:cx6="http://schemas.microsoft.com/office/drawing/2016/5/12/chartex" xmlns:cx7="http://schemas.microsoft.com/office/drawing/2016/5/13/chartex" xmlns:cx8="http://schemas.microsoft.com/office/drawing/2016/5/14/chartex" xmlns:mc="http://schemas.openxmlformats.org/markup-compatibility/2006" xmlns:aink="http://schemas.microsoft.com/office/drawing/2016/ink" xmlns:am3d="http://schemas.microsoft.com/office/drawing/2017/model3d" xmlns:o="urn:schemas-microsoft-com:office:office" xmlns:oel="http://schemas.microsoft.com/office/2019/extlst" xmlns:r="http://schemas.openxmlformats.org/officeDocument/2006/relationships" xmlns:m="http://schemas.openxmlformats.org/officeDocument/2006/math" xmlns:v="urn:schemas-microsoft-com:vml" xmlns:wp14="http://schemas.microsoft.com/office/word/2010/wordprocessingDrawing" xmlns:wp="http://schemas.openxmlformats.org/drawingml/2006/wordprocessingDrawing" xmlns:w10="urn:schemas-microsoft-com:office:word" xmlns:w="http://schemas.openxmlformats.org/wordprocessingml/2006/main" xmlns:w14="http://schemas.microsoft.com/office/word/2010/wordml" xmlns:w15="http://schemas.microsoft.com/office/word/2012/wordml" xmlns:w16cex="http://schemas.microsoft.com/office/word/2018/wordml/cex" xmlns:w16cid="http://schemas.microsoft.com/office/word/2016/wordml/cid" xmlns:w16="http://schemas.microsoft.com/office/word/2018/wordml" xmlns:w16du="http://schemas.microsoft.com/office/word/2023/wordml/word16du" xmlns:w16sdtdh="http://schemas.microsoft.com/office/word/2020/wordml/sdtdatahash" xmlns:w16sdtfl="http://schemas.microsoft.com/office/word/2024/wordml/sdtformatlock" xmlns:w16se="http://schemas.microsoft.com/office/word/2015/wordml/symex" xmlns:wpg="http://schemas.microsoft.com/office/word/2010/wordprocessingGroup" xmlns:wpi="http://schemas.microsoft.com/office/word/2010/wordprocessingInk" xmlns:wne="http://schemas.microsoft.com/office/word/2006/wordml" xmlns:wps="http://schemas.microsoft.com/office/word/2010/wordprocessingShape" mc:Ignorable="w14 w15 w16se w16cid w16 w16cex w16sdtdh w16sdtfl w16du wp14">
   <w:p>
     <w:pPr>
       <w:pStyle w:val="Header"/>
@@ -1656,7 +1630,7 @@
 </file>
 
 <file path=word/header3.xml><?xml version="1.0" encoding="utf-8"?>
-<w:hdr xmlns:wpc="http://schemas.microsoft.com/office/word/2010/wordprocessingCanvas" xmlns:cx="http://schemas.microsoft.com/office/drawing/2014/chartex" xmlns:cx1="http://schemas.microsoft.com/office/drawing/2015/9/8/chartex" xmlns:cx2="http://schemas.microsoft.com/office/drawing/2015/10/21/chartex" xmlns:cx3="http://schemas.microsoft.com/office/drawing/2016/5/9/chartex" xmlns:cx4="http://schemas.microsoft.com/office/drawing/2016/5/10/chartex" xmlns:cx5="http://schemas.microsoft.com/office/drawing/2016/5/11/chartex" xmlns:cx6="http://schemas.microsoft.com/office/drawing/2016/5/12/chartex" xmlns:cx7="http://schemas.microsoft.com/office/drawing/2016/5/13/chartex" xmlns:cx8="http://schemas.microsoft.com/office/drawing/2016/5/14/chartex" xmlns:mc="http://schemas.openxmlformats.org/markup-compatibility/2006" xmlns:aink="http://schemas.microsoft.com/office/drawing/2016/ink" xmlns:am3d="http://schemas.microsoft.com/office/drawing/2017/model3d" xmlns:o="urn:schemas-microsoft-com:office:office" xmlns:oel="http://schemas.microsoft.com/office/2019/extlst" xmlns:r="http://schemas.openxmlformats.org/officeDocument/2006/relationships" xmlns:m="http://schemas.openxmlformats.org/officeDocument/2006/math" xmlns:v="urn:schemas-microsoft-com:vml" xmlns:wp14="http://schemas.microsoft.com/office/word/2010/wordprocessingDrawing" xmlns:wp="http://schemas.openxmlformats.org/drawingml/2006/wordprocessingDrawing" xmlns:w10="urn:schemas-microsoft-com:office:word" xmlns:w="http://schemas.openxmlformats.org/wordprocessingml/2006/main" xmlns:w14="http://schemas.microsoft.com/office/word/2010/wordml" xmlns:w15="http://schemas.microsoft.com/office/word/2012/wordml" xmlns:w16cex="http://schemas.microsoft.com/office/word/2018/wordml/cex" xmlns:w16cid="http://schemas.microsoft.com/office/word/2016/wordml/cid" xmlns:w16="http://schemas.microsoft.com/office/word/2018/wordml" xmlns:w16sdtdh="http://schemas.microsoft.com/office/word/2020/wordml/sdtdatahash" xmlns:w16se="http://schemas.microsoft.com/office/word/2015/wordml/symex" xmlns:wpg="http://schemas.microsoft.com/office/word/2010/wordprocessingGroup" xmlns:wpi="http://schemas.microsoft.com/office/word/2010/wordprocessingInk" xmlns:wne="http://schemas.microsoft.com/office/word/2006/wordml" xmlns:wps="http://schemas.microsoft.com/office/word/2010/wordprocessingShape" mc:Ignorable="w14 w15 w16se w16cid w16 w16cex w16sdtdh wp14">
+<w:hdr xmlns:wpc="http://schemas.microsoft.com/office/word/2010/wordprocessingCanvas" xmlns:cx="http://schemas.microsoft.com/office/drawing/2014/chartex" xmlns:cx1="http://schemas.microsoft.com/office/drawing/2015/9/8/chartex" xmlns:cx2="http://schemas.microsoft.com/office/drawing/2015/10/21/chartex" xmlns:cx3="http://schemas.microsoft.com/office/drawing/2016/5/9/chartex" xmlns:cx4="http://schemas.microsoft.com/office/drawing/2016/5/10/chartex" xmlns:cx5="http://schemas.microsoft.com/office/drawing/2016/5/11/chartex" xmlns:cx6="http://schemas.microsoft.com/office/drawing/2016/5/12/chartex" xmlns:cx7="http://schemas.microsoft.com/office/drawing/2016/5/13/chartex" xmlns:cx8="http://schemas.microsoft.com/office/drawing/2016/5/14/chartex" xmlns:mc="http://schemas.openxmlformats.org/markup-compatibility/2006" xmlns:aink="http://schemas.microsoft.com/office/drawing/2016/ink" xmlns:am3d="http://schemas.microsoft.com/office/drawing/2017/model3d" xmlns:o="urn:schemas-microsoft-com:office:office" xmlns:oel="http://schemas.microsoft.com/office/2019/extlst" xmlns:r="http://schemas.openxmlformats.org/officeDocument/2006/relationships" xmlns:m="http://schemas.openxmlformats.org/officeDocument/2006/math" xmlns:v="urn:schemas-microsoft-com:vml" xmlns:wp14="http://schemas.microsoft.com/office/word/2010/wordprocessingDrawing" xmlns:wp="http://schemas.openxmlformats.org/drawingml/2006/wordprocessingDrawing" xmlns:w10="urn:schemas-microsoft-com:office:word" xmlns:w="http://schemas.openxmlformats.org/wordprocessingml/2006/main" xmlns:w14="http://schemas.microsoft.com/office/word/2010/wordml" xmlns:w15="http://schemas.microsoft.com/office/word/2012/wordml" xmlns:w16cex="http://schemas.microsoft.com/office/word/2018/wordml/cex" xmlns:w16cid="http://schemas.microsoft.com/office/word/2016/wordml/cid" xmlns:w16="http://schemas.microsoft.com/office/word/2018/wordml" xmlns:w16du="http://schemas.microsoft.com/office/word/2023/wordml/word16du" xmlns:w16sdtdh="http://schemas.microsoft.com/office/word/2020/wordml/sdtdatahash" xmlns:w16sdtfl="http://schemas.microsoft.com/office/word/2024/wordml/sdtformatlock" xmlns:w16se="http://schemas.microsoft.com/office/word/2015/wordml/symex" xmlns:wpg="http://schemas.microsoft.com/office/word/2010/wordprocessingGroup" xmlns:wpi="http://schemas.microsoft.com/office/word/2010/wordprocessingInk" xmlns:wne="http://schemas.microsoft.com/office/word/2006/wordml" xmlns:wps="http://schemas.microsoft.com/office/word/2010/wordprocessingShape" mc:Ignorable="w14 w15 w16se w16cid w16 w16cex w16sdtdh w16sdtfl w16du wp14">
   <w:p>
     <w:pPr>
       <w:pStyle w:val="Header"/>
@@ -1665,7 +1639,7 @@
     <w:r>
       <w:tab/>
       <w:tab/>
-      <w:t>2026-06-17</w:t>
+      <w:t>2026-06-18</w:t>
       <w:br/>
       <w:br/>
     </w:r>
@@ -1682,7 +1656,7 @@
 </file>
 
 <file path=word/numbering.xml><?xml version="1.0" encoding="utf-8"?>
-<w:numbering xmlns:wpc="http://schemas.microsoft.com/office/word/2010/wordprocessingCanvas" xmlns:cx="http://schemas.microsoft.com/office/drawing/2014/chartex" xmlns:cx1="http://schemas.microsoft.com/office/drawing/2015/9/8/chartex" xmlns:cx2="http://schemas.microsoft.com/office/drawing/2015/10/21/chartex" xmlns:cx3="http://schemas.microsoft.com/office/drawing/2016/5/9/chartex" xmlns:cx4="http://schemas.microsoft.com/office/drawing/2016/5/10/chartex" xmlns:cx5="http://schemas.microsoft.com/office/drawing/2016/5/11/chartex" xmlns:cx6="http://schemas.microsoft.com/office/drawing/2016/5/12/chartex" xmlns:cx7="http://schemas.microsoft.com/office/drawing/2016/5/13/chartex" xmlns:cx8="http://schemas.microsoft.com/office/drawing/2016/5/14/chartex" xmlns:mc="http://schemas.openxmlformats.org/markup-compatibility/2006" xmlns:aink="http://schemas.microsoft.com/office/drawing/2016/ink" xmlns:am3d="http://schemas.microsoft.com/office/drawing/2017/model3d" xmlns:o="urn:schemas-microsoft-com:office:office" xmlns:oel="http://schemas.microsoft.com/office/2019/extlst" xmlns:r="http://schemas.openxmlformats.org/officeDocument/2006/relationships" xmlns:m="http://schemas.openxmlformats.org/officeDocument/2006/math" xmlns:v="urn:schemas-microsoft-com:vml" xmlns:wp14="http://schemas.microsoft.com/office/word/2010/wordprocessingDrawing" xmlns:wp="http://schemas.openxmlformats.org/drawingml/2006/wordprocessingDrawing" xmlns:w10="urn:schemas-microsoft-com:office:word" xmlns:w="http://schemas.openxmlformats.org/wordprocessingml/2006/main" xmlns:w14="http://schemas.microsoft.com/office/word/2010/wordml" xmlns:w15="http://schemas.microsoft.com/office/word/2012/wordml" xmlns:w16cex="http://schemas.microsoft.com/office/word/2018/wordml/cex" xmlns:w16cid="http://schemas.microsoft.com/office/word/2016/wordml/cid" xmlns:w16="http://schemas.microsoft.com/office/word/2018/wordml" xmlns:w16sdtdh="http://schemas.microsoft.com/office/word/2020/wordml/sdtdatahash" xmlns:w16se="http://schemas.microsoft.com/office/word/2015/wordml/symex" xmlns:wpg="http://schemas.microsoft.com/office/word/2010/wordprocessingGroup" xmlns:wpi="http://schemas.microsoft.com/office/word/2010/wordprocessingInk" xmlns:wne="http://schemas.microsoft.com/office/word/2006/wordml" xmlns:wps="http://schemas.microsoft.com/office/word/2010/wordprocessingShape" mc:Ignorable="w14 w15 w16se w16cid w16 w16cex w16sdtdh wp14">
+<w:numbering xmlns:wpc="http://schemas.microsoft.com/office/word/2010/wordprocessingCanvas" xmlns:cx="http://schemas.microsoft.com/office/drawing/2014/chartex" xmlns:cx1="http://schemas.microsoft.com/office/drawing/2015/9/8/chartex" xmlns:cx2="http://schemas.microsoft.com/office/drawing/2015/10/21/chartex" xmlns:cx3="http://schemas.microsoft.com/office/drawing/2016/5/9/chartex" xmlns:cx4="http://schemas.microsoft.com/office/drawing/2016/5/10/chartex" xmlns:cx5="http://schemas.microsoft.com/office/drawing/2016/5/11/chartex" xmlns:cx6="http://schemas.microsoft.com/office/drawing/2016/5/12/chartex" xmlns:cx7="http://schemas.microsoft.com/office/drawing/2016/5/13/chartex" xmlns:cx8="http://schemas.microsoft.com/office/drawing/2016/5/14/chartex" xmlns:mc="http://schemas.openxmlformats.org/markup-compatibility/2006" xmlns:aink="http://schemas.microsoft.com/office/drawing/2016/ink" xmlns:am3d="http://schemas.microsoft.com/office/drawing/2017/model3d" xmlns:o="urn:schemas-microsoft-com:office:office" xmlns:oel="http://schemas.microsoft.com/office/2019/extlst" xmlns:r="http://schemas.openxmlformats.org/officeDocument/2006/relationships" xmlns:m="http://schemas.openxmlformats.org/officeDocument/2006/math" xmlns:v="urn:schemas-microsoft-com:vml" xmlns:wp14="http://schemas.microsoft.com/office/word/2010/wordprocessingDrawing" xmlns:wp="http://schemas.openxmlformats.org/drawingml/2006/wordprocessingDrawing" xmlns:w10="urn:schemas-microsoft-com:office:word" xmlns:w="http://schemas.openxmlformats.org/wordprocessingml/2006/main" xmlns:w14="http://schemas.microsoft.com/office/word/2010/wordml" xmlns:w15="http://schemas.microsoft.com/office/word/2012/wordml" xmlns:w16cex="http://schemas.microsoft.com/office/word/2018/wordml/cex" xmlns:w16cid="http://schemas.microsoft.com/office/word/2016/wordml/cid" xmlns:w16="http://schemas.microsoft.com/office/word/2018/wordml" xmlns:w16du="http://schemas.microsoft.com/office/word/2023/wordml/word16du" xmlns:w16sdtdh="http://schemas.microsoft.com/office/word/2020/wordml/sdtdatahash" xmlns:w16sdtfl="http://schemas.microsoft.com/office/word/2024/wordml/sdtformatlock" xmlns:w16se="http://schemas.microsoft.com/office/word/2015/wordml/symex" xmlns:wpg="http://schemas.microsoft.com/office/word/2010/wordprocessingGroup" xmlns:wpi="http://schemas.microsoft.com/office/word/2010/wordprocessingInk" xmlns:wne="http://schemas.microsoft.com/office/word/2006/wordml" xmlns:wps="http://schemas.microsoft.com/office/word/2010/wordprocessingShape" mc:Ignorable="w14 w15 w16se w16cid w16 w16cex w16sdtdh w16sdtfl w16du wp14">
   <w:abstractNum w:abstractNumId="0" w15:restartNumberingAfterBreak="0">
     <w:nsid w:val="FFFFFF7C"/>
     <w:multiLevelType w:val="singleLevel"/>
@@ -1885,7 +1859,7 @@
 </file>
 
 <file path=word/styles.xml><?xml version="1.0" encoding="utf-8"?>
-<w:styles xmlns:mc="http://schemas.openxmlformats.org/markup-compatibility/2006" xmlns:r="http://schemas.openxmlformats.org/officeDocument/2006/relationships" xmlns:w="http://schemas.openxmlformats.org/wordprocessingml/2006/main" xmlns:w14="http://schemas.microsoft.com/office/word/2010/wordml" xmlns:w15="http://schemas.microsoft.com/office/word/2012/wordml" xmlns:w16cex="http://schemas.microsoft.com/office/word/2018/wordml/cex" xmlns:w16cid="http://schemas.microsoft.com/office/word/2016/wordml/cid" xmlns:w16="http://schemas.microsoft.com/office/word/2018/wordml" xmlns:w16sdtdh="http://schemas.microsoft.com/office/word/2020/wordml/sdtdatahash" xmlns:w16se="http://schemas.microsoft.com/office/word/2015/wordml/symex" mc:Ignorable="w14 w15 w16se w16cid w16 w16cex w16sdtdh">
+<w:styles xmlns:mc="http://schemas.openxmlformats.org/markup-compatibility/2006" xmlns:r="http://schemas.openxmlformats.org/officeDocument/2006/relationships" xmlns:w="http://schemas.openxmlformats.org/wordprocessingml/2006/main" xmlns:w14="http://schemas.microsoft.com/office/word/2010/wordml" xmlns:w15="http://schemas.microsoft.com/office/word/2012/wordml" xmlns:w16cex="http://schemas.microsoft.com/office/word/2018/wordml/cex" xmlns:w16cid="http://schemas.microsoft.com/office/word/2016/wordml/cid" xmlns:w16="http://schemas.microsoft.com/office/word/2018/wordml" xmlns:w16du="http://schemas.microsoft.com/office/word/2023/wordml/word16du" xmlns:w16sdtdh="http://schemas.microsoft.com/office/word/2020/wordml/sdtdatahash" xmlns:w16sdtfl="http://schemas.microsoft.com/office/word/2024/wordml/sdtformatlock" xmlns:w16se="http://schemas.microsoft.com/office/word/2015/wordml/symex" mc:Ignorable="w14 w15 w16se w16cid w16 w16cex w16sdtdh w16sdtfl w16du">
   <w:docDefaults>
     <w:rPrDefault>
       <w:rPr>
@@ -2643,7 +2617,7 @@
     <w:link w:val="TitleChar"/>
     <w:uiPriority w:val="10"/>
     <w:qFormat/>
-    <w:rsid w:val="007106C8"/>
+    <w:rsid w:val="00E854FA"/>
     <w:pPr>
       <w:spacing w:after="300" w:line="240" w:lineRule="auto"/>
       <w:contextualSpacing/>
@@ -2653,7 +2627,7 @@
       <w:rFonts w:eastAsiaTheme="majorEastAsia" w:cstheme="majorBidi"/>
       <w:spacing w:val="5"/>
       <w:kern w:val="28"/>
-      <w:sz w:val="52"/>
+      <w:sz w:val="40"/>
       <w:szCs w:val="52"/>
       <w:lang w:val="sv-SE" w:eastAsia="en-US" w:bidi="ar-SA"/>
     </w:rPr>
@@ -2663,12 +2637,12 @@
     <w:basedOn w:val="DefaultParagraphFont"/>
     <w:link w:val="Title"/>
     <w:uiPriority w:val="10"/>
-    <w:rsid w:val="007106C8"/>
+    <w:rsid w:val="00E854FA"/>
     <w:rPr>
       <w:rFonts w:ascii="Times New Roman" w:eastAsiaTheme="majorEastAsia" w:hAnsi="Times New Roman" w:cstheme="majorBidi"/>
       <w:spacing w:val="5"/>
       <w:kern w:val="28"/>
-      <w:sz w:val="52"/>
+      <w:sz w:val="40"/>
       <w:szCs w:val="52"/>
       <w:lang w:val="sv-SE" w:eastAsia="en-US" w:bidi="ar-SA"/>
     </w:rPr>

--- a/klagomål/A 59433-2025 FSC-klagomål.docx
+++ b/klagomål/A 59433-2025 FSC-klagomål.docx
@@ -1639,7 +1639,7 @@
     <w:r>
       <w:tab/>
       <w:tab/>
-      <w:t>2026-06-18</w:t>
+      <w:t>2026-06-19</w:t>
       <w:br/>
       <w:br/>
     </w:r>

--- a/klagomål/A 59433-2025 FSC-klagomål.docx
+++ b/klagomål/A 59433-2025 FSC-klagomål.docx
@@ -1639,7 +1639,7 @@
     <w:r>
       <w:tab/>
       <w:tab/>
-      <w:t>2026-06-19</w:t>
+      <w:t>2026-06-20</w:t>
       <w:br/>
       <w:br/>
     </w:r>

--- a/klagomål/A 59433-2025 FSC-klagomål.docx
+++ b/klagomål/A 59433-2025 FSC-klagomål.docx
@@ -168,38 +168,7 @@
     </w:p>
     <w:p>
       <w:r>
-        <w:t>Detta dokument behandlar höga naturvärden i avverkningsanmälan A 59433-2025 i Vilhelmina kommun som inkom 2025-11-28 och omfattar 57,3 ha.</w:t>
-      </w:r>
-    </w:p>
-    <w:p>
-      <w:r>
-        <w:t>Nedan presenteras fynd av naturvårdsarter och fridlysta arter som gjorts i det avverkningsanmälda området, samt relevanta utdrag ur standarderna för FSC, Chain of Custody, Controlled Wood och PEFC. I BILAGA 1 finns artfakta om fridlysta arter.</w:t>
-      </w:r>
-    </w:p>
-    <w:p>
-      <w:r>
-        <w:t>Vi förväntar oss att ni återkommer med ett skriftligt svar på vårt klagomål och även beskriver vilka korrigerande åtgärder ni satt in för att rätta till identifierade brister i er efterlevnad av den svenska FSC standarden.</w:t>
-      </w:r>
-    </w:p>
-    <w:p>
-      <w:pPr>
-        <w:pStyle w:val="Heading1"/>
-      </w:pPr>
-      <w:r>
-        <w:t>Naturvårdsarter</w:t>
-      </w:r>
-    </w:p>
-    <w:p>
-      <w:r>
-        <w:t>I avverkningsanmälan har följande 20 naturvårdsarter hittats: garnlav (VU, T), gränsticka (VU, T), ostticka (VU, T), vitskaftad svartspik (VU, T), brunpudrad nållav (NT, T), gammelgransskål (NT, T), harticka (NT, T), knottrig blåslav (NT, T), lavskrika (NT, T, §4), rosenticka (NT, T), rödbrun blekspik (NT, T), stjärntagging (NT, T), tretåig hackspett (NT, T, §4), ullticka (NT, T), violmussling (NT, T), vitgrynig nållav (NT), blodticka (S, T), luddlav (S, T), stuplav (S, T) och vedticka (S, T). Av dessa är 16 rödlistade. För rödlistade arter har rödlistekategorin angivits inom parentes. Arter som är signalarter enligt Skogsstyrelsen har markerats med (S). Typiska arter inom Natura 2000 som är kopplade till skogsekosystem har markerats med (T). För fridlysta arter anges även paragrafen i Artskyddsförordningen som arten är fridlyst enligt.</w:t>
-      </w:r>
-    </w:p>
-    <w:p>
-      <w:r>
-        <w:t>De påträffade naturvårdsarterna är ett tydligt kvitto på att det rör sig om en skog med höga naturvärden.</w:t>
-      </w:r>
-      <w:r>
-        <w:t xml:space="preserve"> I Figur 1 visas fyndplatser för naturvårdsarter i området, som finns registrerade på Artportalen.</w:t>
+        <w:t>Detta klagomål behandlar höga naturvärden i avverkningsanmälan A 59433-2025 i Vilhelmina kommun som inkom 2025-11-28 och omfattar 57,3 ha.</w:t>
       </w:r>
     </w:p>
     <w:p>
@@ -247,34 +216,233 @@
         <w:spacing w:after="240"/>
       </w:pPr>
       <w:r>
-        <w:t>Figur 1. Fyndplatser för naturvårdsarter i avverkningsanmälan (röd linje). Markörer utan svart kant är placerade på fyndplatsen. Markörer med svart kant är placerade vid sidan av fyndplatsen och har ett svart streck som visar fyndplatsens exakta position. Kartans mittpunktskoordinat är N 7209193, E 519257 i SWEREF 99 TM.</w:t>
+        <w:t>Figur 1. Fyndplatser för naturvårdsarter i avverkningsanmälan. Markörer utan svart kant är placerade på fyndplatsen. Markörer med svart kant är placerade vid sidan av fyndplatsen har ett svart streck som visar fyndplatsens exakta position. Kartans mittpunktskoordinat är N 7209193, E 519257 i SWEREF 99 TM.</w:t>
+      </w:r>
+    </w:p>
+    <w:p>
+      <w:r>
+        <w:t>I avverkningsanmälan finns fynd av 20 naturvårdsarter, varav 16 är rödlistade, 2 är fridlysta, 19 är typiska (T) och 4 är signalarter (S): garnlav (VU, T), gränsticka (VU, T), ostticka (VU, T), vitskaftad svartspik (VU, T), brunpudrad nållav (NT, T), gammelgransskål (NT, T), harticka (NT, T), knottrig blåslav (NT, T), lavskrika (NT, T, §4), rosenticka (NT, T), rödbrun blekspik (NT, T), stjärntagging (NT, T), tretåig hackspett (NT, T, §4), ullticka (NT, T), violmussling (NT, T), vitgrynig nållav (NT), blodticka (S, T), luddlav (S, T), stuplav (S, T) och vedticka (S, T). Se Figur 1.</w:t>
+      </w:r>
+    </w:p>
+    <w:p>
+      <w:r>
+        <w:t>Nedan presenteras relevanta utdrag ur standarderna för FSC, Chain of Custody, Controlled Wood och PEFC.</w:t>
+      </w:r>
+    </w:p>
+    <w:p>
+      <w:r>
+        <w:t>Vi förväntar oss att ni återkommer med ett skriftligt svar på vårt klagomål och även beskriver vilka korrigerande åtgärder ni satt in för att rätta till identifierade brister i er efterlevnad av den svenska FSC standarden.</w:t>
       </w:r>
     </w:p>
     <w:p>
       <w:pPr>
-        <w:pStyle w:val="Heading2"/>
+        <w:pStyle w:val="Heading1"/>
       </w:pPr>
       <w:r>
-        <w:t>Fridlysta arter</w:t>
+        <w:t>Naturvårdsarter och fridlysta arter</w:t>
       </w:r>
     </w:p>
     <w:p>
       <w:r>
-        <w:t>Följande fridlysta arter har sina livsmiljöer och växtplatser i den avverkningsanmälda skogen: lavskrika (NT, T, §4) och tretåig hackspett (NT, T, §4).</w:t>
+        <w:t>Nedan följer beskrivningar av de naturvårdsarter och fridlysta arter som har sina livsmiljöer och växtplatser i den avverkningsanmälda skogen. Se även ytterligare artfakta i BILAGA 1. De påträffade naturvårdsarterna är ett tydligt kvitto på att det rör sig om en skog med höga naturvärden.</w:t>
       </w:r>
     </w:p>
     <w:p>
-      <w:r>
-        <w:t xml:space="preserve">Observera att medlemsländerna är skyldiga att agera i enlighet med EU:s fågeldirektiv där det uttryckligen står att direktivet gäller för fåglar samt för deras ägg, bon och </w:t>
-      </w:r>
       <w:r>
         <w:rPr>
           <w:b/>
         </w:rPr>
-        <w:t xml:space="preserve">livsmiljöer </w:t>
-      </w:r>
-      <w:r>
-        <w:t>(artikel 1). Vidare att de åtgärder som vidtas inte får leda till en försämring av den nuvarande situationen beträffande bevarandet av de fågelarter som avses i artikel 1 (artikel 13). Fågeldirektivet är styrande för tillsynsansvariga myndigheters ärendehantering, ställningstaganden och beslutsfattande.</w:t>
+        <w:t>Garnlav (VU)</w:t>
+      </w:r>
+      <w:r>
+        <w:t xml:space="preserve"> är en utpräglad barrskogsart som ibland kan drapera träden i norrländska grannaturskogar med hög luftfuktighet. Den förekommer även i talldominerade bestånd där den, förutom i trädens grenverk, påträffas hängande över ojämnheter i tallbarken. Arten har minskat starkt i södra och mellersta Sverige och den minskar även i sitt nordliga utbredningsområde. Minskningstakten uppgår till 30 (20–50) % inom 50 år och överstiger gränsvärdet för Sårbar (VU). Orsaken till tillbakagången beror främst på slutavverkningar av naturskogsartade skogar. Bestånd med riklig förekomst bör regelmässigt sparas, vilket även gynnar flera andra sällsynta och rödlistade arter. Garnlav är värdväxt för den mycket sällsynta och akut hotade fjärilen barrskogslavfly (CR) som hör hemma i boreala barrskogar med riklig förekomst av värdväxten. Tidigare kunde arten konstateras årligen på flera platser vid Dala-Floda i Dalarna innan lokalerna kalavverkades. Senaste fyndet i landet av barrskogslavfly är från år 2000 då den påträffades vid Högberget i Sollefteå kommun. Garnlav är typisk art för </w:t>
+      </w:r>
+      <w:r>
+        <w:rPr>
+          <w:i/>
+        </w:rPr>
+        <w:t xml:space="preserve">9010 Taiga </w:t>
+      </w:r>
+      <w:r>
+        <w:t>och</w:t>
+      </w:r>
+      <w:r>
+        <w:rPr>
+          <w:i/>
+        </w:rPr>
+        <w:t xml:space="preserve"> 9070 Trädklädd betesmark</w:t>
+      </w:r>
+      <w:r>
+        <w:t xml:space="preserve"> (SLU Artdatabanken, 2026).</w:t>
+      </w:r>
+    </w:p>
+    <w:p>
+      <w:r>
+        <w:rPr>
+          <w:b/>
+        </w:rPr>
+        <w:t>Gränsticka (VU)</w:t>
+      </w:r>
+      <w:r>
+        <w:t xml:space="preserve"> är en mycket bra signalart inom hela sitt utbredningsområde. Den är huvudsakligen knuten till restbestånd av barrnaturskog och förekommer med ett tydligt optimum i orörda eller måttligt påverkade gamla granskogar där det föreligger långvarig kontinuitet av grov död ved. Den totala populationen bedöms ha minskat och fortsätter att minska i takt med att grankontinuitetsskogar (äldre tidigare icke kalavverkade skogar) minskar i areal. Minskningstakten överstiger gränsvärdet för sårbar (VU). Lokaler som hyser arten bör undantas från skogsbruk, speciellt i mellersta och södra Sverige. Gränsticka är typisk art för </w:t>
+      </w:r>
+      <w:r>
+        <w:rPr>
+          <w:i/>
+        </w:rPr>
+        <w:t>9010 Taiga</w:t>
+      </w:r>
+      <w:r>
+        <w:t xml:space="preserve"> (SLU Artdatabanken, 2026; Nitare &amp; Skogsstyrelsen, 2019).</w:t>
+      </w:r>
+    </w:p>
+    <w:p>
+      <w:r>
+        <w:rPr>
+          <w:b/>
+        </w:rPr>
+        <w:t xml:space="preserve">Ostticka (VU) </w:t>
+      </w:r>
+      <w:r>
+        <w:t xml:space="preserve">växer huvudsakligen på grova granlågor i urskogsartad barrskog. Växtplatserna ligger vanligtvis i brandrefugiala områden med relativt hög luftfuktighet där skogen under lång tid haft en intern beståndsdynamik med successivt avdöende träd. Alla skogsskötselåtgärder på eller i omedelbar närhet av lokalerna inverkar negativt på artens fortlevnad. Ostticka är typisk art för </w:t>
+      </w:r>
+      <w:r>
+        <w:rPr>
+          <w:i/>
+        </w:rPr>
+        <w:t xml:space="preserve">9010 Taiga </w:t>
+      </w:r>
+      <w:r>
+        <w:t xml:space="preserve">och </w:t>
+      </w:r>
+      <w:r>
+        <w:rPr>
+          <w:i/>
+        </w:rPr>
+        <w:t>9030 Landhöjningsskog</w:t>
+      </w:r>
+      <w:r>
+        <w:t xml:space="preserve"> (SLU Artdatabanken, 2024; Nitare &amp; Skogsstyrelsen, 2019).</w:t>
+      </w:r>
+    </w:p>
+    <w:p>
+      <w:r>
+        <w:rPr>
+          <w:b/>
+        </w:rPr>
+        <w:t>Vitskaftad svartspik (VU)</w:t>
+      </w:r>
+      <w:r>
+        <w:t xml:space="preserve"> förekommer främst i naturskog på gamla senvuxna granar och signalerar alltid höga naturvärden. Alla skogliga åtgärder som kan påverka markvatten och luftfuktighet på i närheten av lokaler utgör ett hot. Avverkning av naturskogar utgör ett allvarligt hot och alla skogsskötselåtgärder på eller i närheten av växtplatserna bör undvikas. Lämpligt stora reservat av naturskogstyp bör bevaras. Vitskaftad svartspik är typisk art för </w:t>
+      </w:r>
+      <w:r>
+        <w:rPr>
+          <w:i/>
+        </w:rPr>
+        <w:t>9010 Taiga</w:t>
+      </w:r>
+      <w:r>
+        <w:t xml:space="preserve"> (SLU Artdatabanken, 2026; Nitare &amp; Skogsstyrelsen, 2019).</w:t>
+      </w:r>
+    </w:p>
+    <w:p>
+      <w:r>
+        <w:rPr>
+          <w:b/>
+        </w:rPr>
+        <w:t>Brunpudrad nållav (NT)</w:t>
+      </w:r>
+      <w:r>
+        <w:t xml:space="preserve"> är beroende av hög, jämn luftfuktighet och kan påträffas i fuktiga skogar av naturskogskaraktär, ofta i sumpgranskog eller andra sumpskogar. Arten är placerad högst upp i Skogsstyrelsens värdepyramid för bedömning av skog med höga naturvärden och förekomster bör undantas från skogsbruksåtgärder. Brunpudrad nållav är typisk art för </w:t>
+      </w:r>
+      <w:r>
+        <w:rPr>
+          <w:i/>
+        </w:rPr>
+        <w:t>9010 Taiga</w:t>
+      </w:r>
+      <w:r>
+        <w:t xml:space="preserve"> (SLU Artdatabanken, 2024; Nitare &amp; Skogsstyrelsen, 2019).</w:t>
+      </w:r>
+    </w:p>
+    <w:p>
+      <w:r>
+        <w:rPr>
+          <w:b/>
+        </w:rPr>
+        <w:t>Gammelgransskål (NT)</w:t>
+      </w:r>
+      <w:r>
+        <w:t xml:space="preserve"> är en liten skålsvamp som växer på gamla granar med skrovlig bark. Typiska växtplatser är gransumpskog i myrkanter, bäckdråg, bäckraviner och skuggiga bergssluttningar, men också skog på torrare mark kan hysa arten om beståndet har stark naturskogskaraktär. Bestånd med arten bör behandlas som nyckelbiotoper och sparas vid en slutavverkning. Även gallring bör undvikas. Gammelgransskål är typisk art för </w:t>
+      </w:r>
+      <w:r>
+        <w:rPr>
+          <w:i/>
+        </w:rPr>
+        <w:t>9010 Taiga</w:t>
+      </w:r>
+      <w:r>
+        <w:t xml:space="preserve"> (SLU Artdatabanken, 2024; Nitare &amp; Skogsstyrelsen, 2019).</w:t>
+      </w:r>
+    </w:p>
+    <w:p>
+      <w:r>
+        <w:rPr>
+          <w:b/>
+        </w:rPr>
+        <w:t>Harticka (NT)</w:t>
+      </w:r>
+      <w:r>
+        <w:t xml:space="preserve"> är normalt en mycket bra signalart för granskogar med höga naturvärden. Även när svampen påträffas i mer påverkade skogar är det nästan alltid fråga om skogsmiljöer i sena successionsstadier med höga naturvärden. Skogsskötselåtgärder på eller i omedelbar närhet av växtplatserna kan innebära ett hot mot arten. Harticka är typisk art för </w:t>
+      </w:r>
+      <w:r>
+        <w:rPr>
+          <w:i/>
+        </w:rPr>
+        <w:t xml:space="preserve">9010 Taiga, 9050 Näringsrik granskog </w:t>
+      </w:r>
+      <w:r>
+        <w:t xml:space="preserve">och </w:t>
+      </w:r>
+      <w:r>
+        <w:rPr>
+          <w:i/>
+        </w:rPr>
+        <w:t>9030 Landhöjningsskog</w:t>
+      </w:r>
+      <w:r>
+        <w:t xml:space="preserve"> (SLU Artdatabanken, 2024; Nitare &amp; Skogsstyrelsen, 2019).</w:t>
+      </w:r>
+    </w:p>
+    <w:p>
+      <w:r>
+        <w:rPr>
+          <w:b/>
+        </w:rPr>
+        <w:t>Knottrig blåslav (NT)</w:t>
+      </w:r>
+      <w:r>
+        <w:t xml:space="preserve"> har sin huvudutbredning i gamla granskogar i det övre barrskogsbältet mot fjällen. Den signalerar alltid höga naturvärden och växer i skogar med lång kontinuitet, mest i opåverkade naturskogsbestånd. Arten överlever inte en slutavverkning (inklusive hänsyn) och den finns idag enbart i kontinuitetsskog. Lavens fortsatta förekomst bör säkerställas genom att lokaler med äldre barrskog skyddas. Knottrig blåslav är typisk art för </w:t>
+      </w:r>
+      <w:r>
+        <w:rPr>
+          <w:i/>
+        </w:rPr>
+        <w:t xml:space="preserve">9010 Taiga </w:t>
+      </w:r>
+      <w:r>
+        <w:t>och</w:t>
+      </w:r>
+      <w:r>
+        <w:rPr>
+          <w:i/>
+        </w:rPr>
+        <w:t xml:space="preserve"> 9040 Fjällbjörkskog</w:t>
+      </w:r>
+    </w:p>
+    <w:p>
+      <w:r>
+        <w:t>(SLU Artdatabanken, 2024; Nitare &amp; Skogsstyrelsen, 2019).</w:t>
       </w:r>
     </w:p>
     <w:p>
@@ -302,6 +470,93 @@
         <w:rPr>
           <w:b/>
         </w:rPr>
+        <w:t>Rosenticka (NT)</w:t>
+      </w:r>
+      <w:r>
+        <w:t xml:space="preserve">, rödlistad som nära hotad, ingår i en karaktäristisk association av vedsvampar som växer på gamla, grova granlågor i urskogsartade barrskogar. Den är placerad i toppen av Skogsstyrelsens värdepyramid för bedömning av skog med höga naturvärden och indikerar ett granskogsekosystem med långvarig kontinuitet av grova lågor. Artens beroende av grova granlågor innebär att alla skogsskötselåtgärder på eller i omedelbar närhet av lokalerna utgör ett hot på lång sikt. Det är angeläget att populationerna inte ytterligare glesas ut och ett tillräckligt antal områden där arten nu finns måste sparas för framtiden. Rosenticka är typisk art för </w:t>
+      </w:r>
+      <w:r>
+        <w:rPr>
+          <w:i/>
+        </w:rPr>
+        <w:t xml:space="preserve">9010 Taiga </w:t>
+      </w:r>
+      <w:r>
+        <w:t xml:space="preserve">och </w:t>
+      </w:r>
+      <w:r>
+        <w:rPr>
+          <w:i/>
+        </w:rPr>
+        <w:t>9050 Näringsrik granskog</w:t>
+      </w:r>
+      <w:r>
+        <w:t xml:space="preserve"> (Nitare &amp; Skogsstyrelsen, 2019; SLU Artdatabanken, 2024).</w:t>
+      </w:r>
+    </w:p>
+    <w:p>
+      <w:r>
+        <w:rPr>
+          <w:b/>
+        </w:rPr>
+        <w:t>Rödbrun blekspik (NT)</w:t>
+      </w:r>
+      <w:r>
+        <w:t xml:space="preserve"> växer i norra Sverige på bark och ved av björk och gran i skogar med hög och jämn luftfuktighet. I södra Sverige växer den främst på ek i öppna åldriga lövskogar. I norra delen av sitt utbredningsområde hotas arten av slutavverkningar av gamla granskogar. I den södra delen av landet hotas den genom de åldriga lövskogarnas tillbakagång och särskilt ekhagarnas igenväxning och genom plantering av sådan mark med barrskog. Rödbrun blekspik är typisk art för </w:t>
+      </w:r>
+      <w:r>
+        <w:rPr>
+          <w:i/>
+        </w:rPr>
+        <w:t xml:space="preserve">9010 Taiga, 9020 Nordlig ädellövskog, 9070 Trädklädd betesmark, 9160 Näringsrik ekskog </w:t>
+      </w:r>
+      <w:r>
+        <w:t xml:space="preserve">och </w:t>
+      </w:r>
+      <w:r>
+        <w:rPr>
+          <w:i/>
+        </w:rPr>
+        <w:t>9180 Ädellövskog i branter</w:t>
+      </w:r>
+      <w:r>
+        <w:t xml:space="preserve"> och signalerar alltid höga naturvärden (SLU Artdatabanken, 2024; Nitare &amp; Skogsstyrelsen, 2019).</w:t>
+      </w:r>
+    </w:p>
+    <w:p>
+      <w:r>
+        <w:rPr>
+          <w:b/>
+        </w:rPr>
+        <w:t>Stjärntagging (NT)</w:t>
+      </w:r>
+      <w:r>
+        <w:t xml:space="preserve"> signalerar inom hela sitt utbredningsområde höga naturvärden. Svampen är uttorkningskänslig och beroende av ett oförändrat fuktigt mikroklimat. Den är även beroende av en ständig tillgång på död ved i olika nedbrytningsstadier, dock ej nödvändigtvis grova träd. Tidigare påverkan på miljön måste dock ha varit så skonsam att det naturliga skogsekosystemet till stora delar har bevarats. Minskningstakten för den svenska populationen bedöms vara nära gränsvärdet för Sårbar (VU). Stjärntagging är typisk art för </w:t>
+      </w:r>
+      <w:r>
+        <w:rPr>
+          <w:i/>
+        </w:rPr>
+        <w:t xml:space="preserve">9010 Taiga, 9050 Näringsrik granskog </w:t>
+      </w:r>
+      <w:r>
+        <w:t xml:space="preserve">och </w:t>
+      </w:r>
+      <w:r>
+        <w:rPr>
+          <w:i/>
+        </w:rPr>
+        <w:t>9030 Landhöjningsskog</w:t>
+      </w:r>
+      <w:r>
+        <w:t xml:space="preserve"> (SLU Artdatabanken, 2024; Nitare &amp; Skogsstyrelsen, 2019).</w:t>
+      </w:r>
+    </w:p>
+    <w:p>
+      <w:r>
+        <w:rPr>
+          <w:b/>
+        </w:rPr>
         <w:t>Tretåig hackspett (NT, §4)</w:t>
       </w:r>
       <w:r>
@@ -328,15 +583,125 @@
     </w:p>
     <w:p>
       <w:r>
-        <w:t>I BILAGA 1 finns mer detaljerad information om ekologi samt krav på livsmiljö hos fridlysta arter.</w:t>
+        <w:rPr>
+          <w:b/>
+        </w:rPr>
+        <w:t>Ullticka (NT)</w:t>
+      </w:r>
+      <w:r>
+        <w:t xml:space="preserve"> är knuten till restbestånd av barrnaturskog och förekommer med ett tydligt optimum i orörda eller måttligt påverkade gamla granskogar där det föreligger viss kontinuitet av grov död ved. Ullticka är en bra signalart inom hela sitt utbredningsområde och i södra Sverige är den sällsynt och en god signalart för skyddsvärda granskogsmiljöer. Den hotas av avverkning och fragmentering av naturskog och äldre granskog med lång trädkontinuitet. På ullticka kan ibland ulltickeporing (VU) påträffas - det är en sällsynt ticka som nyligen delats upp i de tre olika arterna ulltickeporing </w:t>
+      </w:r>
+      <w:r>
+        <w:rPr>
+          <w:i/>
+        </w:rPr>
+        <w:t xml:space="preserve">Skeletocutis brevispora </w:t>
+      </w:r>
+      <w:r>
+        <w:t>(VU)</w:t>
+      </w:r>
+      <w:r>
+        <w:rPr>
+          <w:i/>
+        </w:rPr>
+        <w:t>, Skeletocutis delicata</w:t>
+      </w:r>
+      <w:r>
+        <w:t xml:space="preserve"> (VU)</w:t>
+      </w:r>
+      <w:r>
+        <w:rPr>
+          <w:i/>
+        </w:rPr>
+        <w:t xml:space="preserve"> och Skeletocutis exilis</w:t>
+      </w:r>
+      <w:r>
+        <w:t xml:space="preserve"> (NT). Ullticka är typisk art för </w:t>
+      </w:r>
+      <w:r>
+        <w:rPr>
+          <w:i/>
+        </w:rPr>
+        <w:t xml:space="preserve">9010 Taiga, 9050 Näringsrik granskog </w:t>
+      </w:r>
+      <w:r>
+        <w:t xml:space="preserve">och </w:t>
+      </w:r>
+      <w:r>
+        <w:rPr>
+          <w:i/>
+        </w:rPr>
+        <w:t>9030 Landhöjningsskog</w:t>
+      </w:r>
+      <w:r>
+        <w:t xml:space="preserve"> (SLU Artdatabanken, 2026; Nitare &amp; Skogsstyrelsen, 2019; Miettinen &amp; Niemelä, 2018).</w:t>
       </w:r>
     </w:p>
     <w:p>
-      <w:pPr>
-        <w:pStyle w:val="Heading2"/>
-      </w:pPr>
-      <w:r>
-        <w:t>Övriga naturvårdsarter</w:t>
+      <w:r>
+        <w:rPr>
+          <w:b/>
+        </w:rPr>
+        <w:t>Violmussling (NT)</w:t>
+      </w:r>
+      <w:r>
+        <w:t xml:space="preserve"> växer på döda, oftast omkullfallna stammar av gran eller tall. De flesta fynden har gjorts i gammal, orörd skog och arten är en mycket god indikator på förekomst av lång skoglig kontinuitet. Platser som hyser stora bestånd av violmussling bör i första hand skyddas och undantas från skogsbruk. Flera sällsynta och mycket sällsynta tickor och skalbaggar är mer eller mindre starkt associerade med violtickor </w:t>
+      </w:r>
+      <w:r>
+        <w:rPr>
+          <w:i/>
+        </w:rPr>
+        <w:t>Trichaptum spp.</w:t>
+      </w:r>
+      <w:r>
+        <w:t xml:space="preserve"> och död ved som först rötats av någon </w:t>
+      </w:r>
+      <w:r>
+        <w:rPr>
+          <w:i/>
+        </w:rPr>
+        <w:t>Trichaptum-art</w:t>
+      </w:r>
+      <w:r>
+        <w:t>. Bland dessa kan nämnas gul mjukporing (CR), lämmelporing (CR), kilporing (VU), parasitporing (VU), gropig brunbagge (NT), gulbandad brunbagge</w:t>
+      </w:r>
+      <w:r>
+        <w:rPr>
+          <w:i/>
+        </w:rPr>
+        <w:t xml:space="preserve"> </w:t>
+      </w:r>
+      <w:r>
+        <w:t>(NT) och brunkantad brunbagge</w:t>
+      </w:r>
+      <w:r>
+        <w:rPr>
+          <w:i/>
+        </w:rPr>
+        <w:t xml:space="preserve"> </w:t>
+      </w:r>
+      <w:r>
+        <w:t xml:space="preserve">(DD). Violmussling är typisk art för </w:t>
+      </w:r>
+      <w:r>
+        <w:rPr>
+          <w:i/>
+        </w:rPr>
+        <w:t>9010 Taiga</w:t>
+      </w:r>
+      <w:r>
+        <w:t xml:space="preserve"> (SLU Artdatabanken, 2026; Nitare &amp; Skogsstyrelsen, 2019).</w:t>
+      </w:r>
+    </w:p>
+    <w:p>
+      <w:r>
+        <w:rPr>
+          <w:b/>
+        </w:rPr>
+        <w:t>Vitgrynig nållav (NT)</w:t>
+      </w:r>
+      <w:r>
+        <w:t xml:space="preserve"> växer nästan uteslutande på bark av gamla, senvuxna granar i skuggiga lägen med hög och jämn luftfuktighet. Den vanligaste naturtypen för arten är kontinuitetsskogar på frisk mark men den finns också i sumpgranskogar. På lång sikt utgör avverkningar av olikåldriga granskogar av naturskogskaraktär ett allvarligt hot mot arten och skogsbruksåtgärder på eller i närheten av växtplatserna bör undvikas. Naturskogsartade, fuktiga granskogar med förekomster av arten signalerar höga biologiska värden och bör bevaras (SLU Artdatabanken, 2024; Nitare &amp; Skogsstyrelsen, 2019).</w:t>
       </w:r>
     </w:p>
     <w:p>
@@ -364,10 +729,84 @@
         <w:rPr>
           <w:b/>
         </w:rPr>
-        <w:t>Brunpudrad nållav (NT)</w:t>
-      </w:r>
-      <w:r>
-        <w:t xml:space="preserve"> är beroende av hög, jämn luftfuktighet och kan påträffas i fuktiga skogar av naturskogskaraktär, ofta i sumpgranskog eller andra sumpskogar. Arten är placerad högst upp i Skogsstyrelsens värdepyramid för bedömning av skog med höga naturvärden och förekomster bör undantas från skogsbruksåtgärder. Brunpudrad nållav är typisk art för </w:t>
+        <w:t>Luddlav</w:t>
+      </w:r>
+      <w:r>
+        <w:t xml:space="preserve"> signalerar lång skoglig kontinuitet med ett stabilt lokal- och mikroklimat med hög och jämn fuktighet. Luddlav är typisk art för </w:t>
+      </w:r>
+      <w:r>
+        <w:rPr>
+          <w:i/>
+        </w:rPr>
+        <w:t>9010 Taiga,</w:t>
+      </w:r>
+      <w:r>
+        <w:t xml:space="preserve"> </w:t>
+      </w:r>
+      <w:r>
+        <w:rPr>
+          <w:i/>
+        </w:rPr>
+        <w:t xml:space="preserve">9020 Nordlig ädellövskog, 9070 Trädklädd betesmark, 9110 Näringsfattig bokskog, 9180 Ädellövskog i branter </w:t>
+      </w:r>
+      <w:r>
+        <w:t>och</w:t>
+      </w:r>
+      <w:r>
+        <w:rPr>
+          <w:i/>
+        </w:rPr>
+        <w:t xml:space="preserve"> 9190 Näringsfattig ekskog </w:t>
+      </w:r>
+      <w:r>
+        <w:t>(Nitare &amp; Skogsstyrelsen, 2019; SLU Artdatabanken, 2025).</w:t>
+      </w:r>
+    </w:p>
+    <w:p>
+      <w:r>
+        <w:rPr>
+          <w:b/>
+        </w:rPr>
+        <w:t>Stuplav</w:t>
+      </w:r>
+      <w:r>
+        <w:t xml:space="preserve"> är en mycket bra signalart i hela sitt utbredningsområde och förekommer nästan enbart i skogsmiljöer med höga naturvärden. Den indikerar långvarig förekomst av gamla lövträd och miljöer med konstant hög luftfuktighet. I skogar med suboceaniskt klimat finns det en mycket sällsynt parasit, njurlavsknapp </w:t>
+      </w:r>
+      <w:r>
+        <w:rPr>
+          <w:i/>
+        </w:rPr>
+        <w:t>Pletocarpon nephromeum</w:t>
+      </w:r>
+      <w:r>
+        <w:t xml:space="preserve"> (EN), som växer på stuplav. Ytterligare tre sällsynta lavparasiter, </w:t>
+      </w:r>
+      <w:r>
+        <w:rPr>
+          <w:i/>
+        </w:rPr>
+        <w:t>Protounguicularia nephromatis</w:t>
+      </w:r>
+      <w:r>
+        <w:t xml:space="preserve"> (VU), </w:t>
+      </w:r>
+      <w:r>
+        <w:rPr>
+          <w:i/>
+        </w:rPr>
+        <w:t>Refractohilum galligenum</w:t>
+      </w:r>
+      <w:r>
+        <w:t xml:space="preserve"> (NT) och </w:t>
+      </w:r>
+      <w:r>
+        <w:rPr>
+          <w:i/>
+        </w:rPr>
+        <w:t>Roselliniella nephromatis</w:t>
+      </w:r>
+      <w:r>
+        <w:t xml:space="preserve"> (DD), kan också påträffas på stuplav. Stuplav är typisk art för </w:t>
       </w:r>
       <w:r>
         <w:rPr>
@@ -376,7 +815,7 @@
         <w:t>9010 Taiga</w:t>
       </w:r>
       <w:r>
-        <w:t xml:space="preserve"> (SLU Artdatabanken, 2024; Nitare &amp; Skogsstyrelsen, 2019).</w:t>
+        <w:t xml:space="preserve"> (SLU Artdatabanken, 2026; Nitare &amp; Skogsstyrelsen, 2019).</w:t>
       </w:r>
     </w:p>
     <w:p>
@@ -384,30 +823,10 @@
         <w:rPr>
           <w:b/>
         </w:rPr>
-        <w:t>Gammelgransskål (NT)</w:t>
-      </w:r>
-      <w:r>
-        <w:t xml:space="preserve"> är en liten skålsvamp som växer på gamla granar med skrovlig bark. Typiska växtplatser är gransumpskog i myrkanter, bäckdråg, bäckraviner och skuggiga bergssluttningar, men också skog på torrare mark kan hysa arten om beståndet har stark naturskogskaraktär. Bestånd med arten bör behandlas som nyckelbiotoper och sparas vid en slutavverkning. Även gallring bör undvikas. Gammelgransskål är typisk art för </w:t>
-      </w:r>
-      <w:r>
-        <w:rPr>
-          <w:i/>
-        </w:rPr>
-        <w:t>9010 Taiga</w:t>
-      </w:r>
-      <w:r>
-        <w:t xml:space="preserve"> (SLU Artdatabanken, 2024; Nitare &amp; Skogsstyrelsen, 2019).</w:t>
-      </w:r>
-    </w:p>
-    <w:p>
-      <w:r>
-        <w:rPr>
-          <w:b/>
-        </w:rPr>
-        <w:t>Garnlav (VU)</w:t>
-      </w:r>
-      <w:r>
-        <w:t xml:space="preserve"> är en utpräglad barrskogsart som ibland kan drapera träden i norrländska grannaturskogar med hög luftfuktighet. Den förekommer även i talldominerade bestånd där den, förutom i trädens grenverk, påträffas hängande över ojämnheter i tallbarken. Arten har minskat starkt i södra och mellersta Sverige och den minskar även i sitt nordliga utbredningsområde. Minskningstakten uppgår till 30 (20–50) % inom 50 år och överstiger gränsvärdet för Sårbar (VU). Orsaken till tillbakagången beror främst på slutavverkningar av naturskogsartade skogar. Bestånd med riklig förekomst bör regelmässigt sparas, vilket även gynnar flera andra sällsynta och rödlistade arter. Garnlav är värdväxt för den mycket sällsynta och akut hotade fjärilen barrskogslavfly (CR) som hör hemma i boreala barrskogar med riklig förekomst av värdväxten. Tidigare kunde arten konstateras årligen på flera platser vid Dala-Floda i Dalarna innan lokalerna kalavverkades. Senaste fyndet i landet av barrskogslavfly är från år 2000 då den påträffades vid Högberget i Sollefteå kommun. Garnlav är typisk art för </w:t>
+        <w:t xml:space="preserve">Vedticka </w:t>
+      </w:r>
+      <w:r>
+        <w:t xml:space="preserve">är en bra signalart söder om den naturliga norrlandsgränsen. Den är huvudsakligen knuten till äldre barrskogar där det föreligger långvarig kontinuitet av död barrved. Vedticka är typisk art för </w:t>
       </w:r>
       <w:r>
         <w:rPr>
@@ -416,469 +835,7 @@
         <w:t xml:space="preserve">9010 Taiga </w:t>
       </w:r>
       <w:r>
-        <w:t>och</w:t>
-      </w:r>
-      <w:r>
-        <w:rPr>
-          <w:i/>
-        </w:rPr>
-        <w:t xml:space="preserve"> 9070 Trädklädd betesmark</w:t>
-      </w:r>
-      <w:r>
-        <w:t xml:space="preserve"> (SLU Artdatabanken, 2026).</w:t>
-      </w:r>
-    </w:p>
-    <w:p>
-      <w:r>
-        <w:rPr>
-          <w:b/>
-        </w:rPr>
-        <w:t>Gränsticka (VU)</w:t>
-      </w:r>
-      <w:r>
-        <w:t xml:space="preserve"> är en mycket bra signalart inom hela sitt utbredningsområde. Den är huvudsakligen knuten till restbestånd av barrnaturskog och förekommer med ett tydligt optimum i orörda eller måttligt påverkade gamla granskogar där det föreligger långvarig kontinuitet av grov död ved. Den totala populationen bedöms ha minskat och fortsätter att minska i takt med att grankontinuitetsskogar (äldre tidigare icke kalavverkade skogar) minskar i areal. Minskningstakten överstiger gränsvärdet för sårbar (VU). Lokaler som hyser arten bör undantas från skogsbruk, speciellt i mellersta och södra Sverige. Gränsticka är typisk art för </w:t>
-      </w:r>
-      <w:r>
-        <w:rPr>
-          <w:i/>
-        </w:rPr>
-        <w:t>9010 Taiga</w:t>
-      </w:r>
-      <w:r>
-        <w:t xml:space="preserve"> (SLU Artdatabanken, 2026; Nitare &amp; Skogsstyrelsen, 2019).</w:t>
-      </w:r>
-    </w:p>
-    <w:p>
-      <w:r>
-        <w:rPr>
-          <w:b/>
-        </w:rPr>
-        <w:t>Harticka (NT)</w:t>
-      </w:r>
-      <w:r>
-        <w:t xml:space="preserve"> är normalt en mycket bra signalart för granskogar med höga naturvärden. Även när svampen påträffas i mer påverkade skogar är det nästan alltid fråga om skogsmiljöer i sena successionsstadier med höga naturvärden. Skogsskötselåtgärder på eller i omedelbar närhet av växtplatserna kan innebära ett hot mot arten. Harticka är typisk art för </w:t>
-      </w:r>
-      <w:r>
-        <w:rPr>
-          <w:i/>
-        </w:rPr>
-        <w:t xml:space="preserve">9010 Taiga, 9050 Näringsrik granskog </w:t>
-      </w:r>
-      <w:r>
-        <w:t xml:space="preserve">och </w:t>
-      </w:r>
-      <w:r>
-        <w:rPr>
-          <w:i/>
-        </w:rPr>
-        <w:t>9030 Landhöjningsskog</w:t>
-      </w:r>
-      <w:r>
-        <w:t xml:space="preserve"> (SLU Artdatabanken, 2024; Nitare &amp; Skogsstyrelsen, 2019).</w:t>
-      </w:r>
-    </w:p>
-    <w:p>
-      <w:r>
-        <w:rPr>
-          <w:b/>
-        </w:rPr>
-        <w:t>Knottrig blåslav (NT)</w:t>
-      </w:r>
-      <w:r>
-        <w:t xml:space="preserve"> har sin huvudutbredning i gamla granskogar i det övre barrskogsbältet mot fjällen. Den signalerar alltid höga naturvärden och växer i skogar med lång kontinuitet, mest i opåverkade naturskogsbestånd. Arten överlever inte en slutavverkning (inklusive hänsyn) och den finns idag enbart i kontinuitetsskog. Lavens fortsatta förekomst bör säkerställas genom att lokaler med äldre barrskog skyddas. Knottrig blåslav är typisk art för </w:t>
-      </w:r>
-      <w:r>
-        <w:rPr>
-          <w:i/>
-        </w:rPr>
-        <w:t xml:space="preserve">9010 Taiga </w:t>
-      </w:r>
-      <w:r>
-        <w:t>och</w:t>
-      </w:r>
-      <w:r>
-        <w:rPr>
-          <w:i/>
-        </w:rPr>
-        <w:t xml:space="preserve"> 9040 Fjällbjörkskog</w:t>
-      </w:r>
-    </w:p>
-    <w:p>
-      <w:r>
-        <w:t>(SLU Artdatabanken, 2024; Nitare &amp; Skogsstyrelsen, 2019).</w:t>
-      </w:r>
-    </w:p>
-    <w:p>
-      <w:r>
-        <w:rPr>
-          <w:b/>
-        </w:rPr>
-        <w:t>Luddlav</w:t>
-      </w:r>
-      <w:r>
-        <w:t xml:space="preserve"> signalerar lång skoglig kontinuitet med ett stabilt lokal- och mikroklimat med hög och jämn fuktighet. Luddlav är typisk art för </w:t>
-      </w:r>
-      <w:r>
-        <w:rPr>
-          <w:i/>
-        </w:rPr>
-        <w:t>9010 Taiga,</w:t>
-      </w:r>
-      <w:r>
-        <w:t xml:space="preserve"> </w:t>
-      </w:r>
-      <w:r>
-        <w:rPr>
-          <w:i/>
-        </w:rPr>
-        <w:t xml:space="preserve">9020 Nordlig ädellövskog, 9070 Trädklädd betesmark, 9110 Näringsfattig bokskog, 9180 Ädellövskog i branter </w:t>
-      </w:r>
-      <w:r>
-        <w:t>och</w:t>
-      </w:r>
-      <w:r>
-        <w:rPr>
-          <w:i/>
-        </w:rPr>
-        <w:t xml:space="preserve"> 9190 Näringsfattig ekskog </w:t>
-      </w:r>
-      <w:r>
         <w:t>(Nitare &amp; Skogsstyrelsen, 2019; SLU Artdatabanken, 2025).</w:t>
-      </w:r>
-    </w:p>
-    <w:p>
-      <w:r>
-        <w:rPr>
-          <w:b/>
-        </w:rPr>
-        <w:t xml:space="preserve">Ostticka (VU) </w:t>
-      </w:r>
-      <w:r>
-        <w:t xml:space="preserve">växer huvudsakligen på grova granlågor i urskogsartad barrskog. Växtplatserna ligger vanligtvis i brandrefugiala områden med relativt hög luftfuktighet där skogen under lång tid haft en intern beståndsdynamik med successivt avdöende träd. Alla skogsskötselåtgärder på eller i omedelbar närhet av lokalerna inverkar negativt på artens fortlevnad. Ostticka är typisk art för </w:t>
-      </w:r>
-      <w:r>
-        <w:rPr>
-          <w:i/>
-        </w:rPr>
-        <w:t xml:space="preserve">9010 Taiga </w:t>
-      </w:r>
-      <w:r>
-        <w:t xml:space="preserve">och </w:t>
-      </w:r>
-      <w:r>
-        <w:rPr>
-          <w:i/>
-        </w:rPr>
-        <w:t>9030 Landhöjningsskog</w:t>
-      </w:r>
-      <w:r>
-        <w:t xml:space="preserve"> (SLU Artdatabanken, 2024; Nitare &amp; Skogsstyrelsen, 2019).</w:t>
-      </w:r>
-    </w:p>
-    <w:p>
-      <w:r>
-        <w:rPr>
-          <w:b/>
-        </w:rPr>
-        <w:t>Rosenticka (NT)</w:t>
-      </w:r>
-      <w:r>
-        <w:t xml:space="preserve">, rödlistad som nära hotad, ingår i en karaktäristisk association av vedsvampar som växer på gamla, grova granlågor i urskogsartade barrskogar. Den är placerad i toppen av Skogsstyrelsens värdepyramid för bedömning av skog med höga naturvärden och indikerar ett granskogsekosystem med långvarig kontinuitet av grova lågor. Artens beroende av grova granlågor innebär att alla skogsskötselåtgärder på eller i omedelbar närhet av lokalerna utgör ett hot på lång sikt. Det är angeläget att populationerna inte ytterligare glesas ut och ett tillräckligt antal områden där arten nu finns måste sparas för framtiden. Rosenticka är typisk art för </w:t>
-      </w:r>
-      <w:r>
-        <w:rPr>
-          <w:i/>
-        </w:rPr>
-        <w:t xml:space="preserve">9010 Taiga </w:t>
-      </w:r>
-      <w:r>
-        <w:t xml:space="preserve">och </w:t>
-      </w:r>
-      <w:r>
-        <w:rPr>
-          <w:i/>
-        </w:rPr>
-        <w:t>9050 Näringsrik granskog</w:t>
-      </w:r>
-      <w:r>
-        <w:t xml:space="preserve"> (Nitare &amp; Skogsstyrelsen, 2019; SLU Artdatabanken, 2024).</w:t>
-      </w:r>
-    </w:p>
-    <w:p>
-      <w:r>
-        <w:rPr>
-          <w:b/>
-        </w:rPr>
-        <w:t>Rödbrun blekspik (NT)</w:t>
-      </w:r>
-      <w:r>
-        <w:t xml:space="preserve"> växer i norra Sverige på bark och ved av björk och gran i skogar med hög och jämn luftfuktighet. I södra Sverige växer den främst på ek i öppna åldriga lövskogar. I norra delen av sitt utbredningsområde hotas arten av slutavverkningar av gamla granskogar. I den södra delen av landet hotas den genom de åldriga lövskogarnas tillbakagång och särskilt ekhagarnas igenväxning och genom plantering av sådan mark med barrskog. Rödbrun blekspik är typisk art för </w:t>
-      </w:r>
-      <w:r>
-        <w:rPr>
-          <w:i/>
-        </w:rPr>
-        <w:t xml:space="preserve">9010 Taiga, 9020 Nordlig ädellövskog, 9070 Trädklädd betesmark, 9160 Näringsrik ekskog </w:t>
-      </w:r>
-      <w:r>
-        <w:t xml:space="preserve">och </w:t>
-      </w:r>
-      <w:r>
-        <w:rPr>
-          <w:i/>
-        </w:rPr>
-        <w:t>9180 Ädellövskog i branter</w:t>
-      </w:r>
-      <w:r>
-        <w:t xml:space="preserve"> och signalerar alltid höga naturvärden (SLU Artdatabanken, 2024; Nitare &amp; Skogsstyrelsen, 2019).</w:t>
-      </w:r>
-    </w:p>
-    <w:p>
-      <w:r>
-        <w:rPr>
-          <w:b/>
-        </w:rPr>
-        <w:t>Stjärntagging (NT)</w:t>
-      </w:r>
-      <w:r>
-        <w:t xml:space="preserve"> signalerar inom hela sitt utbredningsområde höga naturvärden. Svampen är uttorkningskänslig och beroende av ett oförändrat fuktigt mikroklimat. Den är även beroende av en ständig tillgång på död ved i olika nedbrytningsstadier, dock ej nödvändigtvis grova träd. Tidigare påverkan på miljön måste dock ha varit så skonsam att det naturliga skogsekosystemet till stora delar har bevarats. Minskningstakten för den svenska populationen bedöms vara nära gränsvärdet för Sårbar (VU). Stjärntagging är typisk art för </w:t>
-      </w:r>
-      <w:r>
-        <w:rPr>
-          <w:i/>
-        </w:rPr>
-        <w:t xml:space="preserve">9010 Taiga, 9050 Näringsrik granskog </w:t>
-      </w:r>
-      <w:r>
-        <w:t xml:space="preserve">och </w:t>
-      </w:r>
-      <w:r>
-        <w:rPr>
-          <w:i/>
-        </w:rPr>
-        <w:t>9030 Landhöjningsskog</w:t>
-      </w:r>
-      <w:r>
-        <w:t xml:space="preserve"> (SLU Artdatabanken, 2024; Nitare &amp; Skogsstyrelsen, 2019).</w:t>
-      </w:r>
-    </w:p>
-    <w:p>
-      <w:r>
-        <w:rPr>
-          <w:b/>
-        </w:rPr>
-        <w:t>Stuplav</w:t>
-      </w:r>
-      <w:r>
-        <w:t xml:space="preserve"> är en mycket bra signalart i hela sitt utbredningsområde och förekommer nästan enbart i skogsmiljöer med höga naturvärden. Den indikerar långvarig förekomst av gamla lövträd och miljöer med konstant hög luftfuktighet. I skogar med suboceaniskt klimat finns det en mycket sällsynt parasit, njurlavsknapp </w:t>
-      </w:r>
-      <w:r>
-        <w:rPr>
-          <w:i/>
-        </w:rPr>
-        <w:t>Pletocarpon nephromeum</w:t>
-      </w:r>
-      <w:r>
-        <w:t xml:space="preserve"> (EN), som växer på stuplav. Ytterligare tre sällsynta lavparasiter, </w:t>
-      </w:r>
-      <w:r>
-        <w:rPr>
-          <w:i/>
-        </w:rPr>
-        <w:t>Protounguicularia nephromatis</w:t>
-      </w:r>
-      <w:r>
-        <w:t xml:space="preserve"> (VU), </w:t>
-      </w:r>
-      <w:r>
-        <w:rPr>
-          <w:i/>
-        </w:rPr>
-        <w:t>Refractohilum galligenum</w:t>
-      </w:r>
-      <w:r>
-        <w:t xml:space="preserve"> (NT) och </w:t>
-      </w:r>
-      <w:r>
-        <w:rPr>
-          <w:i/>
-        </w:rPr>
-        <w:t>Roselliniella nephromatis</w:t>
-      </w:r>
-      <w:r>
-        <w:t xml:space="preserve"> (DD), kan också påträffas på stuplav. Stuplav är typisk art för </w:t>
-      </w:r>
-      <w:r>
-        <w:rPr>
-          <w:i/>
-        </w:rPr>
-        <w:t>9010 Taiga</w:t>
-      </w:r>
-      <w:r>
-        <w:t xml:space="preserve"> (SLU Artdatabanken, 2026; Nitare &amp; Skogsstyrelsen, 2019).</w:t>
-      </w:r>
-    </w:p>
-    <w:p>
-      <w:r>
-        <w:rPr>
-          <w:b/>
-        </w:rPr>
-        <w:t>Ullticka (NT)</w:t>
-      </w:r>
-      <w:r>
-        <w:t xml:space="preserve"> är knuten till restbestånd av barrnaturskog och förekommer med ett tydligt optimum i orörda eller måttligt påverkade gamla granskogar där det föreligger viss kontinuitet av grov död ved. Ullticka är en bra signalart inom hela sitt utbredningsområde och i södra Sverige är den sällsynt och en god signalart för skyddsvärda granskogsmiljöer. Den hotas av avverkning och fragmentering av naturskog och äldre granskog med lång trädkontinuitet. På ullticka kan ibland ulltickeporing (VU) påträffas - det är en sällsynt ticka som nyligen delats upp i de tre olika arterna ulltickeporing </w:t>
-      </w:r>
-      <w:r>
-        <w:rPr>
-          <w:i/>
-        </w:rPr>
-        <w:t xml:space="preserve">Skeletocutis brevispora </w:t>
-      </w:r>
-      <w:r>
-        <w:t>(VU)</w:t>
-      </w:r>
-      <w:r>
-        <w:rPr>
-          <w:i/>
-        </w:rPr>
-        <w:t>, Skeletocutis delicata</w:t>
-      </w:r>
-      <w:r>
-        <w:t xml:space="preserve"> (VU)</w:t>
-      </w:r>
-      <w:r>
-        <w:rPr>
-          <w:i/>
-        </w:rPr>
-        <w:t xml:space="preserve"> och Skeletocutis exilis</w:t>
-      </w:r>
-      <w:r>
-        <w:t xml:space="preserve"> (NT). Ullticka är typisk art för </w:t>
-      </w:r>
-      <w:r>
-        <w:rPr>
-          <w:i/>
-        </w:rPr>
-        <w:t xml:space="preserve">9010 Taiga, 9050 Näringsrik granskog </w:t>
-      </w:r>
-      <w:r>
-        <w:t xml:space="preserve">och </w:t>
-      </w:r>
-      <w:r>
-        <w:rPr>
-          <w:i/>
-        </w:rPr>
-        <w:t>9030 Landhöjningsskog</w:t>
-      </w:r>
-      <w:r>
-        <w:t xml:space="preserve"> (SLU Artdatabanken, 2026; Nitare &amp; Skogsstyrelsen, 2019; Miettinen &amp; Niemelä, 2018).</w:t>
-      </w:r>
-    </w:p>
-    <w:p>
-      <w:r>
-        <w:rPr>
-          <w:b/>
-        </w:rPr>
-        <w:t xml:space="preserve">Vedticka </w:t>
-      </w:r>
-      <w:r>
-        <w:t xml:space="preserve">är en bra signalart söder om den naturliga norrlandsgränsen. Den är huvudsakligen knuten till äldre barrskogar där det föreligger långvarig kontinuitet av död barrved. Vedticka är typisk art för </w:t>
-      </w:r>
-      <w:r>
-        <w:rPr>
-          <w:i/>
-        </w:rPr>
-        <w:t xml:space="preserve">9010 Taiga </w:t>
-      </w:r>
-      <w:r>
-        <w:t>(Nitare &amp; Skogsstyrelsen, 2019; SLU Artdatabanken, 2025).</w:t>
-      </w:r>
-    </w:p>
-    <w:p>
-      <w:r>
-        <w:rPr>
-          <w:b/>
-        </w:rPr>
-        <w:t>Violmussling (NT)</w:t>
-      </w:r>
-      <w:r>
-        <w:t xml:space="preserve"> växer på döda, oftast omkullfallna stammar av gran eller tall. De flesta fynden har gjorts i gammal, orörd skog och arten är en mycket god indikator på förekomst av lång skoglig kontinuitet. Platser som hyser stora bestånd av violmussling bör i första hand skyddas och undantas från skogsbruk. Flera sällsynta och mycket sällsynta tickor och skalbaggar är mer eller mindre starkt associerade med violtickor </w:t>
-      </w:r>
-      <w:r>
-        <w:rPr>
-          <w:i/>
-        </w:rPr>
-        <w:t>Trichaptum spp.</w:t>
-      </w:r>
-      <w:r>
-        <w:t xml:space="preserve"> och död ved som först rötats av någon </w:t>
-      </w:r>
-      <w:r>
-        <w:rPr>
-          <w:i/>
-        </w:rPr>
-        <w:t>Trichaptum-art</w:t>
-      </w:r>
-      <w:r>
-        <w:t>. Bland dessa kan nämnas gul mjukporing (CR), lämmelporing (CR), kilporing (VU), parasitporing (VU), gropig brunbagge (NT), gulbandad brunbagge</w:t>
-      </w:r>
-      <w:r>
-        <w:rPr>
-          <w:i/>
-        </w:rPr>
-        <w:t xml:space="preserve"> </w:t>
-      </w:r>
-      <w:r>
-        <w:t>(NT) och brunkantad brunbagge</w:t>
-      </w:r>
-      <w:r>
-        <w:rPr>
-          <w:i/>
-        </w:rPr>
-        <w:t xml:space="preserve"> </w:t>
-      </w:r>
-      <w:r>
-        <w:t xml:space="preserve">(DD). Violmussling är typisk art för </w:t>
-      </w:r>
-      <w:r>
-        <w:rPr>
-          <w:i/>
-        </w:rPr>
-        <w:t>9010 Taiga</w:t>
-      </w:r>
-      <w:r>
-        <w:t xml:space="preserve"> (SLU Artdatabanken, 2026; Nitare &amp; Skogsstyrelsen, 2019).</w:t>
-      </w:r>
-    </w:p>
-    <w:p>
-      <w:r>
-        <w:rPr>
-          <w:b/>
-        </w:rPr>
-        <w:t>Vitgrynig nållav (NT)</w:t>
-      </w:r>
-      <w:r>
-        <w:t xml:space="preserve"> växer nästan uteslutande på bark av gamla, senvuxna granar i skuggiga lägen med hög och jämn luftfuktighet. Den vanligaste naturtypen för arten är kontinuitetsskogar på frisk mark men den finns också i sumpgranskogar. På lång sikt utgör avverkningar av olikåldriga granskogar av naturskogskaraktär ett allvarligt hot mot arten och skogsbruksåtgärder på eller i närheten av växtplatserna bör undvikas. Naturskogsartade, fuktiga granskogar med förekomster av arten signalerar höga biologiska värden och bör bevaras (SLU Artdatabanken, 2024; Nitare &amp; Skogsstyrelsen, 2019).</w:t>
-      </w:r>
-    </w:p>
-    <w:p>
-      <w:r>
-        <w:rPr>
-          <w:b/>
-        </w:rPr>
-        <w:t>Vitskaftad svartspik (VU)</w:t>
-      </w:r>
-      <w:r>
-        <w:t xml:space="preserve"> förekommer främst i naturskog på gamla senvuxna granar och signalerar alltid höga naturvärden. Alla skogliga åtgärder som kan påverka markvatten och luftfuktighet på i närheten av lokaler utgör ett hot. Avverkning av naturskogar utgör ett allvarligt hot och alla skogsskötselåtgärder på eller i närheten av växtplatserna bör undvikas. Lämpligt stora reservat av naturskogstyp bör bevaras. Vitskaftad svartspik är typisk art för </w:t>
-      </w:r>
-      <w:r>
-        <w:rPr>
-          <w:i/>
-        </w:rPr>
-        <w:t>9010 Taiga</w:t>
-      </w:r>
-      <w:r>
-        <w:t xml:space="preserve"> (SLU Artdatabanken, 2026; Nitare &amp; Skogsstyrelsen, 2019).</w:t>
       </w:r>
     </w:p>
     <w:p>
@@ -1639,7 +1596,7 @@
     <w:r>
       <w:tab/>
       <w:tab/>
-      <w:t>2026-06-20</w:t>
+      <w:t>2026-06-21</w:t>
       <w:br/>
       <w:br/>
     </w:r>

--- a/klagomål/A 59433-2025 FSC-klagomål.docx
+++ b/klagomål/A 59433-2025 FSC-klagomål.docx
@@ -1596,7 +1596,7 @@
     <w:r>
       <w:tab/>
       <w:tab/>
-      <w:t>2026-06-21</w:t>
+      <w:t>2026-06-22</w:t>
       <w:br/>
       <w:br/>
     </w:r>

--- a/klagomål/A 59433-2025 FSC-klagomål.docx
+++ b/klagomål/A 59433-2025 FSC-klagomål.docx
@@ -1596,7 +1596,7 @@
     <w:r>
       <w:tab/>
       <w:tab/>
-      <w:t>2026-06-22</w:t>
+      <w:t>2026-06-23</w:t>
       <w:br/>
       <w:br/>
     </w:r>

--- a/klagomål/A 59433-2025 FSC-klagomål.docx
+++ b/klagomål/A 59433-2025 FSC-klagomål.docx
@@ -1596,7 +1596,7 @@
     <w:r>
       <w:tab/>
       <w:tab/>
-      <w:t>2026-06-23</w:t>
+      <w:t>2026-06-24</w:t>
       <w:br/>
       <w:br/>
     </w:r>

--- a/klagomål/A 59433-2025 FSC-klagomål.docx
+++ b/klagomål/A 59433-2025 FSC-klagomål.docx
@@ -1596,7 +1596,7 @@
     <w:r>
       <w:tab/>
       <w:tab/>
-      <w:t>2026-06-24</w:t>
+      <w:t>2026-06-25</w:t>
       <w:br/>
       <w:br/>
     </w:r>

--- a/klagomål/A 59433-2025 FSC-klagomål.docx
+++ b/klagomål/A 59433-2025 FSC-klagomål.docx
@@ -1596,7 +1596,7 @@
     <w:r>
       <w:tab/>
       <w:tab/>
-      <w:t>2026-06-25</w:t>
+      <w:t>2026-06-26</w:t>
       <w:br/>
       <w:br/>
     </w:r>

--- a/klagomål/A 59433-2025 FSC-klagomål.docx
+++ b/klagomål/A 59433-2025 FSC-klagomål.docx
@@ -1596,7 +1596,7 @@
     <w:r>
       <w:tab/>
       <w:tab/>
-      <w:t>2026-06-26</w:t>
+      <w:t>2026-06-27</w:t>
       <w:br/>
       <w:br/>
     </w:r>

--- a/klagomål/A 59433-2025 FSC-klagomål.docx
+++ b/klagomål/A 59433-2025 FSC-klagomål.docx
@@ -1596,7 +1596,7 @@
     <w:r>
       <w:tab/>
       <w:tab/>
-      <w:t>2026-06-27</w:t>
+      <w:t>2026-06-28</w:t>
       <w:br/>
       <w:br/>
     </w:r>

--- a/klagomål/A 59433-2025 FSC-klagomål.docx
+++ b/klagomål/A 59433-2025 FSC-klagomål.docx
@@ -1596,7 +1596,7 @@
     <w:r>
       <w:tab/>
       <w:tab/>
-      <w:t>2026-06-28</w:t>
+      <w:t>2026-06-29</w:t>
       <w:br/>
       <w:br/>
     </w:r>

--- a/klagomål/A 59433-2025 FSC-klagomål.docx
+++ b/klagomål/A 59433-2025 FSC-klagomål.docx
@@ -1596,7 +1596,7 @@
     <w:r>
       <w:tab/>
       <w:tab/>
-      <w:t>2026-06-29</w:t>
+      <w:t>2026-06-30</w:t>
       <w:br/>
       <w:br/>
     </w:r>

--- a/klagomål/A 59433-2025 FSC-klagomål.docx
+++ b/klagomål/A 59433-2025 FSC-klagomål.docx
@@ -1596,7 +1596,7 @@
     <w:r>
       <w:tab/>
       <w:tab/>
-      <w:t>2026-06-30</w:t>
+      <w:t>2026-07-01</w:t>
       <w:br/>
       <w:br/>
     </w:r>

--- a/klagomål/A 59433-2025 FSC-klagomål.docx
+++ b/klagomål/A 59433-2025 FSC-klagomål.docx
@@ -1596,7 +1596,7 @@
     <w:r>
       <w:tab/>
       <w:tab/>
-      <w:t>2026-07-13</w:t>
+      <w:t>2026-07-14</w:t>
       <w:br/>
       <w:br/>
     </w:r>

--- a/klagomål/A 59433-2025 FSC-klagomål.docx
+++ b/klagomål/A 59433-2025 FSC-klagomål.docx
@@ -1596,7 +1596,7 @@
     <w:r>
       <w:tab/>
       <w:tab/>
-      <w:t>2026-07-14</w:t>
+      <w:t>2026-07-15</w:t>
       <w:br/>
       <w:br/>
     </w:r>

--- a/klagomål/A 59433-2025 FSC-klagomål.docx
+++ b/klagomål/A 59433-2025 FSC-klagomål.docx
@@ -1596,7 +1596,7 @@
     <w:r>
       <w:tab/>
       <w:tab/>
-      <w:t>2026-07-15</w:t>
+      <w:t>2026-07-16</w:t>
       <w:br/>
       <w:br/>
     </w:r>

--- a/klagomål/A 59433-2025 FSC-klagomål.docx
+++ b/klagomål/A 59433-2025 FSC-klagomål.docx
@@ -1596,7 +1596,7 @@
     <w:r>
       <w:tab/>
       <w:tab/>
-      <w:t>2026-07-16</w:t>
+      <w:t>2026-07-17</w:t>
       <w:br/>
       <w:br/>
     </w:r>

--- a/klagomål/A 59433-2025 FSC-klagomål.docx
+++ b/klagomål/A 59433-2025 FSC-klagomål.docx
@@ -1596,7 +1596,7 @@
     <w:r>
       <w:tab/>
       <w:tab/>
-      <w:t>2026-07-17</w:t>
+      <w:t>2026-07-18</w:t>
       <w:br/>
       <w:br/>
     </w:r>

--- a/klagomål/A 59433-2025 FSC-klagomål.docx
+++ b/klagomål/A 59433-2025 FSC-klagomål.docx
@@ -1596,7 +1596,7 @@
     <w:r>
       <w:tab/>
       <w:tab/>
-      <w:t>2026-07-18</w:t>
+      <w:t>2026-07-19</w:t>
       <w:br/>
       <w:br/>
     </w:r>

--- a/klagomål/A 59433-2025 FSC-klagomål.docx
+++ b/klagomål/A 59433-2025 FSC-klagomål.docx
@@ -1596,7 +1596,7 @@
     <w:r>
       <w:tab/>
       <w:tab/>
-      <w:t>2026-07-19</w:t>
+      <w:t>2026-07-20</w:t>
       <w:br/>
       <w:br/>
     </w:r>

--- a/klagomål/A 59433-2025 FSC-klagomål.docx
+++ b/klagomål/A 59433-2025 FSC-klagomål.docx
@@ -1596,7 +1596,7 @@
     <w:r>
       <w:tab/>
       <w:tab/>
-      <w:t>2026-07-20</w:t>
+      <w:t>2026-07-21</w:t>
       <w:br/>
       <w:br/>
     </w:r>

--- a/klagomål/A 59433-2025 FSC-klagomål.docx
+++ b/klagomål/A 59433-2025 FSC-klagomål.docx
@@ -1596,7 +1596,7 @@
     <w:r>
       <w:tab/>
       <w:tab/>
-      <w:t>2026-07-21</w:t>
+      <w:t>2026-07-22</w:t>
       <w:br/>
       <w:br/>
     </w:r>

--- a/klagomål/A 59433-2025 FSC-klagomål.docx
+++ b/klagomål/A 59433-2025 FSC-klagomål.docx
@@ -1596,7 +1596,7 @@
     <w:r>
       <w:tab/>
       <w:tab/>
-      <w:t>2026-07-22</w:t>
+      <w:t>2026-07-23</w:t>
       <w:br/>
       <w:br/>
     </w:r>

--- a/klagomål/A 59433-2025 FSC-klagomål.docx
+++ b/klagomål/A 59433-2025 FSC-klagomål.docx
@@ -1596,7 +1596,7 @@
     <w:r>
       <w:tab/>
       <w:tab/>
-      <w:t>2026-07-23</w:t>
+      <w:t>2026-07-24</w:t>
       <w:br/>
       <w:br/>
     </w:r>

--- a/klagomål/A 59433-2025 FSC-klagomål.docx
+++ b/klagomål/A 59433-2025 FSC-klagomål.docx
@@ -216,7 +216,7 @@
         <w:spacing w:after="240"/>
       </w:pPr>
       <w:r>
-        <w:t>Figur 1. Fyndplatser för naturvårdsarter i avverkningsanmälan. Markörer utan svart kant är placerade på fyndplatsen. Markörer med svart kant är placerade vid sidan av fyndplatsen har ett svart streck som visar fyndplatsens exakta position. Kartans mittpunktskoordinat är N 7209193, E 519257 i SWEREF 99 TM.</w:t>
+        <w:t>Figur 1. Fyndplatser för naturvårdsarter i avverkningsanmälan. Markörer utan svart kant är placerade på fyndplatsen. Markörer med svart kant är placerade vid sidan av fyndplatsen och har ett svart streck som visar fyndplatsens exakta position. Kartans mittpunktskoordinat är N 7209193, E 519257 i SWEREF 99 TM.</w:t>
       </w:r>
     </w:p>
     <w:p>
@@ -1596,7 +1596,7 @@
     <w:r>
       <w:tab/>
       <w:tab/>
-      <w:t>2026-08-14</w:t>
+      <w:t>2026-08-15</w:t>
       <w:br/>
       <w:br/>
     </w:r>

--- a/klagomål/A 59433-2025 FSC-klagomål.docx
+++ b/klagomål/A 59433-2025 FSC-klagomål.docx
@@ -1596,7 +1596,7 @@
     <w:r>
       <w:tab/>
       <w:tab/>
-      <w:t>2026-08-15</w:t>
+      <w:t>2026-08-16</w:t>
       <w:br/>
       <w:br/>
     </w:r>

--- a/klagomål/A 59433-2025 FSC-klagomål.docx
+++ b/klagomål/A 59433-2025 FSC-klagomål.docx
@@ -1596,7 +1596,7 @@
     <w:r>
       <w:tab/>
       <w:tab/>
-      <w:t>2026-08-16</w:t>
+      <w:t>2026-08-17</w:t>
       <w:br/>
       <w:br/>
     </w:r>

--- a/klagomål/A 59433-2025 FSC-klagomål.docx
+++ b/klagomål/A 59433-2025 FSC-klagomål.docx
@@ -1596,7 +1596,7 @@
     <w:r>
       <w:tab/>
       <w:tab/>
-      <w:t>2026-08-17</w:t>
+      <w:t>2026-08-18</w:t>
       <w:br/>
       <w:br/>
     </w:r>

--- a/klagomål/A 59433-2025 FSC-klagomål.docx
+++ b/klagomål/A 59433-2025 FSC-klagomål.docx
@@ -1596,7 +1596,7 @@
     <w:r>
       <w:tab/>
       <w:tab/>
-      <w:t>2026-08-18</w:t>
+      <w:t>2026-08-19</w:t>
       <w:br/>
       <w:br/>
     </w:r>

--- a/klagomål/A 59433-2025 FSC-klagomål.docx
+++ b/klagomål/A 59433-2025 FSC-klagomål.docx
@@ -1596,7 +1596,7 @@
     <w:r>
       <w:tab/>
       <w:tab/>
-      <w:t>2026-08-19</w:t>
+      <w:t>2026-08-20</w:t>
       <w:br/>
       <w:br/>
     </w:r>

--- a/klagomål/A 59433-2025 FSC-klagomål.docx
+++ b/klagomål/A 59433-2025 FSC-klagomål.docx
@@ -1596,7 +1596,7 @@
     <w:r>
       <w:tab/>
       <w:tab/>
-      <w:t>2026-08-20</w:t>
+      <w:t>2026-08-21</w:t>
       <w:br/>
       <w:br/>
     </w:r>

--- a/klagomål/A 59433-2025 FSC-klagomål.docx
+++ b/klagomål/A 59433-2025 FSC-klagomål.docx
@@ -1596,7 +1596,7 @@
     <w:r>
       <w:tab/>
       <w:tab/>
-      <w:t>2026-08-21</w:t>
+      <w:t>2026-08-22</w:t>
       <w:br/>
       <w:br/>
     </w:r>

--- a/klagomål/A 59433-2025 FSC-klagomål.docx
+++ b/klagomål/A 59433-2025 FSC-klagomål.docx
@@ -1596,7 +1596,7 @@
     <w:r>
       <w:tab/>
       <w:tab/>
-      <w:t>2026-08-22</w:t>
+      <w:t>2026-08-23</w:t>
       <w:br/>
       <w:br/>
     </w:r>

--- a/klagomål/A 59433-2025 FSC-klagomål.docx
+++ b/klagomål/A 59433-2025 FSC-klagomål.docx
@@ -1596,7 +1596,7 @@
     <w:r>
       <w:tab/>
       <w:tab/>
-      <w:t>2026-08-23</w:t>
+      <w:t>2026-08-24</w:t>
       <w:br/>
       <w:br/>
     </w:r>

--- a/klagomål/A 59433-2025 FSC-klagomål.docx
+++ b/klagomål/A 59433-2025 FSC-klagomål.docx
@@ -1596,7 +1596,7 @@
     <w:r>
       <w:tab/>
       <w:tab/>
-      <w:t>2026-08-24</w:t>
+      <w:t>2026-08-25</w:t>
       <w:br/>
       <w:br/>
     </w:r>

--- a/klagomål/A 59433-2025 FSC-klagomål.docx
+++ b/klagomål/A 59433-2025 FSC-klagomål.docx
@@ -1596,7 +1596,7 @@
     <w:r>
       <w:tab/>
       <w:tab/>
-      <w:t>2026-08-25</w:t>
+      <w:t>2026-08-26</w:t>
       <w:br/>
       <w:br/>
     </w:r>

--- a/klagomål/A 59433-2025 FSC-klagomål.docx
+++ b/klagomål/A 59433-2025 FSC-klagomål.docx
@@ -1596,7 +1596,7 @@
     <w:r>
       <w:tab/>
       <w:tab/>
-      <w:t>2026-08-26</w:t>
+      <w:t>2026-08-27</w:t>
       <w:br/>
       <w:br/>
     </w:r>

--- a/klagomål/A 59433-2025 FSC-klagomål.docx
+++ b/klagomål/A 59433-2025 FSC-klagomål.docx
@@ -1596,7 +1596,7 @@
     <w:r>
       <w:tab/>
       <w:tab/>
-      <w:t>2026-08-27</w:t>
+      <w:t>2026-08-28</w:t>
       <w:br/>
       <w:br/>
     </w:r>

--- a/klagomål/A 59433-2025 FSC-klagomål.docx
+++ b/klagomål/A 59433-2025 FSC-klagomål.docx
@@ -1596,7 +1596,7 @@
     <w:r>
       <w:tab/>
       <w:tab/>
-      <w:t>2026-08-28</w:t>
+      <w:t>2026-08-29</w:t>
       <w:br/>
       <w:br/>
     </w:r>

--- a/klagomål/A 59433-2025 FSC-klagomål.docx
+++ b/klagomål/A 59433-2025 FSC-klagomål.docx
@@ -1596,7 +1596,7 @@
     <w:r>
       <w:tab/>
       <w:tab/>
-      <w:t>2026-08-29</w:t>
+      <w:t>2026-08-31</w:t>
       <w:br/>
       <w:br/>
     </w:r>

--- a/klagomål/A 59433-2025 FSC-klagomål.docx
+++ b/klagomål/A 59433-2025 FSC-klagomål.docx
@@ -1596,7 +1596,7 @@
     <w:r>
       <w:tab/>
       <w:tab/>
-      <w:t>2026-08-31</w:t>
+      <w:t>2026-09-01</w:t>
       <w:br/>
       <w:br/>
     </w:r>

--- a/klagomål/A 59433-2025 FSC-klagomål.docx
+++ b/klagomål/A 59433-2025 FSC-klagomål.docx
@@ -1596,7 +1596,7 @@
     <w:r>
       <w:tab/>
       <w:tab/>
-      <w:t>2026-09-01</w:t>
+      <w:t>2026-09-02</w:t>
       <w:br/>
       <w:br/>
     </w:r>

--- a/klagomål/A 59433-2025 FSC-klagomål.docx
+++ b/klagomål/A 59433-2025 FSC-klagomål.docx
@@ -1596,7 +1596,7 @@
     <w:r>
       <w:tab/>
       <w:tab/>
-      <w:t>2026-09-02</w:t>
+      <w:t>2026-09-03</w:t>
       <w:br/>
       <w:br/>
     </w:r>

--- a/klagomål/A 59433-2025 FSC-klagomål.docx
+++ b/klagomål/A 59433-2025 FSC-klagomål.docx
@@ -1596,7 +1596,7 @@
     <w:r>
       <w:tab/>
       <w:tab/>
-      <w:t>2026-09-03</w:t>
+      <w:t>2026-09-04</w:t>
       <w:br/>
       <w:br/>
     </w:r>

--- a/klagomål/A 59433-2025 FSC-klagomål.docx
+++ b/klagomål/A 59433-2025 FSC-klagomål.docx
@@ -1596,7 +1596,7 @@
     <w:r>
       <w:tab/>
       <w:tab/>
-      <w:t>2026-09-04</w:t>
+      <w:t>2026-09-05</w:t>
       <w:br/>
       <w:br/>
     </w:r>
